--- a/Chapter4/Chapter4.docx
+++ b/Chapter4/Chapter4.docx
@@ -80,6 +80,2406 @@
         <w:t xml:space="preserve"> 4.11 Class Design Hints</w:t>
       </w:r>
     </w:p>
+    <w:p/>
+    <w:p>
+      <w:pPr>
+        <w:rPr>
+          <w:b/>
+          <w:bCs/>
+        </w:rPr>
+      </w:pPr>
+      <w:r>
+        <w:rPr>
+          <w:b/>
+          <w:bCs/>
+        </w:rPr>
+        <w:t>4.1 Introduction to Object-Oriented Programming</w:t>
+      </w:r>
+    </w:p>
+    <w:p>
+      <w:r>
+        <w:t>Object-Oriented Programming (OOP) is a programming approach in which programs are built using objects that contain both data and the methods that operate on that data.</w:t>
+      </w:r>
+    </w:p>
+    <w:p>
+      <w:r>
+        <w:t xml:space="preserve">Before OOP, most programs were written using </w:t>
+      </w:r>
+      <w:r>
+        <w:rPr>
+          <w:b/>
+          <w:bCs/>
+        </w:rPr>
+        <w:t>procedural programming</w:t>
+      </w:r>
+      <w:r>
+        <w:t>, where the focus was on writing procedures or functions first and then designing data structures.</w:t>
+      </w:r>
+    </w:p>
+    <w:p>
+      <w:pPr>
+        <w:rPr>
+          <w:b/>
+          <w:bCs/>
+          <w:u w:val="single"/>
+        </w:rPr>
+      </w:pPr>
+      <w:r>
+        <w:rPr>
+          <w:b/>
+          <w:bCs/>
+          <w:u w:val="single"/>
+        </w:rPr>
+        <w:t>Procedural Programming</w:t>
+      </w:r>
+    </w:p>
+    <w:p>
+      <w:pPr>
+        <w:numPr>
+          <w:ilvl w:val="0"/>
+          <w:numId w:val="1"/>
+        </w:numPr>
+      </w:pPr>
+      <w:r>
+        <w:t xml:space="preserve">Focuses on functions and algorithms. </w:t>
+      </w:r>
+    </w:p>
+    <w:p>
+      <w:pPr>
+        <w:numPr>
+          <w:ilvl w:val="0"/>
+          <w:numId w:val="1"/>
+        </w:numPr>
+      </w:pPr>
+      <w:r>
+        <w:t xml:space="preserve">Data is often shared globally. </w:t>
+      </w:r>
+    </w:p>
+    <w:p>
+      <w:pPr>
+        <w:numPr>
+          <w:ilvl w:val="0"/>
+          <w:numId w:val="1"/>
+        </w:numPr>
+      </w:pPr>
+      <w:r>
+        <w:t xml:space="preserve">Large programs become difficult to manage. </w:t>
+      </w:r>
+    </w:p>
+    <w:p>
+      <w:pPr>
+        <w:numPr>
+          <w:ilvl w:val="0"/>
+          <w:numId w:val="1"/>
+        </w:numPr>
+      </w:pPr>
+      <w:r>
+        <w:t xml:space="preserve">Bugs are harder to locate because many functions may access the same data. </w:t>
+      </w:r>
+    </w:p>
+    <w:p>
+      <w:pPr>
+        <w:rPr>
+          <w:b/>
+          <w:bCs/>
+          <w:u w:val="single"/>
+        </w:rPr>
+      </w:pPr>
+      <w:r>
+        <w:rPr>
+          <w:b/>
+          <w:bCs/>
+          <w:u w:val="single"/>
+        </w:rPr>
+        <w:t>Object-Oriented Programming</w:t>
+      </w:r>
+    </w:p>
+    <w:p>
+      <w:pPr>
+        <w:numPr>
+          <w:ilvl w:val="0"/>
+          <w:numId w:val="2"/>
+        </w:numPr>
+      </w:pPr>
+      <w:r>
+        <w:t xml:space="preserve">Focuses on objects and their data. </w:t>
+      </w:r>
+    </w:p>
+    <w:p>
+      <w:pPr>
+        <w:numPr>
+          <w:ilvl w:val="0"/>
+          <w:numId w:val="2"/>
+        </w:numPr>
+      </w:pPr>
+      <w:r>
+        <w:t xml:space="preserve">Each object manages its own data. </w:t>
+      </w:r>
+    </w:p>
+    <w:p>
+      <w:pPr>
+        <w:numPr>
+          <w:ilvl w:val="0"/>
+          <w:numId w:val="2"/>
+        </w:numPr>
+      </w:pPr>
+      <w:r>
+        <w:t xml:space="preserve">Easier to maintain and debug. </w:t>
+      </w:r>
+    </w:p>
+    <w:p>
+      <w:pPr>
+        <w:numPr>
+          <w:ilvl w:val="0"/>
+          <w:numId w:val="2"/>
+        </w:numPr>
+      </w:pPr>
+      <w:r>
+        <w:t>Encourages code reuse and modularity.</w:t>
+      </w:r>
+    </w:p>
+    <w:p>
+      <w:pPr>
+        <w:rPr>
+          <w:b/>
+          <w:bCs/>
+        </w:rPr>
+      </w:pPr>
+      <w:r>
+        <w:rPr>
+          <w:b/>
+          <w:bCs/>
+        </w:rPr>
+        <w:t>Advantages of OOP</w:t>
+      </w:r>
+    </w:p>
+    <w:p>
+      <w:pPr>
+        <w:numPr>
+          <w:ilvl w:val="0"/>
+          <w:numId w:val="3"/>
+        </w:numPr>
+      </w:pPr>
+      <w:r>
+        <w:t xml:space="preserve">Improves code organization. </w:t>
+      </w:r>
+    </w:p>
+    <w:p>
+      <w:pPr>
+        <w:numPr>
+          <w:ilvl w:val="0"/>
+          <w:numId w:val="3"/>
+        </w:numPr>
+      </w:pPr>
+      <w:r>
+        <w:t xml:space="preserve">Encourages code reuse. </w:t>
+      </w:r>
+    </w:p>
+    <w:p>
+      <w:pPr>
+        <w:numPr>
+          <w:ilvl w:val="0"/>
+          <w:numId w:val="3"/>
+        </w:numPr>
+      </w:pPr>
+      <w:r>
+        <w:t xml:space="preserve">Simplifies debugging. </w:t>
+      </w:r>
+    </w:p>
+    <w:p>
+      <w:pPr>
+        <w:numPr>
+          <w:ilvl w:val="0"/>
+          <w:numId w:val="3"/>
+        </w:numPr>
+      </w:pPr>
+      <w:r>
+        <w:t xml:space="preserve">Makes software easier to maintain. </w:t>
+      </w:r>
+    </w:p>
+    <w:p>
+      <w:pPr>
+        <w:numPr>
+          <w:ilvl w:val="0"/>
+          <w:numId w:val="3"/>
+        </w:numPr>
+      </w:pPr>
+      <w:r>
+        <w:lastRenderedPageBreak/>
+        <w:t xml:space="preserve">Reduces code duplication. </w:t>
+      </w:r>
+    </w:p>
+    <w:p>
+      <w:pPr>
+        <w:numPr>
+          <w:ilvl w:val="0"/>
+          <w:numId w:val="3"/>
+        </w:numPr>
+      </w:pPr>
+      <w:r>
+        <w:t xml:space="preserve">Protects data through encapsulation. </w:t>
+      </w:r>
+    </w:p>
+    <w:p>
+      <w:pPr>
+        <w:numPr>
+          <w:ilvl w:val="0"/>
+          <w:numId w:val="3"/>
+        </w:numPr>
+      </w:pPr>
+      <w:r>
+        <w:t xml:space="preserve">Makes teamwork easier because classes are modular. </w:t>
+      </w:r>
+    </w:p>
+    <w:p>
+      <w:pPr>
+        <w:numPr>
+          <w:ilvl w:val="0"/>
+          <w:numId w:val="3"/>
+        </w:numPr>
+      </w:pPr>
+      <w:r>
+        <w:t xml:space="preserve">Suitable for large-scale applications. </w:t>
+      </w:r>
+    </w:p>
+    <w:p/>
+    <w:p>
+      <w:pPr>
+        <w:rPr>
+          <w:b/>
+          <w:bCs/>
+          <w:u w:val="single"/>
+        </w:rPr>
+      </w:pPr>
+      <w:r>
+        <w:rPr>
+          <w:b/>
+          <w:bCs/>
+          <w:u w:val="single"/>
+        </w:rPr>
+        <w:t>Classes</w:t>
+      </w:r>
+    </w:p>
+    <w:p>
+      <w:r>
+        <w:t xml:space="preserve">A </w:t>
+      </w:r>
+      <w:r>
+        <w:rPr>
+          <w:b/>
+          <w:bCs/>
+        </w:rPr>
+        <w:t>class</w:t>
+      </w:r>
+      <w:r>
+        <w:t xml:space="preserve"> is a blueprint or template used to create objects. It defines the properties (fields) and </w:t>
+      </w:r>
+      <w:r>
+        <w:t>behaviours</w:t>
+      </w:r>
+      <w:r>
+        <w:t xml:space="preserve"> (methods) that objects created from the class will have.</w:t>
+      </w:r>
+    </w:p>
+    <w:p>
+      <w:r>
+        <w:rPr>
+          <w:b/>
+          <w:bCs/>
+        </w:rPr>
+        <w:t>Identifying Classes</w:t>
+      </w:r>
+      <w:r>
+        <w:rPr>
+          <w:b/>
+          <w:bCs/>
+        </w:rPr>
+        <w:t xml:space="preserve">: </w:t>
+      </w:r>
+      <w:r>
+        <w:t>A simple rule for identifying classes is:</w:t>
+      </w:r>
+    </w:p>
+    <w:p>
+      <w:pPr>
+        <w:rPr>
+          <w:i/>
+          <w:iCs/>
+          <w:u w:val="single"/>
+        </w:rPr>
+      </w:pPr>
+      <w:r>
+        <w:rPr>
+          <w:i/>
+          <w:iCs/>
+          <w:u w:val="single"/>
+        </w:rPr>
+        <w:t xml:space="preserve">Nouns </w:t>
+      </w:r>
+      <w:r>
+        <w:rPr>
+          <w:i/>
+          <w:iCs/>
+          <w:u w:val="single"/>
+        </w:rPr>
+        <w:t>(are)</w:t>
+      </w:r>
+      <w:r>
+        <w:rPr>
+          <w:i/>
+          <w:iCs/>
+          <w:u w:val="single"/>
+        </w:rPr>
+        <w:t xml:space="preserve"> Classes</w:t>
+      </w:r>
+      <w:r>
+        <w:rPr>
+          <w:i/>
+          <w:iCs/>
+          <w:u w:val="single"/>
+        </w:rPr>
+        <w:t xml:space="preserve"> like </w:t>
+      </w:r>
+      <w:r>
+        <w:rPr>
+          <w:i/>
+          <w:iCs/>
+          <w:u w:val="single"/>
+        </w:rPr>
+        <w:t>Student</w:t>
+      </w:r>
+      <w:r>
+        <w:rPr>
+          <w:i/>
+          <w:iCs/>
+          <w:u w:val="single"/>
+        </w:rPr>
+        <w:t xml:space="preserve">, </w:t>
+      </w:r>
+      <w:r>
+        <w:rPr>
+          <w:i/>
+          <w:iCs/>
+          <w:u w:val="single"/>
+        </w:rPr>
+        <w:t>Teacher</w:t>
+      </w:r>
+      <w:r>
+        <w:rPr>
+          <w:i/>
+          <w:iCs/>
+          <w:u w:val="single"/>
+        </w:rPr>
+        <w:t xml:space="preserve"> or </w:t>
+      </w:r>
+      <w:r>
+        <w:rPr>
+          <w:i/>
+          <w:iCs/>
+          <w:u w:val="single"/>
+        </w:rPr>
+        <w:t>Book</w:t>
+      </w:r>
+    </w:p>
+    <w:p>
+      <w:pPr>
+        <w:rPr>
+          <w:i/>
+          <w:iCs/>
+          <w:u w:val="single"/>
+        </w:rPr>
+      </w:pPr>
+      <w:r>
+        <w:rPr>
+          <w:i/>
+          <w:iCs/>
+          <w:u w:val="single"/>
+        </w:rPr>
+        <w:t xml:space="preserve">Verbs </w:t>
+      </w:r>
+      <w:r>
+        <w:rPr>
+          <w:i/>
+          <w:iCs/>
+          <w:u w:val="single"/>
+        </w:rPr>
+        <w:t>(are)</w:t>
+      </w:r>
+      <w:r>
+        <w:rPr>
+          <w:i/>
+          <w:iCs/>
+          <w:u w:val="single"/>
+        </w:rPr>
+        <w:t xml:space="preserve"> Methods</w:t>
+      </w:r>
+      <w:r>
+        <w:rPr>
+          <w:i/>
+          <w:iCs/>
+          <w:u w:val="single"/>
+        </w:rPr>
+        <w:t xml:space="preserve"> like </w:t>
+      </w:r>
+      <w:r>
+        <w:rPr>
+          <w:i/>
+          <w:iCs/>
+          <w:u w:val="single"/>
+        </w:rPr>
+        <w:t>Add</w:t>
+      </w:r>
+      <w:r>
+        <w:rPr>
+          <w:i/>
+          <w:iCs/>
+          <w:u w:val="single"/>
+        </w:rPr>
+        <w:t xml:space="preserve">, </w:t>
+      </w:r>
+      <w:r>
+        <w:rPr>
+          <w:i/>
+          <w:iCs/>
+          <w:u w:val="single"/>
+        </w:rPr>
+        <w:t>Delete</w:t>
+      </w:r>
+      <w:r>
+        <w:rPr>
+          <w:i/>
+          <w:iCs/>
+          <w:u w:val="single"/>
+        </w:rPr>
+        <w:t xml:space="preserve"> </w:t>
+      </w:r>
+      <w:r>
+        <w:rPr>
+          <w:i/>
+          <w:iCs/>
+          <w:u w:val="single"/>
+        </w:rPr>
+        <w:t>or Pay</w:t>
+      </w:r>
+      <w:r>
+        <w:rPr>
+          <w:i/>
+          <w:iCs/>
+          <w:u w:val="single"/>
+        </w:rPr>
+        <w:t xml:space="preserve"> </w:t>
+      </w:r>
+    </w:p>
+    <w:p>
+      <w:pPr>
+        <w:jc w:val="center"/>
+      </w:pPr>
+      <w:r>
+        <w:rPr>
+          <w:noProof/>
+        </w:rPr>
+        <w:drawing>
+          <wp:inline distT="0" distB="0" distL="0" distR="0" wp14:anchorId="69148C4F" wp14:editId="5457A125">
+            <wp:extent cx="5962650" cy="2295525"/>
+            <wp:effectExtent l="0" t="0" r="0" b="9525"/>
+            <wp:docPr id="927340338" name="Picture 1"/>
+            <wp:cNvGraphicFramePr>
+              <a:graphicFrameLocks xmlns:a="http://schemas.openxmlformats.org/drawingml/2006/main" noChangeAspect="1"/>
+            </wp:cNvGraphicFramePr>
+            <a:graphic xmlns:a="http://schemas.openxmlformats.org/drawingml/2006/main">
+              <a:graphicData uri="http://schemas.openxmlformats.org/drawingml/2006/picture">
+                <pic:pic xmlns:pic="http://schemas.openxmlformats.org/drawingml/2006/picture">
+                  <pic:nvPicPr>
+                    <pic:cNvPr id="927340338" name=""/>
+                    <pic:cNvPicPr/>
+                  </pic:nvPicPr>
+                  <pic:blipFill>
+                    <a:blip r:embed="rId5"/>
+                    <a:stretch>
+                      <a:fillRect/>
+                    </a:stretch>
+                  </pic:blipFill>
+                  <pic:spPr>
+                    <a:xfrm>
+                      <a:off x="0" y="0"/>
+                      <a:ext cx="5962650" cy="2295525"/>
+                    </a:xfrm>
+                    <a:prstGeom prst="rect">
+                      <a:avLst/>
+                    </a:prstGeom>
+                  </pic:spPr>
+                </pic:pic>
+              </a:graphicData>
+            </a:graphic>
+          </wp:inline>
+        </w:drawing>
+      </w:r>
+    </w:p>
+    <w:p>
+      <w:pPr>
+        <w:rPr>
+          <w:b/>
+          <w:bCs/>
+        </w:rPr>
+      </w:pPr>
+      <w:r>
+        <w:rPr>
+          <w:b/>
+          <w:bCs/>
+        </w:rPr>
+        <w:t>Relationships Between Classes</w:t>
+      </w:r>
+    </w:p>
+    <w:p>
+      <w:r>
+        <w:rPr>
+          <w:b/>
+          <w:bCs/>
+          <w:u w:val="single"/>
+        </w:rPr>
+        <w:t>Dependency ("Uses-a")</w:t>
+      </w:r>
+      <w:r>
+        <w:rPr>
+          <w:b/>
+          <w:bCs/>
+          <w:u w:val="single"/>
+        </w:rPr>
+        <w:t>:</w:t>
+      </w:r>
+      <w:r>
+        <w:t xml:space="preserve"> </w:t>
+      </w:r>
+      <w:r>
+        <w:t>One class depends on another if it uses its objects.</w:t>
+      </w:r>
+      <w:r>
+        <w:t xml:space="preserve"> For example, </w:t>
+      </w:r>
+      <w:r>
+        <w:t>The Order class uses the Payment class to complete transactions.</w:t>
+      </w:r>
+      <w:r>
+        <w:t xml:space="preserve"> It is </w:t>
+      </w:r>
+      <w:r>
+        <w:t>Temporary relationship</w:t>
+      </w:r>
+      <w:r>
+        <w:t xml:space="preserve">, </w:t>
+      </w:r>
+      <w:r>
+        <w:t>Loose coupling</w:t>
+      </w:r>
+      <w:r>
+        <w:t xml:space="preserve"> and </w:t>
+      </w:r>
+      <w:r>
+        <w:t>One class calls another</w:t>
+      </w:r>
+      <w:r>
+        <w:t>.</w:t>
+      </w:r>
+    </w:p>
+    <w:p/>
+    <w:p>
+      <w:r>
+        <w:rPr>
+          <w:b/>
+          <w:bCs/>
+          <w:u w:val="single"/>
+        </w:rPr>
+        <w:t>Aggregation ("Has-a")</w:t>
+      </w:r>
+      <w:r>
+        <w:rPr>
+          <w:b/>
+          <w:bCs/>
+          <w:u w:val="single"/>
+        </w:rPr>
+        <w:t>:</w:t>
+      </w:r>
+      <w:r>
+        <w:t xml:space="preserve"> </w:t>
+      </w:r>
+      <w:r>
+        <w:t>Aggregation means one object contains another object.</w:t>
+      </w:r>
+      <w:r>
+        <w:t xml:space="preserve"> For example, the </w:t>
+      </w:r>
+      <w:r>
+        <w:t>Department</w:t>
+      </w:r>
+      <w:r>
+        <w:t xml:space="preserve"> </w:t>
+      </w:r>
+      <w:r>
+        <w:t>contains</w:t>
+      </w:r>
+      <w:r>
+        <w:t xml:space="preserve"> </w:t>
+      </w:r>
+      <w:r>
+        <w:t>Employees</w:t>
+      </w:r>
+      <w:r>
+        <w:t xml:space="preserve"> </w:t>
+      </w:r>
+    </w:p>
+    <w:p/>
+    <w:p>
+      <w:r>
+        <w:rPr>
+          <w:b/>
+          <w:bCs/>
+          <w:u w:val="single"/>
+        </w:rPr>
+        <w:t>Inheritance ("Is-a")</w:t>
+      </w:r>
+      <w:r>
+        <w:rPr>
+          <w:b/>
+          <w:bCs/>
+          <w:u w:val="single"/>
+        </w:rPr>
+        <w:t>:</w:t>
+      </w:r>
+      <w:r>
+        <w:t xml:space="preserve">  </w:t>
+      </w:r>
+      <w:r>
+        <w:t xml:space="preserve">It is a mechanism that allows a new class (called the child class or subclass) to acquire the properties (fields) and </w:t>
+      </w:r>
+      <w:r>
+        <w:t>behaviours</w:t>
+      </w:r>
+      <w:r>
+        <w:t xml:space="preserve"> (methods) of an existing class (called the parent class or superclass).</w:t>
+      </w:r>
+      <w:r>
+        <w:t xml:space="preserve"> For </w:t>
+      </w:r>
+      <w:r>
+        <w:t>example,</w:t>
+      </w:r>
+      <w:r>
+        <w:t xml:space="preserve"> </w:t>
+      </w:r>
+      <w:r>
+        <w:t>Dog inherits Animal's features and adds its own.</w:t>
+      </w:r>
+    </w:p>
+    <w:p/>
+    <w:p>
+      <w:pPr>
+        <w:rPr>
+          <w:b/>
+          <w:bCs/>
+          <w:u w:val="single"/>
+        </w:rPr>
+      </w:pPr>
+      <w:r>
+        <w:rPr>
+          <w:b/>
+          <w:bCs/>
+          <w:u w:val="single"/>
+        </w:rPr>
+        <w:t>Objects</w:t>
+      </w:r>
+    </w:p>
+    <w:p>
+      <w:r>
+        <w:t xml:space="preserve">An </w:t>
+      </w:r>
+      <w:r>
+        <w:rPr>
+          <w:b/>
+          <w:bCs/>
+        </w:rPr>
+        <w:t>object</w:t>
+      </w:r>
+      <w:r>
+        <w:t xml:space="preserve"> is an instance of a class.</w:t>
+      </w:r>
+      <w:r>
+        <w:t xml:space="preserve"> </w:t>
+      </w:r>
+      <w:r>
+        <w:t>It contains:</w:t>
+      </w:r>
+      <w:r>
+        <w:t xml:space="preserve"> </w:t>
+      </w:r>
+      <w:r>
+        <w:t>Data (state)</w:t>
+      </w:r>
+      <w:r>
+        <w:t xml:space="preserve">, </w:t>
+      </w:r>
+      <w:r>
+        <w:t>Methods (</w:t>
+      </w:r>
+      <w:r>
+        <w:t>behaviour</w:t>
+      </w:r>
+      <w:r>
+        <w:t>)</w:t>
+      </w:r>
+      <w:r>
+        <w:t xml:space="preserve"> and </w:t>
+      </w:r>
+      <w:r>
+        <w:t>Identity</w:t>
+      </w:r>
+    </w:p>
+    <w:p>
+      <w:r>
+        <w:t>Every object has three important characteristics</w:t>
+      </w:r>
+      <w:r>
+        <w:t>:</w:t>
+      </w:r>
+    </w:p>
+    <w:p>
+      <w:r>
+        <w:rPr>
+          <w:b/>
+          <w:bCs/>
+        </w:rPr>
+        <w:t>State:</w:t>
+      </w:r>
+      <w:r>
+        <w:t xml:space="preserve"> </w:t>
+      </w:r>
+      <w:r>
+        <w:t xml:space="preserve">The </w:t>
+      </w:r>
+      <w:r>
+        <w:rPr>
+          <w:b/>
+          <w:bCs/>
+        </w:rPr>
+        <w:t>state</w:t>
+      </w:r>
+      <w:r>
+        <w:t xml:space="preserve"> of an object represents the current values of its attributes.</w:t>
+      </w:r>
+    </w:p>
+    <w:p>
+      <w:r>
+        <w:rPr>
+          <w:b/>
+          <w:bCs/>
+        </w:rPr>
+        <w:t>Behaviour:</w:t>
+      </w:r>
+      <w:r>
+        <w:t xml:space="preserve"> </w:t>
+      </w:r>
+      <w:r>
+        <w:t>Behaviour</w:t>
+      </w:r>
+      <w:r>
+        <w:t xml:space="preserve"> describes what an object can do</w:t>
+      </w:r>
+      <w:r>
+        <w:t xml:space="preserve"> and they are </w:t>
+      </w:r>
+      <w:r>
+        <w:t>represented by methods.</w:t>
+      </w:r>
+    </w:p>
+    <w:p>
+      <w:r>
+        <w:rPr>
+          <w:b/>
+          <w:bCs/>
+        </w:rPr>
+        <w:lastRenderedPageBreak/>
+        <w:t>Identity</w:t>
+      </w:r>
+      <w:r>
+        <w:rPr>
+          <w:b/>
+          <w:bCs/>
+        </w:rPr>
+        <w:t>:</w:t>
+      </w:r>
+      <w:r>
+        <w:t xml:space="preserve"> </w:t>
+      </w:r>
+      <w:r>
+        <w:t>Identity makes one object different from another even if both have the same state.</w:t>
+      </w:r>
+      <w:r>
+        <w:t xml:space="preserve"> For </w:t>
+      </w:r>
+      <w:r>
+        <w:t>Example</w:t>
+      </w:r>
+      <w:r>
+        <w:t xml:space="preserve">, </w:t>
+      </w:r>
+      <w:r>
+        <w:t>two</w:t>
+      </w:r>
+      <w:r>
+        <w:t xml:space="preserve"> students may have</w:t>
+      </w:r>
+      <w:r>
+        <w:t xml:space="preserve"> </w:t>
+      </w:r>
+      <w:r>
+        <w:rPr>
+          <w:u w:val="single"/>
+        </w:rPr>
+        <w:t>Same name</w:t>
+      </w:r>
+      <w:r>
+        <w:rPr>
+          <w:u w:val="single"/>
+        </w:rPr>
+        <w:t xml:space="preserve"> </w:t>
+      </w:r>
+      <w:r>
+        <w:t xml:space="preserve">and </w:t>
+      </w:r>
+      <w:r>
+        <w:rPr>
+          <w:u w:val="single"/>
+        </w:rPr>
+        <w:t xml:space="preserve">Same </w:t>
+      </w:r>
+      <w:r>
+        <w:rPr>
+          <w:u w:val="single"/>
+        </w:rPr>
+        <w:t>age</w:t>
+      </w:r>
+      <w:r>
+        <w:rPr>
+          <w:u w:val="single"/>
+        </w:rPr>
+        <w:t xml:space="preserve"> </w:t>
+      </w:r>
+      <w:r>
+        <w:rPr>
+          <w:u w:val="single"/>
+        </w:rPr>
+        <w:t>but</w:t>
+      </w:r>
+      <w:r>
+        <w:rPr>
+          <w:u w:val="single"/>
+        </w:rPr>
+        <w:t xml:space="preserve"> </w:t>
+      </w:r>
+      <w:r>
+        <w:t>they are still different students because each has a unique identity (such as a student ID).</w:t>
+      </w:r>
+    </w:p>
+    <w:p>
+      <w:pPr>
+        <w:rPr>
+          <w:b/>
+          <w:bCs/>
+        </w:rPr>
+      </w:pPr>
+      <w:r>
+        <w:rPr>
+          <w:b/>
+          <w:bCs/>
+        </w:rPr>
+        <w:t>key concept in</w:t>
+      </w:r>
+      <w:r>
+        <w:rPr>
+          <w:b/>
+          <w:bCs/>
+        </w:rPr>
+        <w:t xml:space="preserve"> </w:t>
+      </w:r>
+      <w:r>
+        <w:rPr>
+          <w:b/>
+          <w:bCs/>
+        </w:rPr>
+        <w:t xml:space="preserve">working with </w:t>
+      </w:r>
+      <w:r>
+        <w:rPr>
+          <w:b/>
+          <w:bCs/>
+        </w:rPr>
+        <w:t>objects</w:t>
+      </w:r>
+      <w:r>
+        <w:rPr>
+          <w:b/>
+          <w:bCs/>
+        </w:rPr>
+        <w:t xml:space="preserve">: is </w:t>
+      </w:r>
+      <w:r>
+        <w:rPr>
+          <w:b/>
+          <w:bCs/>
+        </w:rPr>
+        <w:t>Encapsulation</w:t>
+      </w:r>
+    </w:p>
+    <w:p>
+      <w:r>
+        <w:rPr>
+          <w:b/>
+          <w:bCs/>
+        </w:rPr>
+        <w:t>Encapsulation</w:t>
+      </w:r>
+      <w:r>
+        <w:rPr>
+          <w:b/>
+          <w:bCs/>
+        </w:rPr>
+        <w:t xml:space="preserve"> (</w:t>
+      </w:r>
+      <w:r>
+        <w:rPr>
+          <w:b/>
+          <w:bCs/>
+        </w:rPr>
+        <w:t xml:space="preserve">sometimes called </w:t>
+      </w:r>
+      <w:r>
+        <w:rPr>
+          <w:b/>
+          <w:bCs/>
+          <w:i/>
+          <w:iCs/>
+        </w:rPr>
+        <w:t>information hiding</w:t>
+      </w:r>
+      <w:r>
+        <w:rPr>
+          <w:b/>
+          <w:bCs/>
+        </w:rPr>
+        <w:t>)</w:t>
+      </w:r>
+      <w:r>
+        <w:rPr>
+          <w:b/>
+          <w:bCs/>
+        </w:rPr>
+        <w:t xml:space="preserve">: </w:t>
+      </w:r>
+      <w:r>
+        <w:t>is the process of combining data and methods into one unit (a class) while hiding the internal implementation details from outside access. Data is accessed through methods instead of directly.</w:t>
+      </w:r>
+    </w:p>
+    <w:p>
+      <w:r>
+        <w:rPr>
+          <w:b/>
+          <w:bCs/>
+        </w:rPr>
+        <w:t>Information Hiding</w:t>
+      </w:r>
+      <w:r>
+        <w:rPr>
+          <w:b/>
+          <w:bCs/>
+        </w:rPr>
+        <w:t>:</w:t>
+      </w:r>
+      <w:r>
+        <w:t xml:space="preserve"> </w:t>
+      </w:r>
+      <w:r>
+        <w:t>Information hiding means keeping implementation details private and exposing only what users need.</w:t>
+      </w:r>
+    </w:p>
+    <w:p>
+      <w:pPr>
+        <w:rPr>
+          <w:i/>
+          <w:iCs/>
+        </w:rPr>
+      </w:pPr>
+      <w:r>
+        <w:rPr>
+          <w:i/>
+          <w:iCs/>
+        </w:rPr>
+        <w:t xml:space="preserve">Encapsulation bundles </w:t>
+      </w:r>
+      <w:r>
+        <w:rPr>
+          <w:b/>
+          <w:bCs/>
+          <w:i/>
+          <w:iCs/>
+        </w:rPr>
+        <w:t>data and methods together</w:t>
+      </w:r>
+      <w:r>
+        <w:rPr>
+          <w:i/>
+          <w:iCs/>
+        </w:rPr>
+        <w:t xml:space="preserve"> inside a class. Information hiding is the design principle of </w:t>
+      </w:r>
+      <w:r>
+        <w:rPr>
+          <w:b/>
+          <w:bCs/>
+          <w:i/>
+          <w:iCs/>
+        </w:rPr>
+        <w:t>preventing outside code from seeing or modifying implementation details</w:t>
+      </w:r>
+      <w:r>
+        <w:rPr>
+          <w:i/>
+          <w:iCs/>
+        </w:rPr>
+        <w:t>. In other words, encapsulation is often the technique used to achieve information hiding.</w:t>
+      </w:r>
+    </w:p>
+    <w:p>
+      <w:r>
+        <w:rPr>
+          <w:b/>
+          <w:bCs/>
+        </w:rPr>
+        <w:t>Instance Fields</w:t>
+      </w:r>
+      <w:r>
+        <w:rPr>
+          <w:b/>
+          <w:bCs/>
+        </w:rPr>
+        <w:t>:</w:t>
+      </w:r>
+      <w:r>
+        <w:t xml:space="preserve"> </w:t>
+      </w:r>
+      <w:r>
+        <w:t>Instance fields are variables that belong to an object.</w:t>
+      </w:r>
+      <w:r>
+        <w:t xml:space="preserve"> </w:t>
+      </w:r>
+      <w:r>
+        <w:t>so,</w:t>
+      </w:r>
+      <w:r>
+        <w:t xml:space="preserve"> when we say int name or age these are </w:t>
+      </w:r>
+      <w:r>
+        <w:t>instance fields.</w:t>
+      </w:r>
+    </w:p>
+    <w:p>
+      <w:pPr>
+        <w:jc w:val="center"/>
+      </w:pPr>
+      <w:r>
+        <w:rPr>
+          <w:noProof/>
+        </w:rPr>
+        <w:drawing>
+          <wp:inline distT="0" distB="0" distL="0" distR="0" wp14:anchorId="4310AC88" wp14:editId="4B4BAE1B">
+            <wp:extent cx="6457950" cy="2295525"/>
+            <wp:effectExtent l="0" t="0" r="0" b="9525"/>
+            <wp:docPr id="133518283" name="Picture 1"/>
+            <wp:cNvGraphicFramePr>
+              <a:graphicFrameLocks xmlns:a="http://schemas.openxmlformats.org/drawingml/2006/main" noChangeAspect="1"/>
+            </wp:cNvGraphicFramePr>
+            <a:graphic xmlns:a="http://schemas.openxmlformats.org/drawingml/2006/main">
+              <a:graphicData uri="http://schemas.openxmlformats.org/drawingml/2006/picture">
+                <pic:pic xmlns:pic="http://schemas.openxmlformats.org/drawingml/2006/picture">
+                  <pic:nvPicPr>
+                    <pic:cNvPr id="133518283" name=""/>
+                    <pic:cNvPicPr/>
+                  </pic:nvPicPr>
+                  <pic:blipFill>
+                    <a:blip r:embed="rId6"/>
+                    <a:stretch>
+                      <a:fillRect/>
+                    </a:stretch>
+                  </pic:blipFill>
+                  <pic:spPr>
+                    <a:xfrm>
+                      <a:off x="0" y="0"/>
+                      <a:ext cx="6457950" cy="2295525"/>
+                    </a:xfrm>
+                    <a:prstGeom prst="rect">
+                      <a:avLst/>
+                    </a:prstGeom>
+                  </pic:spPr>
+                </pic:pic>
+              </a:graphicData>
+            </a:graphic>
+          </wp:inline>
+        </w:drawing>
+      </w:r>
+    </w:p>
+    <w:p>
+      <w:r>
+        <w:rPr>
+          <w:b/>
+          <w:bCs/>
+        </w:rPr>
+        <w:t>Methods</w:t>
+      </w:r>
+      <w:r>
+        <w:rPr>
+          <w:b/>
+          <w:bCs/>
+        </w:rPr>
+        <w:t xml:space="preserve">: </w:t>
+      </w:r>
+      <w:r>
+        <w:t xml:space="preserve">are functions inside a class that define the </w:t>
+      </w:r>
+      <w:r>
+        <w:t>behaviour</w:t>
+      </w:r>
+      <w:r>
+        <w:t xml:space="preserve"> of objects.</w:t>
+      </w:r>
+    </w:p>
+    <w:p>
+      <w:pPr>
+        <w:jc w:val="center"/>
+      </w:pPr>
+      <w:r>
+        <w:rPr>
+          <w:noProof/>
+        </w:rPr>
+        <w:drawing>
+          <wp:inline distT="0" distB="0" distL="0" distR="0" wp14:anchorId="0F2FF0D9" wp14:editId="3D37806F">
+            <wp:extent cx="6419850" cy="2266950"/>
+            <wp:effectExtent l="0" t="0" r="0" b="0"/>
+            <wp:docPr id="634312896" name="Picture 1"/>
+            <wp:cNvGraphicFramePr>
+              <a:graphicFrameLocks xmlns:a="http://schemas.openxmlformats.org/drawingml/2006/main" noChangeAspect="1"/>
+            </wp:cNvGraphicFramePr>
+            <a:graphic xmlns:a="http://schemas.openxmlformats.org/drawingml/2006/main">
+              <a:graphicData uri="http://schemas.openxmlformats.org/drawingml/2006/picture">
+                <pic:pic xmlns:pic="http://schemas.openxmlformats.org/drawingml/2006/picture">
+                  <pic:nvPicPr>
+                    <pic:cNvPr id="634312896" name=""/>
+                    <pic:cNvPicPr/>
+                  </pic:nvPicPr>
+                  <pic:blipFill>
+                    <a:blip r:embed="rId7"/>
+                    <a:stretch>
+                      <a:fillRect/>
+                    </a:stretch>
+                  </pic:blipFill>
+                  <pic:spPr>
+                    <a:xfrm>
+                      <a:off x="0" y="0"/>
+                      <a:ext cx="6419850" cy="2266950"/>
+                    </a:xfrm>
+                    <a:prstGeom prst="rect">
+                      <a:avLst/>
+                    </a:prstGeom>
+                  </pic:spPr>
+                </pic:pic>
+              </a:graphicData>
+            </a:graphic>
+          </wp:inline>
+        </w:drawing>
+      </w:r>
+    </w:p>
+    <w:p>
+      <w:pPr>
+        <w:rPr>
+          <w:b/>
+          <w:bCs/>
+        </w:rPr>
+      </w:pPr>
+      <w:r>
+        <w:t xml:space="preserve">An </w:t>
+      </w:r>
+      <w:r>
+        <w:rPr>
+          <w:b/>
+          <w:bCs/>
+        </w:rPr>
+        <w:t>instance</w:t>
+      </w:r>
+      <w:r>
+        <w:t xml:space="preserve"> is another name for an object created from a class.</w:t>
+      </w:r>
+      <w:r>
+        <w:t xml:space="preserve"> </w:t>
+      </w:r>
+      <w:r>
+        <w:rPr>
+          <w:lang w:val="en-US"/>
+        </w:rPr>
+        <w:t xml:space="preserve">so, keep in mind when you declare a class which is a description of your object then create an object by typing </w:t>
+      </w:r>
+      <w:r>
+        <w:rPr>
+          <w:b/>
+          <w:bCs/>
+        </w:rPr>
+        <w:t xml:space="preserve">Student s1 = new </w:t>
+      </w:r>
+      <w:r>
+        <w:rPr>
+          <w:b/>
+          <w:bCs/>
+        </w:rPr>
+        <w:t>Student ();</w:t>
+      </w:r>
+      <w:r>
+        <w:rPr>
+          <w:b/>
+          <w:bCs/>
+        </w:rPr>
+        <w:t xml:space="preserve"> </w:t>
+      </w:r>
+      <w:proofErr w:type="spellStart"/>
+      <w:r>
+        <w:t>sl</w:t>
+      </w:r>
+      <w:proofErr w:type="spellEnd"/>
+      <w:r>
+        <w:t xml:space="preserve"> is an</w:t>
+      </w:r>
+      <w:r>
+        <w:rPr>
+          <w:b/>
+          <w:bCs/>
+        </w:rPr>
+        <w:t xml:space="preserve"> object</w:t>
+      </w:r>
+      <w:r>
+        <w:t xml:space="preserve"> or </w:t>
+      </w:r>
+      <w:r>
+        <w:rPr>
+          <w:b/>
+          <w:bCs/>
+        </w:rPr>
+        <w:t>instance</w:t>
+      </w:r>
+    </w:p>
+    <w:p>
+      <w:pPr>
+        <w:rPr>
+          <w:lang w:val="en-US" w:bidi="ar-DZ"/>
+        </w:rPr>
+      </w:pPr>
+      <w:r>
+        <w:rPr>
+          <w:noProof/>
+        </w:rPr>
+        <w:drawing>
+          <wp:inline distT="0" distB="0" distL="0" distR="0" wp14:anchorId="49AAB218" wp14:editId="491DEBBF">
+            <wp:extent cx="6553200" cy="714375"/>
+            <wp:effectExtent l="0" t="0" r="0" b="9525"/>
+            <wp:docPr id="532229179" name="Picture 1"/>
+            <wp:cNvGraphicFramePr>
+              <a:graphicFrameLocks xmlns:a="http://schemas.openxmlformats.org/drawingml/2006/main" noChangeAspect="1"/>
+            </wp:cNvGraphicFramePr>
+            <a:graphic xmlns:a="http://schemas.openxmlformats.org/drawingml/2006/main">
+              <a:graphicData uri="http://schemas.openxmlformats.org/drawingml/2006/picture">
+                <pic:pic xmlns:pic="http://schemas.openxmlformats.org/drawingml/2006/picture">
+                  <pic:nvPicPr>
+                    <pic:cNvPr id="532229179" name=""/>
+                    <pic:cNvPicPr/>
+                  </pic:nvPicPr>
+                  <pic:blipFill>
+                    <a:blip r:embed="rId8"/>
+                    <a:stretch>
+                      <a:fillRect/>
+                    </a:stretch>
+                  </pic:blipFill>
+                  <pic:spPr>
+                    <a:xfrm>
+                      <a:off x="0" y="0"/>
+                      <a:ext cx="6553200" cy="714375"/>
+                    </a:xfrm>
+                    <a:prstGeom prst="rect">
+                      <a:avLst/>
+                    </a:prstGeom>
+                  </pic:spPr>
+                </pic:pic>
+              </a:graphicData>
+            </a:graphic>
+          </wp:inline>
+        </w:drawing>
+      </w:r>
+    </w:p>
+    <w:p>
+      <w:pPr>
+        <w:rPr>
+          <w:lang w:val="en-US" w:bidi="ar-DZ"/>
+        </w:rPr>
+      </w:pPr>
+    </w:p>
+    <w:p>
+      <w:pPr>
+        <w:rPr>
+          <w:b/>
+          <w:bCs/>
+        </w:rPr>
+      </w:pPr>
+      <w:r>
+        <w:rPr>
+          <w:b/>
+          <w:bCs/>
+        </w:rPr>
+        <w:lastRenderedPageBreak/>
+        <w:t xml:space="preserve">Example: </w:t>
+      </w:r>
+    </w:p>
+    <w:p>
+      <w:r>
+        <w:t>A large hospital currently manages patient information, doctor schedules, appointments, medical records, billing, prescriptions, laboratory tests, and admissions using multiple disconnected systems and manual paperwork. This causes appointment conflicts, duplicate patient records, delays in accessing medical histories, billing errors, and poor communication between departments. The hospital requires an integrated Healthcare Management System that securely stores patient information, allows online appointment scheduling, manages doctor availability, records diagnoses and treatments, generates prescriptions, processes laboratory requests and results, manages hospital admissions, and handles billing and payments. The system should ensure that authorized healthcare staff can efficiently access accurate information while maintaining patient privacy and improving the quality of healthcare services.</w:t>
+      </w:r>
+    </w:p>
+    <w:p>
+      <w:pPr>
+        <w:rPr>
+          <w:b/>
+          <w:bCs/>
+          <w:u w:val="single"/>
+        </w:rPr>
+      </w:pPr>
+      <w:r>
+        <w:rPr>
+          <w:b/>
+          <w:bCs/>
+          <w:u w:val="single"/>
+        </w:rPr>
+        <w:t>Step 1: Identify the Classes</w:t>
+      </w:r>
+    </w:p>
+    <w:p>
+      <w:r>
+        <w:t>From the problem statement, the two main nouns are:</w:t>
+      </w:r>
+    </w:p>
+    <w:p>
+      <w:pPr>
+        <w:numPr>
+          <w:ilvl w:val="0"/>
+          <w:numId w:val="4"/>
+        </w:numPr>
+        <w:rPr>
+          <w:b/>
+          <w:bCs/>
+        </w:rPr>
+      </w:pPr>
+      <w:r>
+        <w:rPr>
+          <w:b/>
+          <w:bCs/>
+        </w:rPr>
+        <w:t xml:space="preserve">Patient </w:t>
+      </w:r>
+    </w:p>
+    <w:p>
+      <w:pPr>
+        <w:numPr>
+          <w:ilvl w:val="0"/>
+          <w:numId w:val="4"/>
+        </w:numPr>
+        <w:rPr>
+          <w:b/>
+          <w:bCs/>
+        </w:rPr>
+      </w:pPr>
+      <w:r>
+        <w:rPr>
+          <w:b/>
+          <w:bCs/>
+        </w:rPr>
+        <w:t xml:space="preserve">Doctor </w:t>
+      </w:r>
+    </w:p>
+    <w:p>
+      <w:r>
+        <w:t>These become the two primary classes in our healthcare system.</w:t>
+      </w:r>
+    </w:p>
+    <w:p/>
+    <w:p>
+      <w:pPr>
+        <w:rPr>
+          <w:b/>
+          <w:bCs/>
+          <w:u w:val="single"/>
+        </w:rPr>
+      </w:pPr>
+      <w:r>
+        <w:rPr>
+          <w:b/>
+          <w:bCs/>
+          <w:u w:val="single"/>
+        </w:rPr>
+        <w:t>Step 2: Identify the Responsibilities</w:t>
+      </w:r>
+    </w:p>
+    <w:p>
+      <w:pPr>
+        <w:rPr>
+          <w:b/>
+          <w:bCs/>
+        </w:rPr>
+      </w:pPr>
+      <w:r>
+        <w:rPr>
+          <w:b/>
+          <w:bCs/>
+        </w:rPr>
+        <w:t>Patient Class</w:t>
+      </w:r>
+    </w:p>
+    <w:p>
+      <w:r>
+        <w:t xml:space="preserve">The </w:t>
+      </w:r>
+      <w:r>
+        <w:rPr>
+          <w:b/>
+          <w:bCs/>
+        </w:rPr>
+        <w:t>Patient</w:t>
+      </w:r>
+      <w:r>
+        <w:t xml:space="preserve"> class represents a person receiving medical care.</w:t>
+      </w:r>
+    </w:p>
+    <w:p>
+      <w:pPr>
+        <w:rPr>
+          <w:b/>
+          <w:bCs/>
+        </w:rPr>
+      </w:pPr>
+      <w:r>
+        <w:rPr>
+          <w:b/>
+          <w:bCs/>
+        </w:rPr>
+        <w:t>Attributes (Data)</w:t>
+      </w:r>
+    </w:p>
+    <w:p>
+      <w:pPr>
+        <w:numPr>
+          <w:ilvl w:val="0"/>
+          <w:numId w:val="5"/>
+        </w:numPr>
+      </w:pPr>
+      <w:r>
+        <w:t xml:space="preserve">Patient ID </w:t>
+      </w:r>
+    </w:p>
+    <w:p>
+      <w:pPr>
+        <w:numPr>
+          <w:ilvl w:val="0"/>
+          <w:numId w:val="5"/>
+        </w:numPr>
+      </w:pPr>
+      <w:r>
+        <w:t xml:space="preserve">Name </w:t>
+      </w:r>
+    </w:p>
+    <w:p>
+      <w:pPr>
+        <w:numPr>
+          <w:ilvl w:val="0"/>
+          <w:numId w:val="5"/>
+        </w:numPr>
+      </w:pPr>
+      <w:r>
+        <w:t xml:space="preserve">Age </w:t>
+      </w:r>
+    </w:p>
+    <w:p>
+      <w:pPr>
+        <w:numPr>
+          <w:ilvl w:val="0"/>
+          <w:numId w:val="5"/>
+        </w:numPr>
+      </w:pPr>
+      <w:r>
+        <w:t xml:space="preserve">Gender </w:t>
+      </w:r>
+    </w:p>
+    <w:p>
+      <w:pPr>
+        <w:numPr>
+          <w:ilvl w:val="0"/>
+          <w:numId w:val="5"/>
+        </w:numPr>
+      </w:pPr>
+      <w:r>
+        <w:t xml:space="preserve">Phone Number </w:t>
+      </w:r>
+    </w:p>
+    <w:p>
+      <w:pPr>
+        <w:numPr>
+          <w:ilvl w:val="0"/>
+          <w:numId w:val="5"/>
+        </w:numPr>
+      </w:pPr>
+      <w:r>
+        <w:t xml:space="preserve">Disease/Symptoms </w:t>
+      </w:r>
+    </w:p>
+    <w:p>
+      <w:pPr>
+        <w:rPr>
+          <w:b/>
+          <w:bCs/>
+        </w:rPr>
+      </w:pPr>
+      <w:r>
+        <w:rPr>
+          <w:b/>
+          <w:bCs/>
+        </w:rPr>
+        <w:t>Methods (</w:t>
+      </w:r>
+      <w:proofErr w:type="spellStart"/>
+      <w:r>
+        <w:rPr>
+          <w:b/>
+          <w:bCs/>
+        </w:rPr>
+        <w:t>Behavior</w:t>
+      </w:r>
+      <w:proofErr w:type="spellEnd"/>
+      <w:r>
+        <w:rPr>
+          <w:b/>
+          <w:bCs/>
+        </w:rPr>
+        <w:t>)</w:t>
+      </w:r>
+    </w:p>
+    <w:p>
+      <w:pPr>
+        <w:numPr>
+          <w:ilvl w:val="0"/>
+          <w:numId w:val="6"/>
+        </w:numPr>
+      </w:pPr>
+      <w:proofErr w:type="gramStart"/>
+      <w:r>
+        <w:t>register(</w:t>
+      </w:r>
+      <w:proofErr w:type="gramEnd"/>
+      <w:r>
+        <w:t xml:space="preserve">) </w:t>
+      </w:r>
+    </w:p>
+    <w:p>
+      <w:pPr>
+        <w:numPr>
+          <w:ilvl w:val="0"/>
+          <w:numId w:val="6"/>
+        </w:numPr>
+      </w:pPr>
+      <w:proofErr w:type="spellStart"/>
+      <w:proofErr w:type="gramStart"/>
+      <w:r>
+        <w:t>bookAppointment</w:t>
+      </w:r>
+      <w:proofErr w:type="spellEnd"/>
+      <w:r>
+        <w:t>(</w:t>
+      </w:r>
+      <w:proofErr w:type="gramEnd"/>
+      <w:r>
+        <w:t xml:space="preserve">) </w:t>
+      </w:r>
+    </w:p>
+    <w:p>
+      <w:pPr>
+        <w:numPr>
+          <w:ilvl w:val="0"/>
+          <w:numId w:val="6"/>
+        </w:numPr>
+      </w:pPr>
+      <w:proofErr w:type="spellStart"/>
+      <w:proofErr w:type="gramStart"/>
+      <w:r>
+        <w:t>cancelAppointment</w:t>
+      </w:r>
+      <w:proofErr w:type="spellEnd"/>
+      <w:r>
+        <w:t>(</w:t>
+      </w:r>
+      <w:proofErr w:type="gramEnd"/>
+      <w:r>
+        <w:t xml:space="preserve">) </w:t>
+      </w:r>
+    </w:p>
+    <w:p>
+      <w:pPr>
+        <w:numPr>
+          <w:ilvl w:val="0"/>
+          <w:numId w:val="6"/>
+        </w:numPr>
+      </w:pPr>
+      <w:proofErr w:type="spellStart"/>
+      <w:proofErr w:type="gramStart"/>
+      <w:r>
+        <w:t>viewDoctor</w:t>
+      </w:r>
+      <w:proofErr w:type="spellEnd"/>
+      <w:r>
+        <w:t>(</w:t>
+      </w:r>
+      <w:proofErr w:type="gramEnd"/>
+      <w:r>
+        <w:t xml:space="preserve">) </w:t>
+      </w:r>
+    </w:p>
+    <w:p>
+      <w:pPr>
+        <w:numPr>
+          <w:ilvl w:val="0"/>
+          <w:numId w:val="6"/>
+        </w:numPr>
+      </w:pPr>
+      <w:proofErr w:type="spellStart"/>
+      <w:proofErr w:type="gramStart"/>
+      <w:r>
+        <w:t>viewPrescription</w:t>
+      </w:r>
+      <w:proofErr w:type="spellEnd"/>
+      <w:r>
+        <w:t>(</w:t>
+      </w:r>
+      <w:proofErr w:type="gramEnd"/>
+      <w:r>
+        <w:t>)</w:t>
+      </w:r>
+    </w:p>
+    <w:p>
+      <w:pPr>
+        <w:ind w:left="720"/>
+      </w:pPr>
+    </w:p>
+    <w:p>
+      <w:pPr>
+        <w:ind w:left="720"/>
+      </w:pPr>
+    </w:p>
+    <w:p>
+      <w:pPr>
+        <w:ind w:left="720"/>
+      </w:pPr>
+    </w:p>
+    <w:p>
+      <w:pPr>
+        <w:ind w:left="720"/>
+      </w:pPr>
+    </w:p>
+    <w:p>
+      <w:pPr>
+        <w:ind w:left="720"/>
+      </w:pPr>
+    </w:p>
+    <w:p>
+      <w:pPr>
+        <w:ind w:left="720"/>
+        <w:jc w:val="center"/>
+      </w:pPr>
+      <w:r>
+        <w:rPr>
+          <w:noProof/>
+        </w:rPr>
+        <w:lastRenderedPageBreak/>
+        <w:drawing>
+          <wp:inline distT="0" distB="0" distL="0" distR="0" wp14:anchorId="4ABC2709" wp14:editId="6C58CEED">
+            <wp:extent cx="5477510" cy="4191000"/>
+            <wp:effectExtent l="0" t="0" r="8890" b="0"/>
+            <wp:docPr id="1862350604" name="Picture 1"/>
+            <wp:cNvGraphicFramePr>
+              <a:graphicFrameLocks xmlns:a="http://schemas.openxmlformats.org/drawingml/2006/main" noChangeAspect="1"/>
+            </wp:cNvGraphicFramePr>
+            <a:graphic xmlns:a="http://schemas.openxmlformats.org/drawingml/2006/main">
+              <a:graphicData uri="http://schemas.openxmlformats.org/drawingml/2006/picture">
+                <pic:pic xmlns:pic="http://schemas.openxmlformats.org/drawingml/2006/picture">
+                  <pic:nvPicPr>
+                    <pic:cNvPr id="1862350604" name="Picture 1862350604"/>
+                    <pic:cNvPicPr/>
+                  </pic:nvPicPr>
+                  <pic:blipFill>
+                    <a:blip r:embed="rId9">
+                      <a:extLst>
+                        <a:ext uri="{28A0092B-C50C-407E-A947-70E740481C1C}">
+                          <a14:useLocalDpi xmlns:a14="http://schemas.microsoft.com/office/drawing/2010/main" val="0"/>
+                        </a:ext>
+                      </a:extLst>
+                    </a:blip>
+                    <a:stretch>
+                      <a:fillRect/>
+                    </a:stretch>
+                  </pic:blipFill>
+                  <pic:spPr>
+                    <a:xfrm>
+                      <a:off x="0" y="0"/>
+                      <a:ext cx="5523572" cy="4226243"/>
+                    </a:xfrm>
+                    <a:prstGeom prst="rect">
+                      <a:avLst/>
+                    </a:prstGeom>
+                  </pic:spPr>
+                </pic:pic>
+              </a:graphicData>
+            </a:graphic>
+          </wp:inline>
+        </w:drawing>
+      </w:r>
+    </w:p>
+    <w:p/>
+    <w:p>
+      <w:pPr>
+        <w:jc w:val="center"/>
+      </w:pPr>
+      <w:r>
+        <w:rPr>
+          <w:noProof/>
+        </w:rPr>
+        <w:drawing>
+          <wp:inline distT="0" distB="0" distL="0" distR="0" wp14:anchorId="3C4FAFD4" wp14:editId="28F4D2EF">
+            <wp:extent cx="6661150" cy="2861945"/>
+            <wp:effectExtent l="0" t="0" r="6350" b="0"/>
+            <wp:docPr id="333054399" name="Picture 1"/>
+            <wp:cNvGraphicFramePr>
+              <a:graphicFrameLocks xmlns:a="http://schemas.openxmlformats.org/drawingml/2006/main" noChangeAspect="1"/>
+            </wp:cNvGraphicFramePr>
+            <a:graphic xmlns:a="http://schemas.openxmlformats.org/drawingml/2006/main">
+              <a:graphicData uri="http://schemas.openxmlformats.org/drawingml/2006/picture">
+                <pic:pic xmlns:pic="http://schemas.openxmlformats.org/drawingml/2006/picture">
+                  <pic:nvPicPr>
+                    <pic:cNvPr id="333054399" name=""/>
+                    <pic:cNvPicPr/>
+                  </pic:nvPicPr>
+                  <pic:blipFill>
+                    <a:blip r:embed="rId10"/>
+                    <a:stretch>
+                      <a:fillRect/>
+                    </a:stretch>
+                  </pic:blipFill>
+                  <pic:spPr>
+                    <a:xfrm>
+                      <a:off x="0" y="0"/>
+                      <a:ext cx="6661150" cy="2861945"/>
+                    </a:xfrm>
+                    <a:prstGeom prst="rect">
+                      <a:avLst/>
+                    </a:prstGeom>
+                  </pic:spPr>
+                </pic:pic>
+              </a:graphicData>
+            </a:graphic>
+          </wp:inline>
+        </w:drawing>
+      </w:r>
+    </w:p>
+    <w:p>
+      <w:pPr>
+        <w:rPr>
+          <w:b/>
+          <w:bCs/>
+        </w:rPr>
+      </w:pPr>
+    </w:p>
+    <w:p>
+      <w:pPr>
+        <w:rPr>
+          <w:b/>
+          <w:bCs/>
+        </w:rPr>
+      </w:pPr>
+      <w:r>
+        <w:rPr>
+          <w:b/>
+          <w:bCs/>
+        </w:rPr>
+        <w:t>Doctor Class</w:t>
+      </w:r>
+    </w:p>
+    <w:p>
+      <w:r>
+        <w:t xml:space="preserve">The </w:t>
+      </w:r>
+      <w:r>
+        <w:rPr>
+          <w:b/>
+          <w:bCs/>
+        </w:rPr>
+        <w:t>Doctor</w:t>
+      </w:r>
+      <w:r>
+        <w:t xml:space="preserve"> class represents a healthcare professional who treats patients.</w:t>
+      </w:r>
+    </w:p>
+    <w:p>
+      <w:pPr>
+        <w:rPr>
+          <w:b/>
+          <w:bCs/>
+        </w:rPr>
+      </w:pPr>
+      <w:r>
+        <w:rPr>
+          <w:b/>
+          <w:bCs/>
+        </w:rPr>
+        <w:t>Attributes (Data)</w:t>
+      </w:r>
+    </w:p>
+    <w:p>
+      <w:pPr>
+        <w:numPr>
+          <w:ilvl w:val="0"/>
+          <w:numId w:val="7"/>
+        </w:numPr>
+      </w:pPr>
+      <w:r>
+        <w:t xml:space="preserve">Doctor ID </w:t>
+      </w:r>
+    </w:p>
+    <w:p>
+      <w:pPr>
+        <w:numPr>
+          <w:ilvl w:val="0"/>
+          <w:numId w:val="7"/>
+        </w:numPr>
+      </w:pPr>
+      <w:r>
+        <w:t xml:space="preserve">Name </w:t>
+      </w:r>
+    </w:p>
+    <w:p>
+      <w:pPr>
+        <w:numPr>
+          <w:ilvl w:val="0"/>
+          <w:numId w:val="7"/>
+        </w:numPr>
+      </w:pPr>
+      <w:r>
+        <w:t xml:space="preserve">Specialization </w:t>
+      </w:r>
+    </w:p>
+    <w:p>
+      <w:pPr>
+        <w:numPr>
+          <w:ilvl w:val="0"/>
+          <w:numId w:val="7"/>
+        </w:numPr>
+      </w:pPr>
+      <w:r>
+        <w:t xml:space="preserve">Experience </w:t>
+      </w:r>
+    </w:p>
+    <w:p>
+      <w:pPr>
+        <w:numPr>
+          <w:ilvl w:val="0"/>
+          <w:numId w:val="7"/>
+        </w:numPr>
+      </w:pPr>
+      <w:r>
+        <w:lastRenderedPageBreak/>
+        <w:t xml:space="preserve">Availability </w:t>
+      </w:r>
+    </w:p>
+    <w:p>
+      <w:pPr>
+        <w:rPr>
+          <w:b/>
+          <w:bCs/>
+        </w:rPr>
+      </w:pPr>
+      <w:r>
+        <w:rPr>
+          <w:b/>
+          <w:bCs/>
+        </w:rPr>
+        <w:t>Methods (</w:t>
+      </w:r>
+      <w:proofErr w:type="spellStart"/>
+      <w:r>
+        <w:rPr>
+          <w:b/>
+          <w:bCs/>
+        </w:rPr>
+        <w:t>Behavior</w:t>
+      </w:r>
+      <w:proofErr w:type="spellEnd"/>
+      <w:r>
+        <w:rPr>
+          <w:b/>
+          <w:bCs/>
+        </w:rPr>
+        <w:t>)</w:t>
+      </w:r>
+    </w:p>
+    <w:p>
+      <w:pPr>
+        <w:numPr>
+          <w:ilvl w:val="0"/>
+          <w:numId w:val="8"/>
+        </w:numPr>
+      </w:pPr>
+      <w:proofErr w:type="spellStart"/>
+      <w:proofErr w:type="gramStart"/>
+      <w:r>
+        <w:t>viewPatient</w:t>
+      </w:r>
+      <w:proofErr w:type="spellEnd"/>
+      <w:r>
+        <w:t>(</w:t>
+      </w:r>
+      <w:proofErr w:type="gramEnd"/>
+      <w:r>
+        <w:t xml:space="preserve">) </w:t>
+      </w:r>
+    </w:p>
+    <w:p>
+      <w:pPr>
+        <w:numPr>
+          <w:ilvl w:val="0"/>
+          <w:numId w:val="8"/>
+        </w:numPr>
+      </w:pPr>
+      <w:proofErr w:type="spellStart"/>
+      <w:proofErr w:type="gramStart"/>
+      <w:r>
+        <w:t>diagnosePatient</w:t>
+      </w:r>
+      <w:proofErr w:type="spellEnd"/>
+      <w:r>
+        <w:t>(</w:t>
+      </w:r>
+      <w:proofErr w:type="gramEnd"/>
+      <w:r>
+        <w:t xml:space="preserve">) </w:t>
+      </w:r>
+    </w:p>
+    <w:p>
+      <w:pPr>
+        <w:numPr>
+          <w:ilvl w:val="0"/>
+          <w:numId w:val="8"/>
+        </w:numPr>
+      </w:pPr>
+      <w:proofErr w:type="spellStart"/>
+      <w:proofErr w:type="gramStart"/>
+      <w:r>
+        <w:t>prescribeMedicine</w:t>
+      </w:r>
+      <w:proofErr w:type="spellEnd"/>
+      <w:r>
+        <w:t>(</w:t>
+      </w:r>
+      <w:proofErr w:type="gramEnd"/>
+      <w:r>
+        <w:t xml:space="preserve">) </w:t>
+      </w:r>
+    </w:p>
+    <w:p>
+      <w:pPr>
+        <w:numPr>
+          <w:ilvl w:val="0"/>
+          <w:numId w:val="8"/>
+        </w:numPr>
+      </w:pPr>
+      <w:proofErr w:type="spellStart"/>
+      <w:proofErr w:type="gramStart"/>
+      <w:r>
+        <w:t>updateAvailability</w:t>
+      </w:r>
+      <w:proofErr w:type="spellEnd"/>
+      <w:r>
+        <w:t>(</w:t>
+      </w:r>
+      <w:proofErr w:type="gramEnd"/>
+      <w:r>
+        <w:t>)</w:t>
+      </w:r>
+    </w:p>
+    <w:p>
+      <w:pPr>
+        <w:ind w:left="360"/>
+        <w:jc w:val="center"/>
+      </w:pPr>
+      <w:r>
+        <w:rPr>
+          <w:noProof/>
+        </w:rPr>
+        <w:drawing>
+          <wp:inline distT="0" distB="0" distL="0" distR="0" wp14:anchorId="6BEB6221" wp14:editId="209C48F2">
+            <wp:extent cx="6115050" cy="3114675"/>
+            <wp:effectExtent l="0" t="0" r="0" b="9525"/>
+            <wp:docPr id="584977040" name="Picture 2"/>
+            <wp:cNvGraphicFramePr>
+              <a:graphicFrameLocks xmlns:a="http://schemas.openxmlformats.org/drawingml/2006/main" noChangeAspect="1"/>
+            </wp:cNvGraphicFramePr>
+            <a:graphic xmlns:a="http://schemas.openxmlformats.org/drawingml/2006/main">
+              <a:graphicData uri="http://schemas.openxmlformats.org/drawingml/2006/picture">
+                <pic:pic xmlns:pic="http://schemas.openxmlformats.org/drawingml/2006/picture">
+                  <pic:nvPicPr>
+                    <pic:cNvPr id="584977040" name="Picture 584977040"/>
+                    <pic:cNvPicPr/>
+                  </pic:nvPicPr>
+                  <pic:blipFill>
+                    <a:blip r:embed="rId11">
+                      <a:extLst>
+                        <a:ext uri="{28A0092B-C50C-407E-A947-70E740481C1C}">
+                          <a14:useLocalDpi xmlns:a14="http://schemas.microsoft.com/office/drawing/2010/main" val="0"/>
+                        </a:ext>
+                      </a:extLst>
+                    </a:blip>
+                    <a:stretch>
+                      <a:fillRect/>
+                    </a:stretch>
+                  </pic:blipFill>
+                  <pic:spPr>
+                    <a:xfrm>
+                      <a:off x="0" y="0"/>
+                      <a:ext cx="6128457" cy="3121504"/>
+                    </a:xfrm>
+                    <a:prstGeom prst="rect">
+                      <a:avLst/>
+                    </a:prstGeom>
+                  </pic:spPr>
+                </pic:pic>
+              </a:graphicData>
+            </a:graphic>
+          </wp:inline>
+        </w:drawing>
+      </w:r>
+    </w:p>
+    <w:p/>
+    <w:p>
+      <w:r>
+        <w:rPr>
+          <w:noProof/>
+        </w:rPr>
+        <w:drawing>
+          <wp:inline distT="0" distB="0" distL="0" distR="0" wp14:anchorId="4AE012D1" wp14:editId="021D7B62">
+            <wp:extent cx="6661150" cy="3148330"/>
+            <wp:effectExtent l="0" t="0" r="6350" b="0"/>
+            <wp:docPr id="66325268" name="Picture 1"/>
+            <wp:cNvGraphicFramePr>
+              <a:graphicFrameLocks xmlns:a="http://schemas.openxmlformats.org/drawingml/2006/main" noChangeAspect="1"/>
+            </wp:cNvGraphicFramePr>
+            <a:graphic xmlns:a="http://schemas.openxmlformats.org/drawingml/2006/main">
+              <a:graphicData uri="http://schemas.openxmlformats.org/drawingml/2006/picture">
+                <pic:pic xmlns:pic="http://schemas.openxmlformats.org/drawingml/2006/picture">
+                  <pic:nvPicPr>
+                    <pic:cNvPr id="66325268" name=""/>
+                    <pic:cNvPicPr/>
+                  </pic:nvPicPr>
+                  <pic:blipFill>
+                    <a:blip r:embed="rId12"/>
+                    <a:stretch>
+                      <a:fillRect/>
+                    </a:stretch>
+                  </pic:blipFill>
+                  <pic:spPr>
+                    <a:xfrm>
+                      <a:off x="0" y="0"/>
+                      <a:ext cx="6661150" cy="3148330"/>
+                    </a:xfrm>
+                    <a:prstGeom prst="rect">
+                      <a:avLst/>
+                    </a:prstGeom>
+                  </pic:spPr>
+                </pic:pic>
+              </a:graphicData>
+            </a:graphic>
+          </wp:inline>
+        </w:drawing>
+      </w:r>
+    </w:p>
+    <w:p/>
+    <w:p/>
+    <w:p/>
+    <w:p/>
+    <w:p/>
+    <w:p/>
+    <w:p>
+      <w:pPr>
+        <w:rPr>
+          <w:b/>
+          <w:bCs/>
+        </w:rPr>
+      </w:pPr>
+      <w:r>
+        <w:rPr>
+          <w:b/>
+          <w:bCs/>
+        </w:rPr>
+        <w:t>Step 3: Relationship Between Classes</w:t>
+      </w:r>
+    </w:p>
+    <w:p>
+      <w:r>
+        <w:t>Association ("Uses-a")</w:t>
+      </w:r>
+    </w:p>
+    <w:p>
+      <w:r>
+        <w:t xml:space="preserve">A Patient consults a </w:t>
+      </w:r>
+      <w:r>
+        <w:t>doctor</w:t>
+      </w:r>
+      <w:r>
+        <w:t xml:space="preserve">, and a </w:t>
+      </w:r>
+      <w:r>
+        <w:t>doctor</w:t>
+      </w:r>
+      <w:r>
+        <w:t xml:space="preserve"> treats many Patients.</w:t>
+      </w:r>
+    </w:p>
+    <w:p>
+      <w:pPr>
+        <w:jc w:val="center"/>
+      </w:pPr>
+      <w:r>
+        <w:rPr>
+          <w:noProof/>
+        </w:rPr>
+        <w:drawing>
+          <wp:inline distT="0" distB="0" distL="0" distR="0" wp14:anchorId="4958A6A8" wp14:editId="52D9B29A">
+            <wp:extent cx="6355080" cy="3171825"/>
+            <wp:effectExtent l="0" t="0" r="7620" b="9525"/>
+            <wp:docPr id="1298885292" name="Picture 3"/>
+            <wp:cNvGraphicFramePr>
+              <a:graphicFrameLocks xmlns:a="http://schemas.openxmlformats.org/drawingml/2006/main" noChangeAspect="1"/>
+            </wp:cNvGraphicFramePr>
+            <a:graphic xmlns:a="http://schemas.openxmlformats.org/drawingml/2006/main">
+              <a:graphicData uri="http://schemas.openxmlformats.org/drawingml/2006/picture">
+                <pic:pic xmlns:pic="http://schemas.openxmlformats.org/drawingml/2006/picture">
+                  <pic:nvPicPr>
+                    <pic:cNvPr id="1298885292" name="Picture 1298885292"/>
+                    <pic:cNvPicPr/>
+                  </pic:nvPicPr>
+                  <pic:blipFill>
+                    <a:blip r:embed="rId13">
+                      <a:extLst>
+                        <a:ext uri="{28A0092B-C50C-407E-A947-70E740481C1C}">
+                          <a14:useLocalDpi xmlns:a14="http://schemas.microsoft.com/office/drawing/2010/main" val="0"/>
+                        </a:ext>
+                      </a:extLst>
+                    </a:blip>
+                    <a:stretch>
+                      <a:fillRect/>
+                    </a:stretch>
+                  </pic:blipFill>
+                  <pic:spPr>
+                    <a:xfrm>
+                      <a:off x="0" y="0"/>
+                      <a:ext cx="6372061" cy="3180300"/>
+                    </a:xfrm>
+                    <a:prstGeom prst="rect">
+                      <a:avLst/>
+                    </a:prstGeom>
+                  </pic:spPr>
+                </pic:pic>
+              </a:graphicData>
+            </a:graphic>
+          </wp:inline>
+        </w:drawing>
+      </w:r>
+    </w:p>
+    <w:p>
+      <w:pPr>
+        <w:rPr>
+          <w:b/>
+          <w:bCs/>
+        </w:rPr>
+      </w:pPr>
+      <w:r>
+        <w:rPr>
+          <w:b/>
+          <w:bCs/>
+        </w:rPr>
+        <w:t>How the Relationship is Represented in the Code</w:t>
+      </w:r>
+    </w:p>
+    <w:p>
+      <w:r>
+        <w:t xml:space="preserve">The </w:t>
+      </w:r>
+      <w:r>
+        <w:rPr>
+          <w:b/>
+          <w:bCs/>
+        </w:rPr>
+        <w:t>association relationship</w:t>
+      </w:r>
+      <w:r>
+        <w:t xml:space="preserve"> between the Patient and Doctor classes is represented by passing a </w:t>
+      </w:r>
+      <w:proofErr w:type="gramStart"/>
+      <w:r>
+        <w:t>Doctor</w:t>
+      </w:r>
+      <w:proofErr w:type="gramEnd"/>
+      <w:r>
+        <w:t xml:space="preserve"> object as a parameter to the </w:t>
+      </w:r>
+      <w:proofErr w:type="spellStart"/>
+      <w:proofErr w:type="gramStart"/>
+      <w:r>
+        <w:t>consultDoctor</w:t>
+      </w:r>
+      <w:proofErr w:type="spellEnd"/>
+      <w:r>
+        <w:t>(</w:t>
+      </w:r>
+      <w:proofErr w:type="gramEnd"/>
+      <w:r>
+        <w:t xml:space="preserve">) method and a Patient object as a parameter to the </w:t>
+      </w:r>
+      <w:proofErr w:type="spellStart"/>
+      <w:proofErr w:type="gramStart"/>
+      <w:r>
+        <w:t>diagnosePatient</w:t>
+      </w:r>
+      <w:proofErr w:type="spellEnd"/>
+      <w:r>
+        <w:t>(</w:t>
+      </w:r>
+      <w:proofErr w:type="gramEnd"/>
+      <w:r>
+        <w:t>) method. This allows the two independent objects to communicate by calling each other's methods without either object owning the other. Their interaction is established through method calls and object references, which is a common way to represent an association relationship in object-oriented programming.</w:t>
+      </w:r>
+    </w:p>
+    <w:p>
+      <w:r>
+        <w:rPr>
+          <w:noProof/>
+        </w:rPr>
+        <w:drawing>
+          <wp:inline distT="0" distB="0" distL="0" distR="0" wp14:anchorId="58BC107E" wp14:editId="44442350">
+            <wp:extent cx="6661150" cy="1102995"/>
+            <wp:effectExtent l="0" t="0" r="6350" b="1905"/>
+            <wp:docPr id="1431307498" name="Picture 1"/>
+            <wp:cNvGraphicFramePr>
+              <a:graphicFrameLocks xmlns:a="http://schemas.openxmlformats.org/drawingml/2006/main" noChangeAspect="1"/>
+            </wp:cNvGraphicFramePr>
+            <a:graphic xmlns:a="http://schemas.openxmlformats.org/drawingml/2006/main">
+              <a:graphicData uri="http://schemas.openxmlformats.org/drawingml/2006/picture">
+                <pic:pic xmlns:pic="http://schemas.openxmlformats.org/drawingml/2006/picture">
+                  <pic:nvPicPr>
+                    <pic:cNvPr id="1431307498" name=""/>
+                    <pic:cNvPicPr/>
+                  </pic:nvPicPr>
+                  <pic:blipFill>
+                    <a:blip r:embed="rId14"/>
+                    <a:stretch>
+                      <a:fillRect/>
+                    </a:stretch>
+                  </pic:blipFill>
+                  <pic:spPr>
+                    <a:xfrm>
+                      <a:off x="0" y="0"/>
+                      <a:ext cx="6661150" cy="1102995"/>
+                    </a:xfrm>
+                    <a:prstGeom prst="rect">
+                      <a:avLst/>
+                    </a:prstGeom>
+                  </pic:spPr>
+                </pic:pic>
+              </a:graphicData>
+            </a:graphic>
+          </wp:inline>
+        </w:drawing>
+      </w:r>
+    </w:p>
+    <w:p/>
+    <w:p>
+      <w:r>
+        <w:rPr>
+          <w:noProof/>
+        </w:rPr>
+        <w:drawing>
+          <wp:inline distT="0" distB="0" distL="0" distR="0" wp14:anchorId="6E68CEF3" wp14:editId="0AA64616">
+            <wp:extent cx="6661150" cy="1398270"/>
+            <wp:effectExtent l="0" t="0" r="6350" b="0"/>
+            <wp:docPr id="1652935933" name="Picture 1"/>
+            <wp:cNvGraphicFramePr>
+              <a:graphicFrameLocks xmlns:a="http://schemas.openxmlformats.org/drawingml/2006/main" noChangeAspect="1"/>
+            </wp:cNvGraphicFramePr>
+            <a:graphic xmlns:a="http://schemas.openxmlformats.org/drawingml/2006/main">
+              <a:graphicData uri="http://schemas.openxmlformats.org/drawingml/2006/picture">
+                <pic:pic xmlns:pic="http://schemas.openxmlformats.org/drawingml/2006/picture">
+                  <pic:nvPicPr>
+                    <pic:cNvPr id="1652935933" name=""/>
+                    <pic:cNvPicPr/>
+                  </pic:nvPicPr>
+                  <pic:blipFill>
+                    <a:blip r:embed="rId15"/>
+                    <a:stretch>
+                      <a:fillRect/>
+                    </a:stretch>
+                  </pic:blipFill>
+                  <pic:spPr>
+                    <a:xfrm>
+                      <a:off x="0" y="0"/>
+                      <a:ext cx="6661150" cy="1398270"/>
+                    </a:xfrm>
+                    <a:prstGeom prst="rect">
+                      <a:avLst/>
+                    </a:prstGeom>
+                  </pic:spPr>
+                </pic:pic>
+              </a:graphicData>
+            </a:graphic>
+          </wp:inline>
+        </w:drawing>
+      </w:r>
+    </w:p>
+    <w:p>
+      <w:pPr>
+        <w:jc w:val="center"/>
+      </w:pPr>
+    </w:p>
+    <w:p>
+      <w:pPr>
+        <w:rPr>
+          <w:b/>
+          <w:bCs/>
+        </w:rPr>
+      </w:pPr>
+      <w:r>
+        <w:rPr>
+          <w:b/>
+          <w:bCs/>
+        </w:rPr>
+        <w:t>4.2 Using Predefined Classes</w:t>
+      </w:r>
+    </w:p>
+    <w:p/>
+    <w:p/>
     <w:sectPr>
       <w:pgSz w:w="11906" w:h="16838"/>
       <w:pgMar w:top="567" w:right="707" w:bottom="709" w:left="709" w:header="708" w:footer="708" w:gutter="0"/>
@@ -88,6 +2488,1227 @@
     </w:sectPr>
   </w:body>
 </w:document>
+</file>
+
+<file path=word/numbering.xml><?xml version="1.0" encoding="utf-8"?>
+<w:numbering xmlns:wpc="http://schemas.microsoft.com/office/word/2010/wordprocessingCanvas" xmlns:cx="http://schemas.microsoft.com/office/drawing/2014/chartex" xmlns:cx1="http://schemas.microsoft.com/office/drawing/2015/9/8/chartex" xmlns:cx2="http://schemas.microsoft.com/office/drawing/2015/10/21/chartex" xmlns:cx3="http://schemas.microsoft.com/office/drawing/2016/5/9/chartex" xmlns:cx4="http://schemas.microsoft.com/office/drawing/2016/5/10/chartex" xmlns:cx5="http://schemas.microsoft.com/office/drawing/2016/5/11/chartex" xmlns:cx6="http://schemas.microsoft.com/office/drawing/2016/5/12/chartex" xmlns:cx7="http://schemas.microsoft.com/office/drawing/2016/5/13/chartex" xmlns:cx8="http://schemas.microsoft.com/office/drawing/2016/5/14/chartex" xmlns:mc="http://schemas.openxmlformats.org/markup-compatibility/2006" xmlns:aink="http://schemas.microsoft.com/office/drawing/2016/ink" xmlns:am3d="http://schemas.microsoft.com/office/drawing/2017/model3d" xmlns:o="urn:schemas-microsoft-com:office:office" xmlns:oel="http://schemas.microsoft.com/office/2019/extlst" xmlns:r="http://schemas.openxmlformats.org/officeDocument/2006/relationships" xmlns:m="http://schemas.openxmlformats.org/officeDocument/2006/math" xmlns:v="urn:schemas-microsoft-com:vml" xmlns:wp14="http://schemas.microsoft.com/office/word/2010/wordprocessingDrawing" xmlns:wp="http://schemas.openxmlformats.org/drawingml/2006/wordprocessingDrawing" xmlns:w10="urn:schemas-microsoft-com:office:word" xmlns:w="http://schemas.openxmlformats.org/wordprocessingml/2006/main" xmlns:w14="http://schemas.microsoft.com/office/word/2010/wordml" xmlns:w15="http://schemas.microsoft.com/office/word/2012/wordml" xmlns:w16cex="http://schemas.microsoft.com/office/word/2018/wordml/cex" xmlns:w16cid="http://schemas.microsoft.com/office/word/2016/wordml/cid" xmlns:w16="http://schemas.microsoft.com/office/word/2018/wordml" xmlns:w16du="http://schemas.microsoft.com/office/word/2023/wordml/word16du" xmlns:w16sdtdh="http://schemas.microsoft.com/office/word/2020/wordml/sdtdatahash" xmlns:w16sdtfl="http://schemas.microsoft.com/office/word/2024/wordml/sdtformatlock" xmlns:w16se="http://schemas.microsoft.com/office/word/2015/wordml/symex" xmlns:wpg="http://schemas.microsoft.com/office/word/2010/wordprocessingGroup" xmlns:wpi="http://schemas.microsoft.com/office/word/2010/wordprocessingInk" xmlns:wne="http://schemas.microsoft.com/office/word/2006/wordml" xmlns:wps="http://schemas.microsoft.com/office/word/2010/wordprocessingShape" mc:Ignorable="w14 w15 w16se w16cid w16 w16cex w16sdtdh w16sdtfl w16du wp14">
+  <w:abstractNum w:abstractNumId="0" w15:restartNumberingAfterBreak="0">
+    <w:nsid w:val="00D47D2A"/>
+    <w:multiLevelType w:val="multilevel"/>
+    <w:tmpl w:val="F948D5DA"/>
+    <w:lvl w:ilvl="0">
+      <w:start w:val="1"/>
+      <w:numFmt w:val="bullet"/>
+      <w:lvlText w:val=""/>
+      <w:lvlJc w:val="left"/>
+      <w:pPr>
+        <w:tabs>
+          <w:tab w:val="num" w:pos="720"/>
+        </w:tabs>
+        <w:ind w:left="720" w:hanging="360"/>
+      </w:pPr>
+      <w:rPr>
+        <w:rFonts w:ascii="Symbol" w:hAnsi="Symbol" w:hint="default"/>
+        <w:sz w:val="20"/>
+      </w:rPr>
+    </w:lvl>
+    <w:lvl w:ilvl="1" w:tentative="1">
+      <w:start w:val="1"/>
+      <w:numFmt w:val="bullet"/>
+      <w:lvlText w:val="o"/>
+      <w:lvlJc w:val="left"/>
+      <w:pPr>
+        <w:tabs>
+          <w:tab w:val="num" w:pos="1440"/>
+        </w:tabs>
+        <w:ind w:left="1440" w:hanging="360"/>
+      </w:pPr>
+      <w:rPr>
+        <w:rFonts w:ascii="Courier New" w:hAnsi="Courier New" w:hint="default"/>
+        <w:sz w:val="20"/>
+      </w:rPr>
+    </w:lvl>
+    <w:lvl w:ilvl="2" w:tentative="1">
+      <w:start w:val="1"/>
+      <w:numFmt w:val="bullet"/>
+      <w:lvlText w:val=""/>
+      <w:lvlJc w:val="left"/>
+      <w:pPr>
+        <w:tabs>
+          <w:tab w:val="num" w:pos="2160"/>
+        </w:tabs>
+        <w:ind w:left="2160" w:hanging="360"/>
+      </w:pPr>
+      <w:rPr>
+        <w:rFonts w:ascii="Wingdings" w:hAnsi="Wingdings" w:hint="default"/>
+        <w:sz w:val="20"/>
+      </w:rPr>
+    </w:lvl>
+    <w:lvl w:ilvl="3" w:tentative="1">
+      <w:start w:val="1"/>
+      <w:numFmt w:val="bullet"/>
+      <w:lvlText w:val=""/>
+      <w:lvlJc w:val="left"/>
+      <w:pPr>
+        <w:tabs>
+          <w:tab w:val="num" w:pos="2880"/>
+        </w:tabs>
+        <w:ind w:left="2880" w:hanging="360"/>
+      </w:pPr>
+      <w:rPr>
+        <w:rFonts w:ascii="Wingdings" w:hAnsi="Wingdings" w:hint="default"/>
+        <w:sz w:val="20"/>
+      </w:rPr>
+    </w:lvl>
+    <w:lvl w:ilvl="4" w:tentative="1">
+      <w:start w:val="1"/>
+      <w:numFmt w:val="bullet"/>
+      <w:lvlText w:val=""/>
+      <w:lvlJc w:val="left"/>
+      <w:pPr>
+        <w:tabs>
+          <w:tab w:val="num" w:pos="3600"/>
+        </w:tabs>
+        <w:ind w:left="3600" w:hanging="360"/>
+      </w:pPr>
+      <w:rPr>
+        <w:rFonts w:ascii="Wingdings" w:hAnsi="Wingdings" w:hint="default"/>
+        <w:sz w:val="20"/>
+      </w:rPr>
+    </w:lvl>
+    <w:lvl w:ilvl="5" w:tentative="1">
+      <w:start w:val="1"/>
+      <w:numFmt w:val="bullet"/>
+      <w:lvlText w:val=""/>
+      <w:lvlJc w:val="left"/>
+      <w:pPr>
+        <w:tabs>
+          <w:tab w:val="num" w:pos="4320"/>
+        </w:tabs>
+        <w:ind w:left="4320" w:hanging="360"/>
+      </w:pPr>
+      <w:rPr>
+        <w:rFonts w:ascii="Wingdings" w:hAnsi="Wingdings" w:hint="default"/>
+        <w:sz w:val="20"/>
+      </w:rPr>
+    </w:lvl>
+    <w:lvl w:ilvl="6" w:tentative="1">
+      <w:start w:val="1"/>
+      <w:numFmt w:val="bullet"/>
+      <w:lvlText w:val=""/>
+      <w:lvlJc w:val="left"/>
+      <w:pPr>
+        <w:tabs>
+          <w:tab w:val="num" w:pos="5040"/>
+        </w:tabs>
+        <w:ind w:left="5040" w:hanging="360"/>
+      </w:pPr>
+      <w:rPr>
+        <w:rFonts w:ascii="Wingdings" w:hAnsi="Wingdings" w:hint="default"/>
+        <w:sz w:val="20"/>
+      </w:rPr>
+    </w:lvl>
+    <w:lvl w:ilvl="7" w:tentative="1">
+      <w:start w:val="1"/>
+      <w:numFmt w:val="bullet"/>
+      <w:lvlText w:val=""/>
+      <w:lvlJc w:val="left"/>
+      <w:pPr>
+        <w:tabs>
+          <w:tab w:val="num" w:pos="5760"/>
+        </w:tabs>
+        <w:ind w:left="5760" w:hanging="360"/>
+      </w:pPr>
+      <w:rPr>
+        <w:rFonts w:ascii="Wingdings" w:hAnsi="Wingdings" w:hint="default"/>
+        <w:sz w:val="20"/>
+      </w:rPr>
+    </w:lvl>
+    <w:lvl w:ilvl="8" w:tentative="1">
+      <w:start w:val="1"/>
+      <w:numFmt w:val="bullet"/>
+      <w:lvlText w:val=""/>
+      <w:lvlJc w:val="left"/>
+      <w:pPr>
+        <w:tabs>
+          <w:tab w:val="num" w:pos="6480"/>
+        </w:tabs>
+        <w:ind w:left="6480" w:hanging="360"/>
+      </w:pPr>
+      <w:rPr>
+        <w:rFonts w:ascii="Wingdings" w:hAnsi="Wingdings" w:hint="default"/>
+        <w:sz w:val="20"/>
+      </w:rPr>
+    </w:lvl>
+  </w:abstractNum>
+  <w:abstractNum w:abstractNumId="1" w15:restartNumberingAfterBreak="0">
+    <w:nsid w:val="113959A4"/>
+    <w:multiLevelType w:val="multilevel"/>
+    <w:tmpl w:val="850CC308"/>
+    <w:lvl w:ilvl="0">
+      <w:start w:val="1"/>
+      <w:numFmt w:val="bullet"/>
+      <w:lvlText w:val=""/>
+      <w:lvlJc w:val="left"/>
+      <w:pPr>
+        <w:tabs>
+          <w:tab w:val="num" w:pos="720"/>
+        </w:tabs>
+        <w:ind w:left="720" w:hanging="360"/>
+      </w:pPr>
+      <w:rPr>
+        <w:rFonts w:ascii="Symbol" w:hAnsi="Symbol" w:hint="default"/>
+        <w:sz w:val="20"/>
+      </w:rPr>
+    </w:lvl>
+    <w:lvl w:ilvl="1" w:tentative="1">
+      <w:start w:val="1"/>
+      <w:numFmt w:val="bullet"/>
+      <w:lvlText w:val="o"/>
+      <w:lvlJc w:val="left"/>
+      <w:pPr>
+        <w:tabs>
+          <w:tab w:val="num" w:pos="1440"/>
+        </w:tabs>
+        <w:ind w:left="1440" w:hanging="360"/>
+      </w:pPr>
+      <w:rPr>
+        <w:rFonts w:ascii="Courier New" w:hAnsi="Courier New" w:hint="default"/>
+        <w:sz w:val="20"/>
+      </w:rPr>
+    </w:lvl>
+    <w:lvl w:ilvl="2" w:tentative="1">
+      <w:start w:val="1"/>
+      <w:numFmt w:val="bullet"/>
+      <w:lvlText w:val=""/>
+      <w:lvlJc w:val="left"/>
+      <w:pPr>
+        <w:tabs>
+          <w:tab w:val="num" w:pos="2160"/>
+        </w:tabs>
+        <w:ind w:left="2160" w:hanging="360"/>
+      </w:pPr>
+      <w:rPr>
+        <w:rFonts w:ascii="Wingdings" w:hAnsi="Wingdings" w:hint="default"/>
+        <w:sz w:val="20"/>
+      </w:rPr>
+    </w:lvl>
+    <w:lvl w:ilvl="3" w:tentative="1">
+      <w:start w:val="1"/>
+      <w:numFmt w:val="bullet"/>
+      <w:lvlText w:val=""/>
+      <w:lvlJc w:val="left"/>
+      <w:pPr>
+        <w:tabs>
+          <w:tab w:val="num" w:pos="2880"/>
+        </w:tabs>
+        <w:ind w:left="2880" w:hanging="360"/>
+      </w:pPr>
+      <w:rPr>
+        <w:rFonts w:ascii="Wingdings" w:hAnsi="Wingdings" w:hint="default"/>
+        <w:sz w:val="20"/>
+      </w:rPr>
+    </w:lvl>
+    <w:lvl w:ilvl="4" w:tentative="1">
+      <w:start w:val="1"/>
+      <w:numFmt w:val="bullet"/>
+      <w:lvlText w:val=""/>
+      <w:lvlJc w:val="left"/>
+      <w:pPr>
+        <w:tabs>
+          <w:tab w:val="num" w:pos="3600"/>
+        </w:tabs>
+        <w:ind w:left="3600" w:hanging="360"/>
+      </w:pPr>
+      <w:rPr>
+        <w:rFonts w:ascii="Wingdings" w:hAnsi="Wingdings" w:hint="default"/>
+        <w:sz w:val="20"/>
+      </w:rPr>
+    </w:lvl>
+    <w:lvl w:ilvl="5" w:tentative="1">
+      <w:start w:val="1"/>
+      <w:numFmt w:val="bullet"/>
+      <w:lvlText w:val=""/>
+      <w:lvlJc w:val="left"/>
+      <w:pPr>
+        <w:tabs>
+          <w:tab w:val="num" w:pos="4320"/>
+        </w:tabs>
+        <w:ind w:left="4320" w:hanging="360"/>
+      </w:pPr>
+      <w:rPr>
+        <w:rFonts w:ascii="Wingdings" w:hAnsi="Wingdings" w:hint="default"/>
+        <w:sz w:val="20"/>
+      </w:rPr>
+    </w:lvl>
+    <w:lvl w:ilvl="6" w:tentative="1">
+      <w:start w:val="1"/>
+      <w:numFmt w:val="bullet"/>
+      <w:lvlText w:val=""/>
+      <w:lvlJc w:val="left"/>
+      <w:pPr>
+        <w:tabs>
+          <w:tab w:val="num" w:pos="5040"/>
+        </w:tabs>
+        <w:ind w:left="5040" w:hanging="360"/>
+      </w:pPr>
+      <w:rPr>
+        <w:rFonts w:ascii="Wingdings" w:hAnsi="Wingdings" w:hint="default"/>
+        <w:sz w:val="20"/>
+      </w:rPr>
+    </w:lvl>
+    <w:lvl w:ilvl="7" w:tentative="1">
+      <w:start w:val="1"/>
+      <w:numFmt w:val="bullet"/>
+      <w:lvlText w:val=""/>
+      <w:lvlJc w:val="left"/>
+      <w:pPr>
+        <w:tabs>
+          <w:tab w:val="num" w:pos="5760"/>
+        </w:tabs>
+        <w:ind w:left="5760" w:hanging="360"/>
+      </w:pPr>
+      <w:rPr>
+        <w:rFonts w:ascii="Wingdings" w:hAnsi="Wingdings" w:hint="default"/>
+        <w:sz w:val="20"/>
+      </w:rPr>
+    </w:lvl>
+    <w:lvl w:ilvl="8" w:tentative="1">
+      <w:start w:val="1"/>
+      <w:numFmt w:val="bullet"/>
+      <w:lvlText w:val=""/>
+      <w:lvlJc w:val="left"/>
+      <w:pPr>
+        <w:tabs>
+          <w:tab w:val="num" w:pos="6480"/>
+        </w:tabs>
+        <w:ind w:left="6480" w:hanging="360"/>
+      </w:pPr>
+      <w:rPr>
+        <w:rFonts w:ascii="Wingdings" w:hAnsi="Wingdings" w:hint="default"/>
+        <w:sz w:val="20"/>
+      </w:rPr>
+    </w:lvl>
+  </w:abstractNum>
+  <w:abstractNum w:abstractNumId="2" w15:restartNumberingAfterBreak="0">
+    <w:nsid w:val="2D083C72"/>
+    <w:multiLevelType w:val="multilevel"/>
+    <w:tmpl w:val="4ADAEF00"/>
+    <w:lvl w:ilvl="0">
+      <w:start w:val="1"/>
+      <w:numFmt w:val="bullet"/>
+      <w:lvlText w:val=""/>
+      <w:lvlJc w:val="left"/>
+      <w:pPr>
+        <w:tabs>
+          <w:tab w:val="num" w:pos="720"/>
+        </w:tabs>
+        <w:ind w:left="720" w:hanging="360"/>
+      </w:pPr>
+      <w:rPr>
+        <w:rFonts w:ascii="Symbol" w:hAnsi="Symbol" w:hint="default"/>
+        <w:sz w:val="20"/>
+      </w:rPr>
+    </w:lvl>
+    <w:lvl w:ilvl="1" w:tentative="1">
+      <w:start w:val="1"/>
+      <w:numFmt w:val="bullet"/>
+      <w:lvlText w:val="o"/>
+      <w:lvlJc w:val="left"/>
+      <w:pPr>
+        <w:tabs>
+          <w:tab w:val="num" w:pos="1440"/>
+        </w:tabs>
+        <w:ind w:left="1440" w:hanging="360"/>
+      </w:pPr>
+      <w:rPr>
+        <w:rFonts w:ascii="Courier New" w:hAnsi="Courier New" w:hint="default"/>
+        <w:sz w:val="20"/>
+      </w:rPr>
+    </w:lvl>
+    <w:lvl w:ilvl="2" w:tentative="1">
+      <w:start w:val="1"/>
+      <w:numFmt w:val="bullet"/>
+      <w:lvlText w:val=""/>
+      <w:lvlJc w:val="left"/>
+      <w:pPr>
+        <w:tabs>
+          <w:tab w:val="num" w:pos="2160"/>
+        </w:tabs>
+        <w:ind w:left="2160" w:hanging="360"/>
+      </w:pPr>
+      <w:rPr>
+        <w:rFonts w:ascii="Wingdings" w:hAnsi="Wingdings" w:hint="default"/>
+        <w:sz w:val="20"/>
+      </w:rPr>
+    </w:lvl>
+    <w:lvl w:ilvl="3" w:tentative="1">
+      <w:start w:val="1"/>
+      <w:numFmt w:val="bullet"/>
+      <w:lvlText w:val=""/>
+      <w:lvlJc w:val="left"/>
+      <w:pPr>
+        <w:tabs>
+          <w:tab w:val="num" w:pos="2880"/>
+        </w:tabs>
+        <w:ind w:left="2880" w:hanging="360"/>
+      </w:pPr>
+      <w:rPr>
+        <w:rFonts w:ascii="Wingdings" w:hAnsi="Wingdings" w:hint="default"/>
+        <w:sz w:val="20"/>
+      </w:rPr>
+    </w:lvl>
+    <w:lvl w:ilvl="4" w:tentative="1">
+      <w:start w:val="1"/>
+      <w:numFmt w:val="bullet"/>
+      <w:lvlText w:val=""/>
+      <w:lvlJc w:val="left"/>
+      <w:pPr>
+        <w:tabs>
+          <w:tab w:val="num" w:pos="3600"/>
+        </w:tabs>
+        <w:ind w:left="3600" w:hanging="360"/>
+      </w:pPr>
+      <w:rPr>
+        <w:rFonts w:ascii="Wingdings" w:hAnsi="Wingdings" w:hint="default"/>
+        <w:sz w:val="20"/>
+      </w:rPr>
+    </w:lvl>
+    <w:lvl w:ilvl="5" w:tentative="1">
+      <w:start w:val="1"/>
+      <w:numFmt w:val="bullet"/>
+      <w:lvlText w:val=""/>
+      <w:lvlJc w:val="left"/>
+      <w:pPr>
+        <w:tabs>
+          <w:tab w:val="num" w:pos="4320"/>
+        </w:tabs>
+        <w:ind w:left="4320" w:hanging="360"/>
+      </w:pPr>
+      <w:rPr>
+        <w:rFonts w:ascii="Wingdings" w:hAnsi="Wingdings" w:hint="default"/>
+        <w:sz w:val="20"/>
+      </w:rPr>
+    </w:lvl>
+    <w:lvl w:ilvl="6" w:tentative="1">
+      <w:start w:val="1"/>
+      <w:numFmt w:val="bullet"/>
+      <w:lvlText w:val=""/>
+      <w:lvlJc w:val="left"/>
+      <w:pPr>
+        <w:tabs>
+          <w:tab w:val="num" w:pos="5040"/>
+        </w:tabs>
+        <w:ind w:left="5040" w:hanging="360"/>
+      </w:pPr>
+      <w:rPr>
+        <w:rFonts w:ascii="Wingdings" w:hAnsi="Wingdings" w:hint="default"/>
+        <w:sz w:val="20"/>
+      </w:rPr>
+    </w:lvl>
+    <w:lvl w:ilvl="7" w:tentative="1">
+      <w:start w:val="1"/>
+      <w:numFmt w:val="bullet"/>
+      <w:lvlText w:val=""/>
+      <w:lvlJc w:val="left"/>
+      <w:pPr>
+        <w:tabs>
+          <w:tab w:val="num" w:pos="5760"/>
+        </w:tabs>
+        <w:ind w:left="5760" w:hanging="360"/>
+      </w:pPr>
+      <w:rPr>
+        <w:rFonts w:ascii="Wingdings" w:hAnsi="Wingdings" w:hint="default"/>
+        <w:sz w:val="20"/>
+      </w:rPr>
+    </w:lvl>
+    <w:lvl w:ilvl="8" w:tentative="1">
+      <w:start w:val="1"/>
+      <w:numFmt w:val="bullet"/>
+      <w:lvlText w:val=""/>
+      <w:lvlJc w:val="left"/>
+      <w:pPr>
+        <w:tabs>
+          <w:tab w:val="num" w:pos="6480"/>
+        </w:tabs>
+        <w:ind w:left="6480" w:hanging="360"/>
+      </w:pPr>
+      <w:rPr>
+        <w:rFonts w:ascii="Wingdings" w:hAnsi="Wingdings" w:hint="default"/>
+        <w:sz w:val="20"/>
+      </w:rPr>
+    </w:lvl>
+  </w:abstractNum>
+  <w:abstractNum w:abstractNumId="3" w15:restartNumberingAfterBreak="0">
+    <w:nsid w:val="3F137A4D"/>
+    <w:multiLevelType w:val="multilevel"/>
+    <w:tmpl w:val="7326D258"/>
+    <w:lvl w:ilvl="0">
+      <w:start w:val="1"/>
+      <w:numFmt w:val="bullet"/>
+      <w:lvlText w:val=""/>
+      <w:lvlJc w:val="left"/>
+      <w:pPr>
+        <w:tabs>
+          <w:tab w:val="num" w:pos="720"/>
+        </w:tabs>
+        <w:ind w:left="720" w:hanging="360"/>
+      </w:pPr>
+      <w:rPr>
+        <w:rFonts w:ascii="Symbol" w:hAnsi="Symbol" w:hint="default"/>
+        <w:sz w:val="20"/>
+      </w:rPr>
+    </w:lvl>
+    <w:lvl w:ilvl="1" w:tentative="1">
+      <w:start w:val="1"/>
+      <w:numFmt w:val="bullet"/>
+      <w:lvlText w:val="o"/>
+      <w:lvlJc w:val="left"/>
+      <w:pPr>
+        <w:tabs>
+          <w:tab w:val="num" w:pos="1440"/>
+        </w:tabs>
+        <w:ind w:left="1440" w:hanging="360"/>
+      </w:pPr>
+      <w:rPr>
+        <w:rFonts w:ascii="Courier New" w:hAnsi="Courier New" w:hint="default"/>
+        <w:sz w:val="20"/>
+      </w:rPr>
+    </w:lvl>
+    <w:lvl w:ilvl="2" w:tentative="1">
+      <w:start w:val="1"/>
+      <w:numFmt w:val="bullet"/>
+      <w:lvlText w:val=""/>
+      <w:lvlJc w:val="left"/>
+      <w:pPr>
+        <w:tabs>
+          <w:tab w:val="num" w:pos="2160"/>
+        </w:tabs>
+        <w:ind w:left="2160" w:hanging="360"/>
+      </w:pPr>
+      <w:rPr>
+        <w:rFonts w:ascii="Wingdings" w:hAnsi="Wingdings" w:hint="default"/>
+        <w:sz w:val="20"/>
+      </w:rPr>
+    </w:lvl>
+    <w:lvl w:ilvl="3" w:tentative="1">
+      <w:start w:val="1"/>
+      <w:numFmt w:val="bullet"/>
+      <w:lvlText w:val=""/>
+      <w:lvlJc w:val="left"/>
+      <w:pPr>
+        <w:tabs>
+          <w:tab w:val="num" w:pos="2880"/>
+        </w:tabs>
+        <w:ind w:left="2880" w:hanging="360"/>
+      </w:pPr>
+      <w:rPr>
+        <w:rFonts w:ascii="Wingdings" w:hAnsi="Wingdings" w:hint="default"/>
+        <w:sz w:val="20"/>
+      </w:rPr>
+    </w:lvl>
+    <w:lvl w:ilvl="4" w:tentative="1">
+      <w:start w:val="1"/>
+      <w:numFmt w:val="bullet"/>
+      <w:lvlText w:val=""/>
+      <w:lvlJc w:val="left"/>
+      <w:pPr>
+        <w:tabs>
+          <w:tab w:val="num" w:pos="3600"/>
+        </w:tabs>
+        <w:ind w:left="3600" w:hanging="360"/>
+      </w:pPr>
+      <w:rPr>
+        <w:rFonts w:ascii="Wingdings" w:hAnsi="Wingdings" w:hint="default"/>
+        <w:sz w:val="20"/>
+      </w:rPr>
+    </w:lvl>
+    <w:lvl w:ilvl="5" w:tentative="1">
+      <w:start w:val="1"/>
+      <w:numFmt w:val="bullet"/>
+      <w:lvlText w:val=""/>
+      <w:lvlJc w:val="left"/>
+      <w:pPr>
+        <w:tabs>
+          <w:tab w:val="num" w:pos="4320"/>
+        </w:tabs>
+        <w:ind w:left="4320" w:hanging="360"/>
+      </w:pPr>
+      <w:rPr>
+        <w:rFonts w:ascii="Wingdings" w:hAnsi="Wingdings" w:hint="default"/>
+        <w:sz w:val="20"/>
+      </w:rPr>
+    </w:lvl>
+    <w:lvl w:ilvl="6" w:tentative="1">
+      <w:start w:val="1"/>
+      <w:numFmt w:val="bullet"/>
+      <w:lvlText w:val=""/>
+      <w:lvlJc w:val="left"/>
+      <w:pPr>
+        <w:tabs>
+          <w:tab w:val="num" w:pos="5040"/>
+        </w:tabs>
+        <w:ind w:left="5040" w:hanging="360"/>
+      </w:pPr>
+      <w:rPr>
+        <w:rFonts w:ascii="Wingdings" w:hAnsi="Wingdings" w:hint="default"/>
+        <w:sz w:val="20"/>
+      </w:rPr>
+    </w:lvl>
+    <w:lvl w:ilvl="7" w:tentative="1">
+      <w:start w:val="1"/>
+      <w:numFmt w:val="bullet"/>
+      <w:lvlText w:val=""/>
+      <w:lvlJc w:val="left"/>
+      <w:pPr>
+        <w:tabs>
+          <w:tab w:val="num" w:pos="5760"/>
+        </w:tabs>
+        <w:ind w:left="5760" w:hanging="360"/>
+      </w:pPr>
+      <w:rPr>
+        <w:rFonts w:ascii="Wingdings" w:hAnsi="Wingdings" w:hint="default"/>
+        <w:sz w:val="20"/>
+      </w:rPr>
+    </w:lvl>
+    <w:lvl w:ilvl="8" w:tentative="1">
+      <w:start w:val="1"/>
+      <w:numFmt w:val="bullet"/>
+      <w:lvlText w:val=""/>
+      <w:lvlJc w:val="left"/>
+      <w:pPr>
+        <w:tabs>
+          <w:tab w:val="num" w:pos="6480"/>
+        </w:tabs>
+        <w:ind w:left="6480" w:hanging="360"/>
+      </w:pPr>
+      <w:rPr>
+        <w:rFonts w:ascii="Wingdings" w:hAnsi="Wingdings" w:hint="default"/>
+        <w:sz w:val="20"/>
+      </w:rPr>
+    </w:lvl>
+  </w:abstractNum>
+  <w:abstractNum w:abstractNumId="4" w15:restartNumberingAfterBreak="0">
+    <w:nsid w:val="5804509C"/>
+    <w:multiLevelType w:val="multilevel"/>
+    <w:tmpl w:val="7C5A0912"/>
+    <w:lvl w:ilvl="0">
+      <w:start w:val="1"/>
+      <w:numFmt w:val="bullet"/>
+      <w:lvlText w:val=""/>
+      <w:lvlJc w:val="left"/>
+      <w:pPr>
+        <w:tabs>
+          <w:tab w:val="num" w:pos="720"/>
+        </w:tabs>
+        <w:ind w:left="720" w:hanging="360"/>
+      </w:pPr>
+      <w:rPr>
+        <w:rFonts w:ascii="Symbol" w:hAnsi="Symbol" w:hint="default"/>
+        <w:sz w:val="20"/>
+      </w:rPr>
+    </w:lvl>
+    <w:lvl w:ilvl="1" w:tentative="1">
+      <w:start w:val="1"/>
+      <w:numFmt w:val="bullet"/>
+      <w:lvlText w:val="o"/>
+      <w:lvlJc w:val="left"/>
+      <w:pPr>
+        <w:tabs>
+          <w:tab w:val="num" w:pos="1440"/>
+        </w:tabs>
+        <w:ind w:left="1440" w:hanging="360"/>
+      </w:pPr>
+      <w:rPr>
+        <w:rFonts w:ascii="Courier New" w:hAnsi="Courier New" w:hint="default"/>
+        <w:sz w:val="20"/>
+      </w:rPr>
+    </w:lvl>
+    <w:lvl w:ilvl="2" w:tentative="1">
+      <w:start w:val="1"/>
+      <w:numFmt w:val="bullet"/>
+      <w:lvlText w:val=""/>
+      <w:lvlJc w:val="left"/>
+      <w:pPr>
+        <w:tabs>
+          <w:tab w:val="num" w:pos="2160"/>
+        </w:tabs>
+        <w:ind w:left="2160" w:hanging="360"/>
+      </w:pPr>
+      <w:rPr>
+        <w:rFonts w:ascii="Wingdings" w:hAnsi="Wingdings" w:hint="default"/>
+        <w:sz w:val="20"/>
+      </w:rPr>
+    </w:lvl>
+    <w:lvl w:ilvl="3" w:tentative="1">
+      <w:start w:val="1"/>
+      <w:numFmt w:val="bullet"/>
+      <w:lvlText w:val=""/>
+      <w:lvlJc w:val="left"/>
+      <w:pPr>
+        <w:tabs>
+          <w:tab w:val="num" w:pos="2880"/>
+        </w:tabs>
+        <w:ind w:left="2880" w:hanging="360"/>
+      </w:pPr>
+      <w:rPr>
+        <w:rFonts w:ascii="Wingdings" w:hAnsi="Wingdings" w:hint="default"/>
+        <w:sz w:val="20"/>
+      </w:rPr>
+    </w:lvl>
+    <w:lvl w:ilvl="4" w:tentative="1">
+      <w:start w:val="1"/>
+      <w:numFmt w:val="bullet"/>
+      <w:lvlText w:val=""/>
+      <w:lvlJc w:val="left"/>
+      <w:pPr>
+        <w:tabs>
+          <w:tab w:val="num" w:pos="3600"/>
+        </w:tabs>
+        <w:ind w:left="3600" w:hanging="360"/>
+      </w:pPr>
+      <w:rPr>
+        <w:rFonts w:ascii="Wingdings" w:hAnsi="Wingdings" w:hint="default"/>
+        <w:sz w:val="20"/>
+      </w:rPr>
+    </w:lvl>
+    <w:lvl w:ilvl="5" w:tentative="1">
+      <w:start w:val="1"/>
+      <w:numFmt w:val="bullet"/>
+      <w:lvlText w:val=""/>
+      <w:lvlJc w:val="left"/>
+      <w:pPr>
+        <w:tabs>
+          <w:tab w:val="num" w:pos="4320"/>
+        </w:tabs>
+        <w:ind w:left="4320" w:hanging="360"/>
+      </w:pPr>
+      <w:rPr>
+        <w:rFonts w:ascii="Wingdings" w:hAnsi="Wingdings" w:hint="default"/>
+        <w:sz w:val="20"/>
+      </w:rPr>
+    </w:lvl>
+    <w:lvl w:ilvl="6" w:tentative="1">
+      <w:start w:val="1"/>
+      <w:numFmt w:val="bullet"/>
+      <w:lvlText w:val=""/>
+      <w:lvlJc w:val="left"/>
+      <w:pPr>
+        <w:tabs>
+          <w:tab w:val="num" w:pos="5040"/>
+        </w:tabs>
+        <w:ind w:left="5040" w:hanging="360"/>
+      </w:pPr>
+      <w:rPr>
+        <w:rFonts w:ascii="Wingdings" w:hAnsi="Wingdings" w:hint="default"/>
+        <w:sz w:val="20"/>
+      </w:rPr>
+    </w:lvl>
+    <w:lvl w:ilvl="7" w:tentative="1">
+      <w:start w:val="1"/>
+      <w:numFmt w:val="bullet"/>
+      <w:lvlText w:val=""/>
+      <w:lvlJc w:val="left"/>
+      <w:pPr>
+        <w:tabs>
+          <w:tab w:val="num" w:pos="5760"/>
+        </w:tabs>
+        <w:ind w:left="5760" w:hanging="360"/>
+      </w:pPr>
+      <w:rPr>
+        <w:rFonts w:ascii="Wingdings" w:hAnsi="Wingdings" w:hint="default"/>
+        <w:sz w:val="20"/>
+      </w:rPr>
+    </w:lvl>
+    <w:lvl w:ilvl="8" w:tentative="1">
+      <w:start w:val="1"/>
+      <w:numFmt w:val="bullet"/>
+      <w:lvlText w:val=""/>
+      <w:lvlJc w:val="left"/>
+      <w:pPr>
+        <w:tabs>
+          <w:tab w:val="num" w:pos="6480"/>
+        </w:tabs>
+        <w:ind w:left="6480" w:hanging="360"/>
+      </w:pPr>
+      <w:rPr>
+        <w:rFonts w:ascii="Wingdings" w:hAnsi="Wingdings" w:hint="default"/>
+        <w:sz w:val="20"/>
+      </w:rPr>
+    </w:lvl>
+  </w:abstractNum>
+  <w:abstractNum w:abstractNumId="5" w15:restartNumberingAfterBreak="0">
+    <w:nsid w:val="5AAB25B5"/>
+    <w:multiLevelType w:val="multilevel"/>
+    <w:tmpl w:val="7236F5CA"/>
+    <w:lvl w:ilvl="0">
+      <w:start w:val="1"/>
+      <w:numFmt w:val="bullet"/>
+      <w:lvlText w:val=""/>
+      <w:lvlJc w:val="left"/>
+      <w:pPr>
+        <w:tabs>
+          <w:tab w:val="num" w:pos="720"/>
+        </w:tabs>
+        <w:ind w:left="720" w:hanging="360"/>
+      </w:pPr>
+      <w:rPr>
+        <w:rFonts w:ascii="Symbol" w:hAnsi="Symbol" w:hint="default"/>
+        <w:sz w:val="20"/>
+      </w:rPr>
+    </w:lvl>
+    <w:lvl w:ilvl="1" w:tentative="1">
+      <w:start w:val="1"/>
+      <w:numFmt w:val="bullet"/>
+      <w:lvlText w:val="o"/>
+      <w:lvlJc w:val="left"/>
+      <w:pPr>
+        <w:tabs>
+          <w:tab w:val="num" w:pos="1440"/>
+        </w:tabs>
+        <w:ind w:left="1440" w:hanging="360"/>
+      </w:pPr>
+      <w:rPr>
+        <w:rFonts w:ascii="Courier New" w:hAnsi="Courier New" w:hint="default"/>
+        <w:sz w:val="20"/>
+      </w:rPr>
+    </w:lvl>
+    <w:lvl w:ilvl="2" w:tentative="1">
+      <w:start w:val="1"/>
+      <w:numFmt w:val="bullet"/>
+      <w:lvlText w:val=""/>
+      <w:lvlJc w:val="left"/>
+      <w:pPr>
+        <w:tabs>
+          <w:tab w:val="num" w:pos="2160"/>
+        </w:tabs>
+        <w:ind w:left="2160" w:hanging="360"/>
+      </w:pPr>
+      <w:rPr>
+        <w:rFonts w:ascii="Wingdings" w:hAnsi="Wingdings" w:hint="default"/>
+        <w:sz w:val="20"/>
+      </w:rPr>
+    </w:lvl>
+    <w:lvl w:ilvl="3" w:tentative="1">
+      <w:start w:val="1"/>
+      <w:numFmt w:val="bullet"/>
+      <w:lvlText w:val=""/>
+      <w:lvlJc w:val="left"/>
+      <w:pPr>
+        <w:tabs>
+          <w:tab w:val="num" w:pos="2880"/>
+        </w:tabs>
+        <w:ind w:left="2880" w:hanging="360"/>
+      </w:pPr>
+      <w:rPr>
+        <w:rFonts w:ascii="Wingdings" w:hAnsi="Wingdings" w:hint="default"/>
+        <w:sz w:val="20"/>
+      </w:rPr>
+    </w:lvl>
+    <w:lvl w:ilvl="4" w:tentative="1">
+      <w:start w:val="1"/>
+      <w:numFmt w:val="bullet"/>
+      <w:lvlText w:val=""/>
+      <w:lvlJc w:val="left"/>
+      <w:pPr>
+        <w:tabs>
+          <w:tab w:val="num" w:pos="3600"/>
+        </w:tabs>
+        <w:ind w:left="3600" w:hanging="360"/>
+      </w:pPr>
+      <w:rPr>
+        <w:rFonts w:ascii="Wingdings" w:hAnsi="Wingdings" w:hint="default"/>
+        <w:sz w:val="20"/>
+      </w:rPr>
+    </w:lvl>
+    <w:lvl w:ilvl="5" w:tentative="1">
+      <w:start w:val="1"/>
+      <w:numFmt w:val="bullet"/>
+      <w:lvlText w:val=""/>
+      <w:lvlJc w:val="left"/>
+      <w:pPr>
+        <w:tabs>
+          <w:tab w:val="num" w:pos="4320"/>
+        </w:tabs>
+        <w:ind w:left="4320" w:hanging="360"/>
+      </w:pPr>
+      <w:rPr>
+        <w:rFonts w:ascii="Wingdings" w:hAnsi="Wingdings" w:hint="default"/>
+        <w:sz w:val="20"/>
+      </w:rPr>
+    </w:lvl>
+    <w:lvl w:ilvl="6" w:tentative="1">
+      <w:start w:val="1"/>
+      <w:numFmt w:val="bullet"/>
+      <w:lvlText w:val=""/>
+      <w:lvlJc w:val="left"/>
+      <w:pPr>
+        <w:tabs>
+          <w:tab w:val="num" w:pos="5040"/>
+        </w:tabs>
+        <w:ind w:left="5040" w:hanging="360"/>
+      </w:pPr>
+      <w:rPr>
+        <w:rFonts w:ascii="Wingdings" w:hAnsi="Wingdings" w:hint="default"/>
+        <w:sz w:val="20"/>
+      </w:rPr>
+    </w:lvl>
+    <w:lvl w:ilvl="7" w:tentative="1">
+      <w:start w:val="1"/>
+      <w:numFmt w:val="bullet"/>
+      <w:lvlText w:val=""/>
+      <w:lvlJc w:val="left"/>
+      <w:pPr>
+        <w:tabs>
+          <w:tab w:val="num" w:pos="5760"/>
+        </w:tabs>
+        <w:ind w:left="5760" w:hanging="360"/>
+      </w:pPr>
+      <w:rPr>
+        <w:rFonts w:ascii="Wingdings" w:hAnsi="Wingdings" w:hint="default"/>
+        <w:sz w:val="20"/>
+      </w:rPr>
+    </w:lvl>
+    <w:lvl w:ilvl="8" w:tentative="1">
+      <w:start w:val="1"/>
+      <w:numFmt w:val="bullet"/>
+      <w:lvlText w:val=""/>
+      <w:lvlJc w:val="left"/>
+      <w:pPr>
+        <w:tabs>
+          <w:tab w:val="num" w:pos="6480"/>
+        </w:tabs>
+        <w:ind w:left="6480" w:hanging="360"/>
+      </w:pPr>
+      <w:rPr>
+        <w:rFonts w:ascii="Wingdings" w:hAnsi="Wingdings" w:hint="default"/>
+        <w:sz w:val="20"/>
+      </w:rPr>
+    </w:lvl>
+  </w:abstractNum>
+  <w:abstractNum w:abstractNumId="6" w15:restartNumberingAfterBreak="0">
+    <w:nsid w:val="5F3C5130"/>
+    <w:multiLevelType w:val="multilevel"/>
+    <w:tmpl w:val="DC9AA11C"/>
+    <w:lvl w:ilvl="0">
+      <w:start w:val="1"/>
+      <w:numFmt w:val="bullet"/>
+      <w:lvlText w:val=""/>
+      <w:lvlJc w:val="left"/>
+      <w:pPr>
+        <w:tabs>
+          <w:tab w:val="num" w:pos="720"/>
+        </w:tabs>
+        <w:ind w:left="720" w:hanging="360"/>
+      </w:pPr>
+      <w:rPr>
+        <w:rFonts w:ascii="Symbol" w:hAnsi="Symbol" w:hint="default"/>
+        <w:sz w:val="20"/>
+      </w:rPr>
+    </w:lvl>
+    <w:lvl w:ilvl="1" w:tentative="1">
+      <w:start w:val="1"/>
+      <w:numFmt w:val="bullet"/>
+      <w:lvlText w:val="o"/>
+      <w:lvlJc w:val="left"/>
+      <w:pPr>
+        <w:tabs>
+          <w:tab w:val="num" w:pos="1440"/>
+        </w:tabs>
+        <w:ind w:left="1440" w:hanging="360"/>
+      </w:pPr>
+      <w:rPr>
+        <w:rFonts w:ascii="Courier New" w:hAnsi="Courier New" w:hint="default"/>
+        <w:sz w:val="20"/>
+      </w:rPr>
+    </w:lvl>
+    <w:lvl w:ilvl="2" w:tentative="1">
+      <w:start w:val="1"/>
+      <w:numFmt w:val="bullet"/>
+      <w:lvlText w:val=""/>
+      <w:lvlJc w:val="left"/>
+      <w:pPr>
+        <w:tabs>
+          <w:tab w:val="num" w:pos="2160"/>
+        </w:tabs>
+        <w:ind w:left="2160" w:hanging="360"/>
+      </w:pPr>
+      <w:rPr>
+        <w:rFonts w:ascii="Wingdings" w:hAnsi="Wingdings" w:hint="default"/>
+        <w:sz w:val="20"/>
+      </w:rPr>
+    </w:lvl>
+    <w:lvl w:ilvl="3" w:tentative="1">
+      <w:start w:val="1"/>
+      <w:numFmt w:val="bullet"/>
+      <w:lvlText w:val=""/>
+      <w:lvlJc w:val="left"/>
+      <w:pPr>
+        <w:tabs>
+          <w:tab w:val="num" w:pos="2880"/>
+        </w:tabs>
+        <w:ind w:left="2880" w:hanging="360"/>
+      </w:pPr>
+      <w:rPr>
+        <w:rFonts w:ascii="Wingdings" w:hAnsi="Wingdings" w:hint="default"/>
+        <w:sz w:val="20"/>
+      </w:rPr>
+    </w:lvl>
+    <w:lvl w:ilvl="4" w:tentative="1">
+      <w:start w:val="1"/>
+      <w:numFmt w:val="bullet"/>
+      <w:lvlText w:val=""/>
+      <w:lvlJc w:val="left"/>
+      <w:pPr>
+        <w:tabs>
+          <w:tab w:val="num" w:pos="3600"/>
+        </w:tabs>
+        <w:ind w:left="3600" w:hanging="360"/>
+      </w:pPr>
+      <w:rPr>
+        <w:rFonts w:ascii="Wingdings" w:hAnsi="Wingdings" w:hint="default"/>
+        <w:sz w:val="20"/>
+      </w:rPr>
+    </w:lvl>
+    <w:lvl w:ilvl="5" w:tentative="1">
+      <w:start w:val="1"/>
+      <w:numFmt w:val="bullet"/>
+      <w:lvlText w:val=""/>
+      <w:lvlJc w:val="left"/>
+      <w:pPr>
+        <w:tabs>
+          <w:tab w:val="num" w:pos="4320"/>
+        </w:tabs>
+        <w:ind w:left="4320" w:hanging="360"/>
+      </w:pPr>
+      <w:rPr>
+        <w:rFonts w:ascii="Wingdings" w:hAnsi="Wingdings" w:hint="default"/>
+        <w:sz w:val="20"/>
+      </w:rPr>
+    </w:lvl>
+    <w:lvl w:ilvl="6" w:tentative="1">
+      <w:start w:val="1"/>
+      <w:numFmt w:val="bullet"/>
+      <w:lvlText w:val=""/>
+      <w:lvlJc w:val="left"/>
+      <w:pPr>
+        <w:tabs>
+          <w:tab w:val="num" w:pos="5040"/>
+        </w:tabs>
+        <w:ind w:left="5040" w:hanging="360"/>
+      </w:pPr>
+      <w:rPr>
+        <w:rFonts w:ascii="Wingdings" w:hAnsi="Wingdings" w:hint="default"/>
+        <w:sz w:val="20"/>
+      </w:rPr>
+    </w:lvl>
+    <w:lvl w:ilvl="7" w:tentative="1">
+      <w:start w:val="1"/>
+      <w:numFmt w:val="bullet"/>
+      <w:lvlText w:val=""/>
+      <w:lvlJc w:val="left"/>
+      <w:pPr>
+        <w:tabs>
+          <w:tab w:val="num" w:pos="5760"/>
+        </w:tabs>
+        <w:ind w:left="5760" w:hanging="360"/>
+      </w:pPr>
+      <w:rPr>
+        <w:rFonts w:ascii="Wingdings" w:hAnsi="Wingdings" w:hint="default"/>
+        <w:sz w:val="20"/>
+      </w:rPr>
+    </w:lvl>
+    <w:lvl w:ilvl="8" w:tentative="1">
+      <w:start w:val="1"/>
+      <w:numFmt w:val="bullet"/>
+      <w:lvlText w:val=""/>
+      <w:lvlJc w:val="left"/>
+      <w:pPr>
+        <w:tabs>
+          <w:tab w:val="num" w:pos="6480"/>
+        </w:tabs>
+        <w:ind w:left="6480" w:hanging="360"/>
+      </w:pPr>
+      <w:rPr>
+        <w:rFonts w:ascii="Wingdings" w:hAnsi="Wingdings" w:hint="default"/>
+        <w:sz w:val="20"/>
+      </w:rPr>
+    </w:lvl>
+  </w:abstractNum>
+  <w:abstractNum w:abstractNumId="7" w15:restartNumberingAfterBreak="0">
+    <w:nsid w:val="72B12E7D"/>
+    <w:multiLevelType w:val="multilevel"/>
+    <w:tmpl w:val="55BEC34C"/>
+    <w:lvl w:ilvl="0">
+      <w:start w:val="1"/>
+      <w:numFmt w:val="bullet"/>
+      <w:lvlText w:val=""/>
+      <w:lvlJc w:val="left"/>
+      <w:pPr>
+        <w:tabs>
+          <w:tab w:val="num" w:pos="720"/>
+        </w:tabs>
+        <w:ind w:left="720" w:hanging="360"/>
+      </w:pPr>
+      <w:rPr>
+        <w:rFonts w:ascii="Symbol" w:hAnsi="Symbol" w:hint="default"/>
+        <w:sz w:val="20"/>
+      </w:rPr>
+    </w:lvl>
+    <w:lvl w:ilvl="1" w:tentative="1">
+      <w:start w:val="1"/>
+      <w:numFmt w:val="bullet"/>
+      <w:lvlText w:val="o"/>
+      <w:lvlJc w:val="left"/>
+      <w:pPr>
+        <w:tabs>
+          <w:tab w:val="num" w:pos="1440"/>
+        </w:tabs>
+        <w:ind w:left="1440" w:hanging="360"/>
+      </w:pPr>
+      <w:rPr>
+        <w:rFonts w:ascii="Courier New" w:hAnsi="Courier New" w:hint="default"/>
+        <w:sz w:val="20"/>
+      </w:rPr>
+    </w:lvl>
+    <w:lvl w:ilvl="2" w:tentative="1">
+      <w:start w:val="1"/>
+      <w:numFmt w:val="bullet"/>
+      <w:lvlText w:val=""/>
+      <w:lvlJc w:val="left"/>
+      <w:pPr>
+        <w:tabs>
+          <w:tab w:val="num" w:pos="2160"/>
+        </w:tabs>
+        <w:ind w:left="2160" w:hanging="360"/>
+      </w:pPr>
+      <w:rPr>
+        <w:rFonts w:ascii="Wingdings" w:hAnsi="Wingdings" w:hint="default"/>
+        <w:sz w:val="20"/>
+      </w:rPr>
+    </w:lvl>
+    <w:lvl w:ilvl="3" w:tentative="1">
+      <w:start w:val="1"/>
+      <w:numFmt w:val="bullet"/>
+      <w:lvlText w:val=""/>
+      <w:lvlJc w:val="left"/>
+      <w:pPr>
+        <w:tabs>
+          <w:tab w:val="num" w:pos="2880"/>
+        </w:tabs>
+        <w:ind w:left="2880" w:hanging="360"/>
+      </w:pPr>
+      <w:rPr>
+        <w:rFonts w:ascii="Wingdings" w:hAnsi="Wingdings" w:hint="default"/>
+        <w:sz w:val="20"/>
+      </w:rPr>
+    </w:lvl>
+    <w:lvl w:ilvl="4" w:tentative="1">
+      <w:start w:val="1"/>
+      <w:numFmt w:val="bullet"/>
+      <w:lvlText w:val=""/>
+      <w:lvlJc w:val="left"/>
+      <w:pPr>
+        <w:tabs>
+          <w:tab w:val="num" w:pos="3600"/>
+        </w:tabs>
+        <w:ind w:left="3600" w:hanging="360"/>
+      </w:pPr>
+      <w:rPr>
+        <w:rFonts w:ascii="Wingdings" w:hAnsi="Wingdings" w:hint="default"/>
+        <w:sz w:val="20"/>
+      </w:rPr>
+    </w:lvl>
+    <w:lvl w:ilvl="5" w:tentative="1">
+      <w:start w:val="1"/>
+      <w:numFmt w:val="bullet"/>
+      <w:lvlText w:val=""/>
+      <w:lvlJc w:val="left"/>
+      <w:pPr>
+        <w:tabs>
+          <w:tab w:val="num" w:pos="4320"/>
+        </w:tabs>
+        <w:ind w:left="4320" w:hanging="360"/>
+      </w:pPr>
+      <w:rPr>
+        <w:rFonts w:ascii="Wingdings" w:hAnsi="Wingdings" w:hint="default"/>
+        <w:sz w:val="20"/>
+      </w:rPr>
+    </w:lvl>
+    <w:lvl w:ilvl="6" w:tentative="1">
+      <w:start w:val="1"/>
+      <w:numFmt w:val="bullet"/>
+      <w:lvlText w:val=""/>
+      <w:lvlJc w:val="left"/>
+      <w:pPr>
+        <w:tabs>
+          <w:tab w:val="num" w:pos="5040"/>
+        </w:tabs>
+        <w:ind w:left="5040" w:hanging="360"/>
+      </w:pPr>
+      <w:rPr>
+        <w:rFonts w:ascii="Wingdings" w:hAnsi="Wingdings" w:hint="default"/>
+        <w:sz w:val="20"/>
+      </w:rPr>
+    </w:lvl>
+    <w:lvl w:ilvl="7" w:tentative="1">
+      <w:start w:val="1"/>
+      <w:numFmt w:val="bullet"/>
+      <w:lvlText w:val=""/>
+      <w:lvlJc w:val="left"/>
+      <w:pPr>
+        <w:tabs>
+          <w:tab w:val="num" w:pos="5760"/>
+        </w:tabs>
+        <w:ind w:left="5760" w:hanging="360"/>
+      </w:pPr>
+      <w:rPr>
+        <w:rFonts w:ascii="Wingdings" w:hAnsi="Wingdings" w:hint="default"/>
+        <w:sz w:val="20"/>
+      </w:rPr>
+    </w:lvl>
+    <w:lvl w:ilvl="8" w:tentative="1">
+      <w:start w:val="1"/>
+      <w:numFmt w:val="bullet"/>
+      <w:lvlText w:val=""/>
+      <w:lvlJc w:val="left"/>
+      <w:pPr>
+        <w:tabs>
+          <w:tab w:val="num" w:pos="6480"/>
+        </w:tabs>
+        <w:ind w:left="6480" w:hanging="360"/>
+      </w:pPr>
+      <w:rPr>
+        <w:rFonts w:ascii="Wingdings" w:hAnsi="Wingdings" w:hint="default"/>
+        <w:sz w:val="20"/>
+      </w:rPr>
+    </w:lvl>
+  </w:abstractNum>
+  <w:num w:numId="1" w16cid:durableId="1978945811">
+    <w:abstractNumId w:val="5"/>
+  </w:num>
+  <w:num w:numId="2" w16cid:durableId="1238049275">
+    <w:abstractNumId w:val="0"/>
+  </w:num>
+  <w:num w:numId="3" w16cid:durableId="1085492691">
+    <w:abstractNumId w:val="1"/>
+  </w:num>
+  <w:num w:numId="4" w16cid:durableId="776372018">
+    <w:abstractNumId w:val="4"/>
+  </w:num>
+  <w:num w:numId="5" w16cid:durableId="739668218">
+    <w:abstractNumId w:val="6"/>
+  </w:num>
+  <w:num w:numId="6" w16cid:durableId="1484850568">
+    <w:abstractNumId w:val="7"/>
+  </w:num>
+  <w:num w:numId="7" w16cid:durableId="316498941">
+    <w:abstractNumId w:val="3"/>
+  </w:num>
+  <w:num w:numId="8" w16cid:durableId="699165677">
+    <w:abstractNumId w:val="2"/>
+  </w:num>
+</w:numbering>
 </file>
 
 <file path=word/styles.xml><?xml version="1.0" encoding="utf-8"?>
@@ -490,6 +4111,7 @@
   <w:style w:type="paragraph" w:default="1" w:styleId="Normal">
     <w:name w:val="Normal"/>
     <w:qFormat/>
+    <w:rsid w:val="00BC1381"/>
   </w:style>
   <w:style w:type="paragraph" w:styleId="Heading1">
     <w:name w:val="heading 1"/>

--- a/Chapter4/Chapter4.docx
+++ b/Chapter4/Chapter4.docx
@@ -1679,13 +1679,8 @@
           <w:numId w:val="6"/>
         </w:numPr>
       </w:pPr>
-      <w:proofErr w:type="gramStart"/>
-      <w:r>
-        <w:t>register(</w:t>
-      </w:r>
-      <w:proofErr w:type="gramEnd"/>
-      <w:r>
-        <w:t xml:space="preserve">) </w:t>
+      <w:r>
+        <w:t xml:space="preserve">register() </w:t>
       </w:r>
     </w:p>
     <w:p>
@@ -1696,17 +1691,12 @@
         </w:numPr>
       </w:pPr>
       <w:proofErr w:type="spellStart"/>
-      <w:proofErr w:type="gramStart"/>
       <w:r>
         <w:t>bookAppointment</w:t>
       </w:r>
       <w:proofErr w:type="spellEnd"/>
       <w:r>
-        <w:t>(</w:t>
-      </w:r>
-      <w:proofErr w:type="gramEnd"/>
-      <w:r>
-        <w:t xml:space="preserve">) </w:t>
+        <w:t xml:space="preserve">() </w:t>
       </w:r>
     </w:p>
     <w:p>
@@ -1717,17 +1707,12 @@
         </w:numPr>
       </w:pPr>
       <w:proofErr w:type="spellStart"/>
-      <w:proofErr w:type="gramStart"/>
       <w:r>
         <w:t>cancelAppointment</w:t>
       </w:r>
       <w:proofErr w:type="spellEnd"/>
       <w:r>
-        <w:t>(</w:t>
-      </w:r>
-      <w:proofErr w:type="gramEnd"/>
-      <w:r>
-        <w:t xml:space="preserve">) </w:t>
+        <w:t xml:space="preserve">() </w:t>
       </w:r>
     </w:p>
     <w:p>
@@ -1738,17 +1723,12 @@
         </w:numPr>
       </w:pPr>
       <w:proofErr w:type="spellStart"/>
-      <w:proofErr w:type="gramStart"/>
       <w:r>
         <w:t>viewDoctor</w:t>
       </w:r>
       <w:proofErr w:type="spellEnd"/>
       <w:r>
-        <w:t>(</w:t>
-      </w:r>
-      <w:proofErr w:type="gramEnd"/>
-      <w:r>
-        <w:t xml:space="preserve">) </w:t>
+        <w:t xml:space="preserve">() </w:t>
       </w:r>
     </w:p>
     <w:p>
@@ -1759,17 +1739,12 @@
         </w:numPr>
       </w:pPr>
       <w:proofErr w:type="spellStart"/>
-      <w:proofErr w:type="gramStart"/>
       <w:r>
         <w:t>viewPrescription</w:t>
       </w:r>
       <w:proofErr w:type="spellEnd"/>
       <w:r>
-        <w:t>(</w:t>
-      </w:r>
-      <w:proofErr w:type="gramEnd"/>
-      <w:r>
-        <w:t>)</w:t>
+        <w:t>()</w:t>
       </w:r>
     </w:p>
     <w:p>
@@ -2044,17 +2019,12 @@
         </w:numPr>
       </w:pPr>
       <w:proofErr w:type="spellStart"/>
-      <w:proofErr w:type="gramStart"/>
       <w:r>
         <w:t>viewPatient</w:t>
       </w:r>
       <w:proofErr w:type="spellEnd"/>
       <w:r>
-        <w:t>(</w:t>
-      </w:r>
-      <w:proofErr w:type="gramEnd"/>
-      <w:r>
-        <w:t xml:space="preserve">) </w:t>
+        <w:t xml:space="preserve">() </w:t>
       </w:r>
     </w:p>
     <w:p>
@@ -2065,17 +2035,12 @@
         </w:numPr>
       </w:pPr>
       <w:proofErr w:type="spellStart"/>
-      <w:proofErr w:type="gramStart"/>
       <w:r>
         <w:t>diagnosePatient</w:t>
       </w:r>
       <w:proofErr w:type="spellEnd"/>
       <w:r>
-        <w:t>(</w:t>
-      </w:r>
-      <w:proofErr w:type="gramEnd"/>
-      <w:r>
-        <w:t xml:space="preserve">) </w:t>
+        <w:t xml:space="preserve">() </w:t>
       </w:r>
     </w:p>
     <w:p>
@@ -2086,17 +2051,12 @@
         </w:numPr>
       </w:pPr>
       <w:proofErr w:type="spellStart"/>
-      <w:proofErr w:type="gramStart"/>
       <w:r>
         <w:t>prescribeMedicine</w:t>
       </w:r>
       <w:proofErr w:type="spellEnd"/>
       <w:r>
-        <w:t>(</w:t>
-      </w:r>
-      <w:proofErr w:type="gramEnd"/>
-      <w:r>
-        <w:t xml:space="preserve">) </w:t>
+        <w:t xml:space="preserve">() </w:t>
       </w:r>
     </w:p>
     <w:p>
@@ -2107,17 +2067,12 @@
         </w:numPr>
       </w:pPr>
       <w:proofErr w:type="spellStart"/>
-      <w:proofErr w:type="gramStart"/>
       <w:r>
         <w:t>updateAvailability</w:t>
       </w:r>
       <w:proofErr w:type="spellEnd"/>
       <w:r>
-        <w:t>(</w:t>
-      </w:r>
-      <w:proofErr w:type="gramEnd"/>
-      <w:r>
-        <w:t>)</w:t>
+        <w:t>()</w:t>
       </w:r>
     </w:p>
     <w:p>
@@ -2336,41 +2291,23 @@
         <w:t>association relationship</w:t>
       </w:r>
       <w:r>
-        <w:t xml:space="preserve"> between the Patient and Doctor classes is represented by passing a </w:t>
-      </w:r>
-      <w:proofErr w:type="gramStart"/>
-      <w:r>
-        <w:t>Doctor</w:t>
-      </w:r>
-      <w:proofErr w:type="gramEnd"/>
-      <w:r>
-        <w:t xml:space="preserve"> object as a parameter to the </w:t>
+        <w:t xml:space="preserve"> between the Patient and Doctor classes is represented by passing a Doctor object as a parameter to the </w:t>
       </w:r>
       <w:proofErr w:type="spellStart"/>
-      <w:proofErr w:type="gramStart"/>
       <w:r>
         <w:t>consultDoctor</w:t>
       </w:r>
       <w:proofErr w:type="spellEnd"/>
       <w:r>
-        <w:t>(</w:t>
-      </w:r>
-      <w:proofErr w:type="gramEnd"/>
-      <w:r>
-        <w:t xml:space="preserve">) method and a Patient object as a parameter to the </w:t>
+        <w:t xml:space="preserve">() method and a Patient object as a parameter to the </w:t>
       </w:r>
       <w:proofErr w:type="spellStart"/>
-      <w:proofErr w:type="gramStart"/>
       <w:r>
         <w:t>diagnosePatient</w:t>
       </w:r>
       <w:proofErr w:type="spellEnd"/>
       <w:r>
-        <w:t>(</w:t>
-      </w:r>
-      <w:proofErr w:type="gramEnd"/>
-      <w:r>
-        <w:t>) method. This allows the two independent objects to communicate by calling each other's methods without either object owning the other. Their interaction is established through method calls and object references, which is a common way to represent an association relationship in object-oriented programming.</w:t>
+        <w:t>() method. This allows the two independent objects to communicate by calling each other's methods without either object owning the other. Their interaction is established through method calls and object references, which is a common way to represent an association relationship in object-oriented programming.</w:t>
       </w:r>
     </w:p>
     <w:p>
@@ -2465,20 +2402,1144 @@
     </w:p>
     <w:p>
       <w:pPr>
-        <w:rPr>
-          <w:b/>
-          <w:bCs/>
-        </w:rPr>
-      </w:pPr>
-      <w:r>
-        <w:rPr>
-          <w:b/>
-          <w:bCs/>
-        </w:rPr>
+        <w:jc w:val="center"/>
+      </w:pPr>
+    </w:p>
+    <w:p>
+      <w:pPr>
+        <w:jc w:val="center"/>
+      </w:pPr>
+    </w:p>
+    <w:p>
+      <w:pPr>
+        <w:jc w:val="center"/>
+      </w:pPr>
+    </w:p>
+    <w:p>
+      <w:r>
+        <w:lastRenderedPageBreak/>
+        <w:t xml:space="preserve">Refrying to this Article ( </w:t>
+      </w:r>
+      <w:hyperlink r:id="rId16" w:history="1">
+        <w:r>
+          <w:rPr>
+            <w:rStyle w:val="Hyperlink"/>
+          </w:rPr>
+          <w:t>https://www.linkedin.com/pulse/understanding-java-virtual-machine-jvm-help-you-build-farazdaq-ahmed-wmiof</w:t>
+        </w:r>
+      </w:hyperlink>
+      <w:r>
+        <w:t xml:space="preserve"> </w:t>
+      </w:r>
+      <w:r>
+        <w:t>)  there is import point to digest.</w:t>
+      </w:r>
+    </w:p>
+    <w:p>
+      <w:pPr>
+        <w:rPr>
+          <w:b/>
+          <w:bCs/>
+        </w:rPr>
+      </w:pPr>
+      <w:r>
+        <w:rPr>
+          <w:b/>
+          <w:bCs/>
+        </w:rPr>
+        <w:t>How the Patient and Doctor Classes Are Processed by the JVM</w:t>
+      </w:r>
+    </w:p>
+    <w:p>
+      <w:r>
+        <w:t>When the healthcare program starts, the JVM loads the Patient, Doctor, and Main classes using the Class Loader. The JVM creates class metadata containing the class structure, including instance fields (</w:t>
+      </w:r>
+      <w:proofErr w:type="spellStart"/>
+      <w:r>
+        <w:t>patientId</w:t>
+      </w:r>
+      <w:proofErr w:type="spellEnd"/>
+      <w:r>
+        <w:t xml:space="preserve">, name, age, </w:t>
+      </w:r>
+      <w:proofErr w:type="spellStart"/>
+      <w:r>
+        <w:t>doctorId</w:t>
+      </w:r>
+      <w:proofErr w:type="spellEnd"/>
+      <w:r>
+        <w:t>, specialization), static fields (if defined), constructors, and methods (</w:t>
+      </w:r>
+      <w:proofErr w:type="spellStart"/>
+      <w:r>
+        <w:t>bookAppointment</w:t>
+      </w:r>
+      <w:proofErr w:type="spellEnd"/>
+      <w:r>
+        <w:t xml:space="preserve">(), </w:t>
+      </w:r>
+      <w:proofErr w:type="spellStart"/>
+      <w:r>
+        <w:t>consultDoctor</w:t>
+      </w:r>
+      <w:proofErr w:type="spellEnd"/>
+      <w:r>
+        <w:t xml:space="preserve">(), </w:t>
+      </w:r>
+      <w:proofErr w:type="spellStart"/>
+      <w:r>
+        <w:t>diagnosePatient</w:t>
+      </w:r>
+      <w:proofErr w:type="spellEnd"/>
+      <w:r>
+        <w:t xml:space="preserve">()). During Verification, the JVM checks that the bytecode is valid and safe. In the Preparation phase, memory is allocated for static fields of the classes and they are initialized with default values (for example, an int static field becomes 0 and a reference field becomes null). During Resolution, the JVM converts symbolic references stored in the class file constant pool into direct references to the actual classes, fields, and methods. For example, the reference to Doctor inside Patient's </w:t>
+      </w:r>
+      <w:proofErr w:type="spellStart"/>
+      <w:r>
+        <w:t>consultDoctor</w:t>
+      </w:r>
+      <w:proofErr w:type="spellEnd"/>
+      <w:r>
+        <w:t xml:space="preserve">(Doctor doctor) method is resolved so the JVM knows which Doctor class and </w:t>
+      </w:r>
+      <w:proofErr w:type="spellStart"/>
+      <w:r>
+        <w:t>diagnosePatient</w:t>
+      </w:r>
+      <w:proofErr w:type="spellEnd"/>
+      <w:r>
+        <w:t xml:space="preserve">() method should be called. During Initialization, static fields receive their assigned values and static initialization blocks are executed. When objects are created using new Patient() and new Doctor(), their instance fields are allocated separately in the Heap and store object-specific data, while the class methods are stored once in the Method Area and shared by all objects of that class. At runtime, the Patient object communicates with the Doctor object through object references, allowing methods such as </w:t>
+      </w:r>
+      <w:proofErr w:type="spellStart"/>
+      <w:r>
+        <w:t>consultDoctor</w:t>
+      </w:r>
+      <w:proofErr w:type="spellEnd"/>
+      <w:r>
+        <w:t xml:space="preserve">() and </w:t>
+      </w:r>
+      <w:proofErr w:type="spellStart"/>
+      <w:r>
+        <w:t>diagnosePatient</w:t>
+      </w:r>
+      <w:proofErr w:type="spellEnd"/>
+      <w:r>
+        <w:t>() to interact.</w:t>
+      </w:r>
+    </w:p>
+    <w:p>
+      <w:pPr>
+        <w:jc w:val="center"/>
+      </w:pPr>
+      <w:r>
+        <w:rPr>
+          <w:noProof/>
+        </w:rPr>
+        <w:drawing>
+          <wp:inline distT="0" distB="0" distL="0" distR="0" wp14:anchorId="51F1C10F" wp14:editId="13F36BBF">
+            <wp:extent cx="6784975" cy="5436870"/>
+            <wp:effectExtent l="0" t="0" r="0" b="0"/>
+            <wp:docPr id="736893014" name="Picture 4"/>
+            <wp:cNvGraphicFramePr>
+              <a:graphicFrameLocks xmlns:a="http://schemas.openxmlformats.org/drawingml/2006/main" noChangeAspect="1"/>
+            </wp:cNvGraphicFramePr>
+            <a:graphic xmlns:a="http://schemas.openxmlformats.org/drawingml/2006/main">
+              <a:graphicData uri="http://schemas.openxmlformats.org/drawingml/2006/picture">
+                <pic:pic xmlns:pic="http://schemas.openxmlformats.org/drawingml/2006/picture">
+                  <pic:nvPicPr>
+                    <pic:cNvPr id="736893014" name="Picture 736893014"/>
+                    <pic:cNvPicPr/>
+                  </pic:nvPicPr>
+                  <pic:blipFill>
+                    <a:blip r:embed="rId17">
+                      <a:extLst>
+                        <a:ext uri="{28A0092B-C50C-407E-A947-70E740481C1C}">
+                          <a14:useLocalDpi xmlns:a14="http://schemas.microsoft.com/office/drawing/2010/main" val="0"/>
+                        </a:ext>
+                      </a:extLst>
+                    </a:blip>
+                    <a:stretch>
+                      <a:fillRect/>
+                    </a:stretch>
+                  </pic:blipFill>
+                  <pic:spPr>
+                    <a:xfrm>
+                      <a:off x="0" y="0"/>
+                      <a:ext cx="6784975" cy="5436870"/>
+                    </a:xfrm>
+                    <a:prstGeom prst="rect">
+                      <a:avLst/>
+                    </a:prstGeom>
+                  </pic:spPr>
+                </pic:pic>
+              </a:graphicData>
+            </a:graphic>
+          </wp:inline>
+        </w:drawing>
+      </w:r>
+    </w:p>
+    <w:p>
+      <w:pPr>
+        <w:jc w:val="center"/>
+      </w:pPr>
+    </w:p>
+    <w:p>
+      <w:pPr>
+        <w:rPr>
+          <w:b/>
+          <w:bCs/>
+        </w:rPr>
+      </w:pPr>
+      <w:r>
+        <w:rPr>
+          <w:b/>
+          <w:bCs/>
+        </w:rPr>
+        <w:t xml:space="preserve"> </w:t>
+      </w:r>
+    </w:p>
+    <w:p>
+      <w:pPr>
+        <w:rPr>
+          <w:b/>
+          <w:bCs/>
+        </w:rPr>
+      </w:pPr>
+    </w:p>
+    <w:p>
+      <w:pPr>
+        <w:rPr>
+          <w:b/>
+          <w:bCs/>
+        </w:rPr>
+      </w:pPr>
+      <w:r>
+        <w:rPr>
+          <w:b/>
+          <w:bCs/>
+        </w:rPr>
+        <w:lastRenderedPageBreak/>
         <w:t>4.2 Using Predefined Classes</w:t>
       </w:r>
     </w:p>
+    <w:p>
+      <w:r>
+        <w:t xml:space="preserve">Java is built around </w:t>
+      </w:r>
+      <w:r>
+        <w:rPr>
+          <w:b/>
+          <w:bCs/>
+        </w:rPr>
+        <w:t>classes and objects</w:t>
+      </w:r>
+      <w:r>
+        <w:t xml:space="preserve">. Instead of creating every feature from scratch, Java provides thousands of </w:t>
+      </w:r>
+      <w:r>
+        <w:rPr>
+          <w:b/>
+          <w:bCs/>
+        </w:rPr>
+        <w:t>predefined classes</w:t>
+      </w:r>
+      <w:r>
+        <w:t xml:space="preserve"> inside its standard libraries. These classes provide ready-to-use functionality while hiding their internal implementation details through </w:t>
+      </w:r>
+      <w:r>
+        <w:rPr>
+          <w:b/>
+          <w:bCs/>
+        </w:rPr>
+        <w:t>encapsulation</w:t>
+      </w:r>
+      <w:r>
+        <w:t>.</w:t>
+      </w:r>
+    </w:p>
     <w:p/>
+    <w:p>
+      <w:r>
+        <w:t>Examples of predefined Java classes include:</w:t>
+      </w:r>
+    </w:p>
+    <w:p>
+      <w:pPr>
+        <w:numPr>
+          <w:ilvl w:val="0"/>
+          <w:numId w:val="9"/>
+        </w:numPr>
+      </w:pPr>
+      <w:r>
+        <w:t xml:space="preserve">Math → mathematical operations </w:t>
+      </w:r>
+    </w:p>
+    <w:p>
+      <w:pPr>
+        <w:numPr>
+          <w:ilvl w:val="0"/>
+          <w:numId w:val="9"/>
+        </w:numPr>
+      </w:pPr>
+      <w:r>
+        <w:t xml:space="preserve">String → text manipulation </w:t>
+      </w:r>
+    </w:p>
+    <w:p>
+      <w:pPr>
+        <w:numPr>
+          <w:ilvl w:val="0"/>
+          <w:numId w:val="9"/>
+        </w:numPr>
+      </w:pPr>
+      <w:proofErr w:type="spellStart"/>
+      <w:r>
+        <w:t>LocalDate</w:t>
+      </w:r>
+      <w:proofErr w:type="spellEnd"/>
+      <w:r>
+        <w:t xml:space="preserve"> → date handling </w:t>
+      </w:r>
+    </w:p>
+    <w:p>
+      <w:pPr>
+        <w:numPr>
+          <w:ilvl w:val="0"/>
+          <w:numId w:val="9"/>
+        </w:numPr>
+      </w:pPr>
+      <w:proofErr w:type="spellStart"/>
+      <w:r>
+        <w:t>ArrayList</w:t>
+      </w:r>
+      <w:proofErr w:type="spellEnd"/>
+      <w:r>
+        <w:t xml:space="preserve"> → dynamic collections </w:t>
+      </w:r>
+    </w:p>
+    <w:p>
+      <w:r>
+        <w:t xml:space="preserve">When using these classes, developers do not need to understand how the internal code works. They only need to know the </w:t>
+      </w:r>
+      <w:r>
+        <w:rPr>
+          <w:b/>
+          <w:bCs/>
+        </w:rPr>
+        <w:t>public methods</w:t>
+      </w:r>
+      <w:r>
+        <w:t xml:space="preserve"> provided by the class. This demonstrates one of the main goals of object-oriented programming: </w:t>
+      </w:r>
+      <w:r>
+        <w:rPr>
+          <w:b/>
+          <w:bCs/>
+        </w:rPr>
+        <w:t>using objects through their interfaces without depending on their implementation details</w:t>
+      </w:r>
+      <w:r>
+        <w:t>.</w:t>
+      </w:r>
+    </w:p>
+    <w:p/>
+    <w:p>
+      <w:r>
+        <w:t xml:space="preserve">For example, </w:t>
+      </w:r>
+      <w:r>
+        <w:t>Using the Math Class</w:t>
+      </w:r>
+    </w:p>
+    <w:p>
+      <w:r>
+        <w:rPr>
+          <w:noProof/>
+        </w:rPr>
+        <w:drawing>
+          <wp:inline distT="0" distB="0" distL="0" distR="0" wp14:anchorId="737D0752" wp14:editId="1E8ED452">
+            <wp:extent cx="6315075" cy="1495425"/>
+            <wp:effectExtent l="0" t="0" r="9525" b="9525"/>
+            <wp:docPr id="531431814" name="Picture 1"/>
+            <wp:cNvGraphicFramePr>
+              <a:graphicFrameLocks xmlns:a="http://schemas.openxmlformats.org/drawingml/2006/main" noChangeAspect="1"/>
+            </wp:cNvGraphicFramePr>
+            <a:graphic xmlns:a="http://schemas.openxmlformats.org/drawingml/2006/main">
+              <a:graphicData uri="http://schemas.openxmlformats.org/drawingml/2006/picture">
+                <pic:pic xmlns:pic="http://schemas.openxmlformats.org/drawingml/2006/picture">
+                  <pic:nvPicPr>
+                    <pic:cNvPr id="531431814" name=""/>
+                    <pic:cNvPicPr/>
+                  </pic:nvPicPr>
+                  <pic:blipFill>
+                    <a:blip r:embed="rId18"/>
+                    <a:stretch>
+                      <a:fillRect/>
+                    </a:stretch>
+                  </pic:blipFill>
+                  <pic:spPr>
+                    <a:xfrm>
+                      <a:off x="0" y="0"/>
+                      <a:ext cx="6315075" cy="1495425"/>
+                    </a:xfrm>
+                    <a:prstGeom prst="rect">
+                      <a:avLst/>
+                    </a:prstGeom>
+                  </pic:spPr>
+                </pic:pic>
+              </a:graphicData>
+            </a:graphic>
+          </wp:inline>
+        </w:drawing>
+      </w:r>
+    </w:p>
+    <w:p>
+      <w:pPr>
+        <w:rPr>
+          <w:b/>
+          <w:bCs/>
+        </w:rPr>
+      </w:pPr>
+      <w:r>
+        <w:rPr>
+          <w:b/>
+          <w:bCs/>
+        </w:rPr>
+        <w:t>Creating Objects from Predefined Classes</w:t>
+      </w:r>
+    </w:p>
+    <w:p>
+      <w:r>
+        <w:t>Most Java classes represent objects that have:</w:t>
+      </w:r>
+    </w:p>
+    <w:p>
+      <w:pPr>
+        <w:numPr>
+          <w:ilvl w:val="0"/>
+          <w:numId w:val="10"/>
+        </w:numPr>
+      </w:pPr>
+      <w:r>
+        <w:rPr>
+          <w:b/>
+          <w:bCs/>
+        </w:rPr>
+        <w:t>State</w:t>
+      </w:r>
+      <w:r>
+        <w:t>:</w:t>
+      </w:r>
+      <w:r>
+        <w:t xml:space="preserve"> data stored inside the object. </w:t>
+      </w:r>
+    </w:p>
+    <w:p>
+      <w:pPr>
+        <w:numPr>
+          <w:ilvl w:val="0"/>
+          <w:numId w:val="10"/>
+        </w:numPr>
+      </w:pPr>
+      <w:r>
+        <w:rPr>
+          <w:b/>
+          <w:bCs/>
+        </w:rPr>
+        <w:t>Behaviour</w:t>
+      </w:r>
+      <w:r>
+        <w:t>:</w:t>
+      </w:r>
+      <w:r>
+        <w:t xml:space="preserve"> methods that operate on that data. </w:t>
+      </w:r>
+    </w:p>
+    <w:p>
+      <w:r>
+        <w:t>To use these classes, we usually:</w:t>
+      </w:r>
+    </w:p>
+    <w:p>
+      <w:pPr>
+        <w:numPr>
+          <w:ilvl w:val="0"/>
+          <w:numId w:val="11"/>
+        </w:numPr>
+      </w:pPr>
+      <w:r>
+        <w:t xml:space="preserve">Create an object. </w:t>
+      </w:r>
+    </w:p>
+    <w:p>
+      <w:pPr>
+        <w:numPr>
+          <w:ilvl w:val="0"/>
+          <w:numId w:val="11"/>
+        </w:numPr>
+      </w:pPr>
+      <w:r>
+        <w:t xml:space="preserve">Store its reference. </w:t>
+      </w:r>
+    </w:p>
+    <w:p>
+      <w:pPr>
+        <w:numPr>
+          <w:ilvl w:val="0"/>
+          <w:numId w:val="11"/>
+        </w:numPr>
+      </w:pPr>
+      <w:r>
+        <w:t>Call methods on that object.</w:t>
+      </w:r>
+    </w:p>
+    <w:p>
+      <w:pPr>
+        <w:spacing w:before="100" w:beforeAutospacing="1" w:after="100" w:afterAutospacing="1" w:line="240" w:lineRule="auto"/>
+        <w:ind w:left="360"/>
+        <w:rPr>
+          <w:rFonts w:ascii="Times New Roman" w:eastAsia="Times New Roman" w:hAnsi="Times New Roman" w:cs="Times New Roman"/>
+          <w:kern w:val="0"/>
+          <w:lang w:eastAsia="en-AE"/>
+          <w14:ligatures w14:val="none"/>
+        </w:rPr>
+      </w:pPr>
+      <w:r>
+        <w:rPr>
+          <w:rFonts w:ascii="Times New Roman" w:eastAsia="Times New Roman" w:hAnsi="Times New Roman" w:cs="Times New Roman"/>
+          <w:kern w:val="0"/>
+          <w:lang w:eastAsia="en-AE"/>
+          <w14:ligatures w14:val="none"/>
+        </w:rPr>
+        <w:t xml:space="preserve">For example: Date object: </w:t>
+      </w:r>
+      <w:r>
+        <w:rPr>
+          <w:rFonts w:ascii="Times New Roman" w:eastAsia="Times New Roman" w:hAnsi="Times New Roman" w:cs="Times New Roman"/>
+          <w:kern w:val="0"/>
+          <w:lang w:eastAsia="en-AE"/>
+          <w14:ligatures w14:val="none"/>
+        </w:rPr>
+        <w:t>Java provides classes for working with dates</w:t>
+      </w:r>
+    </w:p>
+    <w:p>
+      <w:pPr>
+        <w:spacing w:before="100" w:beforeAutospacing="1" w:after="100" w:afterAutospacing="1" w:line="240" w:lineRule="auto"/>
+        <w:ind w:left="360"/>
+        <w:jc w:val="center"/>
+        <w:rPr>
+          <w:rFonts w:ascii="Times New Roman" w:eastAsia="Times New Roman" w:hAnsi="Times New Roman" w:cs="Times New Roman"/>
+          <w:kern w:val="0"/>
+          <w:lang w:eastAsia="en-AE"/>
+          <w14:ligatures w14:val="none"/>
+        </w:rPr>
+      </w:pPr>
+      <w:r>
+        <w:rPr>
+          <w:noProof/>
+        </w:rPr>
+        <w:drawing>
+          <wp:inline distT="0" distB="0" distL="0" distR="0" wp14:anchorId="7760412A" wp14:editId="0FCF79B4">
+            <wp:extent cx="6150634" cy="978535"/>
+            <wp:effectExtent l="0" t="0" r="2540" b="0"/>
+            <wp:docPr id="1902994101" name="Picture 1"/>
+            <wp:cNvGraphicFramePr>
+              <a:graphicFrameLocks xmlns:a="http://schemas.openxmlformats.org/drawingml/2006/main" noChangeAspect="1"/>
+            </wp:cNvGraphicFramePr>
+            <a:graphic xmlns:a="http://schemas.openxmlformats.org/drawingml/2006/main">
+              <a:graphicData uri="http://schemas.openxmlformats.org/drawingml/2006/picture">
+                <pic:pic xmlns:pic="http://schemas.openxmlformats.org/drawingml/2006/picture">
+                  <pic:nvPicPr>
+                    <pic:cNvPr id="1902994101" name=""/>
+                    <pic:cNvPicPr/>
+                  </pic:nvPicPr>
+                  <pic:blipFill>
+                    <a:blip r:embed="rId19"/>
+                    <a:stretch>
+                      <a:fillRect/>
+                    </a:stretch>
+                  </pic:blipFill>
+                  <pic:spPr>
+                    <a:xfrm>
+                      <a:off x="0" y="0"/>
+                      <a:ext cx="6152444" cy="978823"/>
+                    </a:xfrm>
+                    <a:prstGeom prst="rect">
+                      <a:avLst/>
+                    </a:prstGeom>
+                  </pic:spPr>
+                </pic:pic>
+              </a:graphicData>
+            </a:graphic>
+          </wp:inline>
+        </w:drawing>
+      </w:r>
+    </w:p>
+    <w:p/>
+    <w:p/>
+    <w:p>
+      <w:r>
+        <w:rPr>
+          <w:noProof/>
+        </w:rPr>
+        <w:lastRenderedPageBreak/>
+        <w:drawing>
+          <wp:inline distT="0" distB="0" distL="0" distR="0" wp14:anchorId="657EB690" wp14:editId="34FBE3D9">
+            <wp:extent cx="6556075" cy="523875"/>
+            <wp:effectExtent l="0" t="0" r="0" b="0"/>
+            <wp:docPr id="773657617" name="Picture 1"/>
+            <wp:cNvGraphicFramePr>
+              <a:graphicFrameLocks xmlns:a="http://schemas.openxmlformats.org/drawingml/2006/main" noChangeAspect="1"/>
+            </wp:cNvGraphicFramePr>
+            <a:graphic xmlns:a="http://schemas.openxmlformats.org/drawingml/2006/main">
+              <a:graphicData uri="http://schemas.openxmlformats.org/drawingml/2006/picture">
+                <pic:pic xmlns:pic="http://schemas.openxmlformats.org/drawingml/2006/picture">
+                  <pic:nvPicPr>
+                    <pic:cNvPr id="773657617" name=""/>
+                    <pic:cNvPicPr/>
+                  </pic:nvPicPr>
+                  <pic:blipFill>
+                    <a:blip r:embed="rId20"/>
+                    <a:stretch>
+                      <a:fillRect/>
+                    </a:stretch>
+                  </pic:blipFill>
+                  <pic:spPr>
+                    <a:xfrm>
+                      <a:off x="0" y="0"/>
+                      <a:ext cx="6558253" cy="524049"/>
+                    </a:xfrm>
+                    <a:prstGeom prst="rect">
+                      <a:avLst/>
+                    </a:prstGeom>
+                  </pic:spPr>
+                </pic:pic>
+              </a:graphicData>
+            </a:graphic>
+          </wp:inline>
+        </w:drawing>
+      </w:r>
+    </w:p>
+    <w:p>
+      <w:r>
+        <w:t xml:space="preserve">In Java, an object variable does not store the object itself; it stores a </w:t>
+      </w:r>
+      <w:r>
+        <w:rPr>
+          <w:b/>
+          <w:bCs/>
+        </w:rPr>
+        <w:t>reference</w:t>
+      </w:r>
+      <w:r>
+        <w:t xml:space="preserve"> that points to an object in memory. Declaring a variable like Date </w:t>
+      </w:r>
+      <w:proofErr w:type="spellStart"/>
+      <w:r>
+        <w:t>startTime</w:t>
+      </w:r>
+      <w:proofErr w:type="spellEnd"/>
+      <w:r>
+        <w:t xml:space="preserve">; only creates a reference variable with no object assigned, so its value is null. An object is created only when using the new keyword, such as </w:t>
+      </w:r>
+      <w:proofErr w:type="spellStart"/>
+      <w:r>
+        <w:t>startTime</w:t>
+      </w:r>
+      <w:proofErr w:type="spellEnd"/>
+      <w:r>
+        <w:t xml:space="preserve"> = new Date();, which creates the object in the heap and stores its reference inside </w:t>
+      </w:r>
+      <w:proofErr w:type="spellStart"/>
+      <w:r>
+        <w:t>startTime</w:t>
+      </w:r>
+      <w:proofErr w:type="spellEnd"/>
+      <w:r>
+        <w:t>. Therefore, methods can only be called when the variable points to a valid object.</w:t>
+      </w:r>
+    </w:p>
+    <w:p/>
+    <w:p>
+      <w:pPr>
+        <w:rPr>
+          <w:b/>
+          <w:bCs/>
+        </w:rPr>
+      </w:pPr>
+      <w:r>
+        <w:rPr>
+          <w:b/>
+          <w:bCs/>
+        </w:rPr>
+        <w:t>Multiple Variables Can Reference the Same Object</w:t>
+      </w:r>
+    </w:p>
+    <w:p>
+      <w:r>
+        <w:t xml:space="preserve">In Java, multiple object variables can point to the same object in the </w:t>
+      </w:r>
+      <w:r>
+        <w:rPr>
+          <w:b/>
+          <w:bCs/>
+        </w:rPr>
+        <w:t>heap</w:t>
+      </w:r>
+      <w:r>
+        <w:t>. Assigning one object variable to another does not create a new object; it only copies the reference. Therefore, both variables access and modify the same object.</w:t>
+      </w:r>
+    </w:p>
+    <w:p/>
+    <w:p>
+      <w:pPr>
+        <w:rPr>
+          <w:b/>
+          <w:bCs/>
+        </w:rPr>
+      </w:pPr>
+      <w:r>
+        <w:rPr>
+          <w:b/>
+          <w:bCs/>
+        </w:rPr>
+        <w:t>The null Reference</w:t>
+      </w:r>
+    </w:p>
+    <w:p>
+      <w:r>
+        <w:t>Java allows an object variable to exist without referring to any object by assigning it the value null. A null reference means that no object is currently connected to the variable.</w:t>
+      </w:r>
+    </w:p>
+    <w:p/>
+    <w:p>
+      <w:pPr>
+        <w:rPr>
+          <w:b/>
+          <w:bCs/>
+        </w:rPr>
+      </w:pPr>
+      <w:r>
+        <w:rPr>
+          <w:b/>
+          <w:bCs/>
+        </w:rPr>
+        <w:t xml:space="preserve">The </w:t>
+      </w:r>
+      <w:proofErr w:type="spellStart"/>
+      <w:r>
+        <w:rPr>
+          <w:b/>
+          <w:bCs/>
+        </w:rPr>
+        <w:t>LocalDate</w:t>
+      </w:r>
+      <w:proofErr w:type="spellEnd"/>
+      <w:r>
+        <w:rPr>
+          <w:b/>
+          <w:bCs/>
+        </w:rPr>
+        <w:t xml:space="preserve"> Class</w:t>
+      </w:r>
+    </w:p>
+    <w:p>
+      <w:proofErr w:type="spellStart"/>
+      <w:r>
+        <w:t>LocalDate</w:t>
+      </w:r>
+      <w:proofErr w:type="spellEnd"/>
+      <w:r>
+        <w:t xml:space="preserve"> is a predefined Java class used to represent calendar dates. It allows developers to create and manipulate dates without knowing how dates are stored internally. The class uses static factory methods such as now() and of() to create objects. </w:t>
+      </w:r>
+      <w:proofErr w:type="spellStart"/>
+      <w:r>
+        <w:t>LocalDate</w:t>
+      </w:r>
+      <w:proofErr w:type="spellEnd"/>
+      <w:r>
+        <w:t xml:space="preserve"> is immutable, meaning its objects cannot be changed after creation. </w:t>
+      </w:r>
+    </w:p>
+    <w:p/>
+    <w:p>
+      <w:pPr>
+        <w:rPr>
+          <w:b/>
+          <w:bCs/>
+        </w:rPr>
+      </w:pPr>
+      <w:r>
+        <w:rPr>
+          <w:b/>
+          <w:bCs/>
+        </w:rPr>
+        <w:t>Accessor Methods</w:t>
+      </w:r>
+    </w:p>
+    <w:p>
+      <w:r>
+        <w:t xml:space="preserve">Accessor methods are methods used to </w:t>
+      </w:r>
+      <w:r>
+        <w:rPr>
+          <w:b/>
+          <w:bCs/>
+        </w:rPr>
+        <w:t>read information from an object without changing its state</w:t>
+      </w:r>
+      <w:r>
+        <w:t>. They allow controlled access to private data while maintaining encapsulation.</w:t>
+      </w:r>
+    </w:p>
+    <w:p/>
+    <w:p>
+      <w:pPr>
+        <w:rPr>
+          <w:b/>
+          <w:bCs/>
+        </w:rPr>
+      </w:pPr>
+      <w:r>
+        <w:rPr>
+          <w:b/>
+          <w:bCs/>
+        </w:rPr>
+        <w:t>Mutator Methods</w:t>
+      </w:r>
+    </w:p>
+    <w:p>
+      <w:r>
+        <w:t xml:space="preserve">Mutator methods are methods that </w:t>
+      </w:r>
+      <w:r>
+        <w:rPr>
+          <w:b/>
+          <w:bCs/>
+        </w:rPr>
+        <w:t>change the internal state of an object</w:t>
+      </w:r>
+      <w:r>
+        <w:t>. When a mutator method is called, the object's stored data is modified.</w:t>
+      </w:r>
+    </w:p>
+    <w:p/>
+    <w:p>
+      <w:pPr>
+        <w:rPr>
+          <w:b/>
+          <w:bCs/>
+        </w:rPr>
+      </w:pPr>
+      <w:r>
+        <w:rPr>
+          <w:b/>
+          <w:bCs/>
+        </w:rPr>
+        <w:t>Immutable Objects</w:t>
+      </w:r>
+    </w:p>
+    <w:p>
+      <w:r>
+        <w:t>An immutable object is an object whose state cannot be changed after it is created. Instead of modifying the existing object, methods create and return a new object with the updated value.</w:t>
+      </w:r>
+    </w:p>
+    <w:p/>
+    <w:p>
+      <w:pPr>
+        <w:rPr>
+          <w:b/>
+          <w:bCs/>
+        </w:rPr>
+      </w:pPr>
+      <w:r>
+        <w:rPr>
+          <w:b/>
+          <w:bCs/>
+        </w:rPr>
+        <w:t>I</w:t>
+      </w:r>
+      <w:r>
+        <w:rPr>
+          <w:b/>
+          <w:bCs/>
+        </w:rPr>
+        <w:t>mplicit and Explicit Parameters</w:t>
+      </w:r>
+    </w:p>
+    <w:p>
+      <w:r>
+        <w:t xml:space="preserve">In Java, every instance method works with two types of parameters: an </w:t>
+      </w:r>
+      <w:r>
+        <w:rPr>
+          <w:b/>
+          <w:bCs/>
+        </w:rPr>
+        <w:t>implicit parameter</w:t>
+      </w:r>
+      <w:r>
+        <w:t xml:space="preserve"> and </w:t>
+      </w:r>
+      <w:r>
+        <w:rPr>
+          <w:b/>
+          <w:bCs/>
+        </w:rPr>
+        <w:t>explicit parameters</w:t>
+      </w:r>
+      <w:r>
+        <w:t>. The implicit parameter is the object that calls the method and is automatically provided by Java, while explicit parameters are values passed inside the method parentheses. The keyword this refers to the implicit parameter.</w:t>
+      </w:r>
+    </w:p>
+    <w:p/>
+    <w:p>
+      <w:pPr>
+        <w:rPr>
+          <w:b/>
+          <w:bCs/>
+        </w:rPr>
+      </w:pPr>
+      <w:r>
+        <w:rPr>
+          <w:b/>
+          <w:bCs/>
+        </w:rPr>
+        <w:lastRenderedPageBreak/>
+        <w:t>Class-Based Access Privileges</w:t>
+      </w:r>
+    </w:p>
+    <w:p>
+      <w:r>
+        <w:t xml:space="preserve">In Java, objects of the same class can access each other's private fields. Private access does not mean "only this object"; it means "only code inside this class." </w:t>
+      </w:r>
+    </w:p>
+    <w:p/>
+    <w:p>
+      <w:pPr>
+        <w:rPr>
+          <w:b/>
+          <w:bCs/>
+        </w:rPr>
+      </w:pPr>
+      <w:r>
+        <w:rPr>
+          <w:b/>
+          <w:bCs/>
+        </w:rPr>
+        <w:t>Private Methods</w:t>
+      </w:r>
+    </w:p>
+    <w:p>
+      <w:r>
+        <w:t>A private method is a method that can only be called inside the same class. It hides internal operations from other classes and helps maintain encapsulation.</w:t>
+      </w:r>
+    </w:p>
+    <w:p/>
+    <w:p>
+      <w:pPr>
+        <w:rPr>
+          <w:b/>
+          <w:bCs/>
+        </w:rPr>
+      </w:pPr>
+      <w:r>
+        <w:rPr>
+          <w:b/>
+          <w:bCs/>
+        </w:rPr>
+        <w:t>F</w:t>
+      </w:r>
+      <w:r>
+        <w:rPr>
+          <w:b/>
+          <w:bCs/>
+        </w:rPr>
+        <w:t>inal Instance Fields</w:t>
+      </w:r>
+    </w:p>
+    <w:p>
+      <w:r>
+        <w:t>A final instance field is a field whose value can be assigned only once. After initialization, its reference or value cannot be changed. A final instance field must be initialized during declaration, an initializer block, or inside the constructor.</w:t>
+      </w:r>
+    </w:p>
+    <w:p/>
+    <w:p>
+      <w:pPr>
+        <w:rPr>
+          <w:b/>
+          <w:bCs/>
+        </w:rPr>
+      </w:pPr>
+      <w:r>
+        <w:rPr>
+          <w:b/>
+          <w:bCs/>
+        </w:rPr>
+        <w:t>Static Fields</w:t>
+      </w:r>
+    </w:p>
+    <w:p>
+      <w:r>
+        <w:t xml:space="preserve">A </w:t>
+      </w:r>
+      <w:r>
+        <w:rPr>
+          <w:b/>
+          <w:bCs/>
+        </w:rPr>
+        <w:t>static field</w:t>
+      </w:r>
+      <w:r>
+        <w:t xml:space="preserve"> is a variable that belongs to the </w:t>
+      </w:r>
+      <w:r>
+        <w:rPr>
+          <w:b/>
+          <w:bCs/>
+        </w:rPr>
+        <w:t>class itself</w:t>
+      </w:r>
+      <w:r>
+        <w:t>, not to individual objects. Only one copy of a static field exists, and all objects created from that class share the same value. Static fields are stored once and are useful for data that should be common across all instances</w:t>
+      </w:r>
+    </w:p>
+    <w:p/>
+    <w:p>
+      <w:pPr>
+        <w:rPr>
+          <w:b/>
+          <w:bCs/>
+        </w:rPr>
+      </w:pPr>
+      <w:r>
+        <w:rPr>
+          <w:b/>
+          <w:bCs/>
+        </w:rPr>
+        <w:t>Static Constants</w:t>
+      </w:r>
+    </w:p>
+    <w:p>
+      <w:r>
+        <w:t xml:space="preserve">A </w:t>
+      </w:r>
+      <w:r>
+        <w:rPr>
+          <w:b/>
+          <w:bCs/>
+        </w:rPr>
+        <w:t>static constant</w:t>
+      </w:r>
+      <w:r>
+        <w:t xml:space="preserve"> is a field that belongs to the class and cannot be changed after initialization. It is created using both static and final. The static keyword makes it shared, while final prevents modification.</w:t>
+      </w:r>
+    </w:p>
+    <w:p/>
+    <w:p>
+      <w:pPr>
+        <w:rPr>
+          <w:b/>
+          <w:bCs/>
+        </w:rPr>
+      </w:pPr>
+      <w:r>
+        <w:rPr>
+          <w:b/>
+          <w:bCs/>
+        </w:rPr>
+        <w:t>Static Methods</w:t>
+      </w:r>
+    </w:p>
+    <w:p>
+      <w:r>
+        <w:t xml:space="preserve">A </w:t>
+      </w:r>
+      <w:r>
+        <w:rPr>
+          <w:b/>
+          <w:bCs/>
+        </w:rPr>
+        <w:t>static method</w:t>
+      </w:r>
+      <w:r>
+        <w:t xml:space="preserve"> is a method that belongs to the class instead of a specific object. It can be called directly using the class name without creating an object. Static methods cannot directly access instance fields because they do not have an object (this) associated with them. </w:t>
+      </w:r>
+    </w:p>
+    <w:p/>
+    <w:p>
+      <w:pPr>
+        <w:rPr>
+          <w:b/>
+          <w:bCs/>
+        </w:rPr>
+      </w:pPr>
+      <w:r>
+        <w:rPr>
+          <w:b/>
+          <w:bCs/>
+        </w:rPr>
+        <w:t>Factory Methods</w:t>
+      </w:r>
+    </w:p>
+    <w:p>
+      <w:r>
+        <w:t xml:space="preserve">A </w:t>
+      </w:r>
+      <w:r>
+        <w:rPr>
+          <w:b/>
+          <w:bCs/>
+        </w:rPr>
+        <w:t>factory method</w:t>
+      </w:r>
+      <w:r>
+        <w:t xml:space="preserve"> is a method that creates and returns objects instead of using the constructor directly. In Java, factory methods are often declared as static because they create objects without requiring an existing object. They provide a controlled way to create instances.</w:t>
+      </w:r>
+    </w:p>
+    <w:p>
+      <w:r>
+        <w:rPr>
+          <w:noProof/>
+        </w:rPr>
+        <w:drawing>
+          <wp:inline distT="0" distB="0" distL="0" distR="0" wp14:anchorId="3A00D273" wp14:editId="7A296112">
+            <wp:extent cx="6661150" cy="2311880"/>
+            <wp:effectExtent l="0" t="0" r="6350" b="0"/>
+            <wp:docPr id="872432819" name="Picture 1"/>
+            <wp:cNvGraphicFramePr>
+              <a:graphicFrameLocks xmlns:a="http://schemas.openxmlformats.org/drawingml/2006/main" noChangeAspect="1"/>
+            </wp:cNvGraphicFramePr>
+            <a:graphic xmlns:a="http://schemas.openxmlformats.org/drawingml/2006/main">
+              <a:graphicData uri="http://schemas.openxmlformats.org/drawingml/2006/picture">
+                <pic:pic xmlns:pic="http://schemas.openxmlformats.org/drawingml/2006/picture">
+                  <pic:nvPicPr>
+                    <pic:cNvPr id="872432819" name=""/>
+                    <pic:cNvPicPr/>
+                  </pic:nvPicPr>
+                  <pic:blipFill>
+                    <a:blip r:embed="rId21"/>
+                    <a:stretch>
+                      <a:fillRect/>
+                    </a:stretch>
+                  </pic:blipFill>
+                  <pic:spPr>
+                    <a:xfrm>
+                      <a:off x="0" y="0"/>
+                      <a:ext cx="6686090" cy="2320536"/>
+                    </a:xfrm>
+                    <a:prstGeom prst="rect">
+                      <a:avLst/>
+                    </a:prstGeom>
+                  </pic:spPr>
+                </pic:pic>
+              </a:graphicData>
+            </a:graphic>
+          </wp:inline>
+        </w:drawing>
+      </w:r>
+    </w:p>
     <w:p/>
     <w:sectPr>
       <w:pgSz w:w="11906" w:h="16838"/>
@@ -2642,6 +3703,155 @@
     </w:lvl>
   </w:abstractNum>
   <w:abstractNum w:abstractNumId="1" w15:restartNumberingAfterBreak="0">
+    <w:nsid w:val="0B310977"/>
+    <w:multiLevelType w:val="multilevel"/>
+    <w:tmpl w:val="82AA3120"/>
+    <w:lvl w:ilvl="0">
+      <w:start w:val="1"/>
+      <w:numFmt w:val="bullet"/>
+      <w:lvlText w:val=""/>
+      <w:lvlJc w:val="left"/>
+      <w:pPr>
+        <w:tabs>
+          <w:tab w:val="num" w:pos="720"/>
+        </w:tabs>
+        <w:ind w:left="720" w:hanging="360"/>
+      </w:pPr>
+      <w:rPr>
+        <w:rFonts w:ascii="Symbol" w:hAnsi="Symbol" w:hint="default"/>
+        <w:sz w:val="20"/>
+      </w:rPr>
+    </w:lvl>
+    <w:lvl w:ilvl="1" w:tentative="1">
+      <w:start w:val="1"/>
+      <w:numFmt w:val="bullet"/>
+      <w:lvlText w:val="o"/>
+      <w:lvlJc w:val="left"/>
+      <w:pPr>
+        <w:tabs>
+          <w:tab w:val="num" w:pos="1440"/>
+        </w:tabs>
+        <w:ind w:left="1440" w:hanging="360"/>
+      </w:pPr>
+      <w:rPr>
+        <w:rFonts w:ascii="Courier New" w:hAnsi="Courier New" w:hint="default"/>
+        <w:sz w:val="20"/>
+      </w:rPr>
+    </w:lvl>
+    <w:lvl w:ilvl="2" w:tentative="1">
+      <w:start w:val="1"/>
+      <w:numFmt w:val="bullet"/>
+      <w:lvlText w:val=""/>
+      <w:lvlJc w:val="left"/>
+      <w:pPr>
+        <w:tabs>
+          <w:tab w:val="num" w:pos="2160"/>
+        </w:tabs>
+        <w:ind w:left="2160" w:hanging="360"/>
+      </w:pPr>
+      <w:rPr>
+        <w:rFonts w:ascii="Wingdings" w:hAnsi="Wingdings" w:hint="default"/>
+        <w:sz w:val="20"/>
+      </w:rPr>
+    </w:lvl>
+    <w:lvl w:ilvl="3" w:tentative="1">
+      <w:start w:val="1"/>
+      <w:numFmt w:val="bullet"/>
+      <w:lvlText w:val=""/>
+      <w:lvlJc w:val="left"/>
+      <w:pPr>
+        <w:tabs>
+          <w:tab w:val="num" w:pos="2880"/>
+        </w:tabs>
+        <w:ind w:left="2880" w:hanging="360"/>
+      </w:pPr>
+      <w:rPr>
+        <w:rFonts w:ascii="Wingdings" w:hAnsi="Wingdings" w:hint="default"/>
+        <w:sz w:val="20"/>
+      </w:rPr>
+    </w:lvl>
+    <w:lvl w:ilvl="4" w:tentative="1">
+      <w:start w:val="1"/>
+      <w:numFmt w:val="bullet"/>
+      <w:lvlText w:val=""/>
+      <w:lvlJc w:val="left"/>
+      <w:pPr>
+        <w:tabs>
+          <w:tab w:val="num" w:pos="3600"/>
+        </w:tabs>
+        <w:ind w:left="3600" w:hanging="360"/>
+      </w:pPr>
+      <w:rPr>
+        <w:rFonts w:ascii="Wingdings" w:hAnsi="Wingdings" w:hint="default"/>
+        <w:sz w:val="20"/>
+      </w:rPr>
+    </w:lvl>
+    <w:lvl w:ilvl="5" w:tentative="1">
+      <w:start w:val="1"/>
+      <w:numFmt w:val="bullet"/>
+      <w:lvlText w:val=""/>
+      <w:lvlJc w:val="left"/>
+      <w:pPr>
+        <w:tabs>
+          <w:tab w:val="num" w:pos="4320"/>
+        </w:tabs>
+        <w:ind w:left="4320" w:hanging="360"/>
+      </w:pPr>
+      <w:rPr>
+        <w:rFonts w:ascii="Wingdings" w:hAnsi="Wingdings" w:hint="default"/>
+        <w:sz w:val="20"/>
+      </w:rPr>
+    </w:lvl>
+    <w:lvl w:ilvl="6" w:tentative="1">
+      <w:start w:val="1"/>
+      <w:numFmt w:val="bullet"/>
+      <w:lvlText w:val=""/>
+      <w:lvlJc w:val="left"/>
+      <w:pPr>
+        <w:tabs>
+          <w:tab w:val="num" w:pos="5040"/>
+        </w:tabs>
+        <w:ind w:left="5040" w:hanging="360"/>
+      </w:pPr>
+      <w:rPr>
+        <w:rFonts w:ascii="Wingdings" w:hAnsi="Wingdings" w:hint="default"/>
+        <w:sz w:val="20"/>
+      </w:rPr>
+    </w:lvl>
+    <w:lvl w:ilvl="7" w:tentative="1">
+      <w:start w:val="1"/>
+      <w:numFmt w:val="bullet"/>
+      <w:lvlText w:val=""/>
+      <w:lvlJc w:val="left"/>
+      <w:pPr>
+        <w:tabs>
+          <w:tab w:val="num" w:pos="5760"/>
+        </w:tabs>
+        <w:ind w:left="5760" w:hanging="360"/>
+      </w:pPr>
+      <w:rPr>
+        <w:rFonts w:ascii="Wingdings" w:hAnsi="Wingdings" w:hint="default"/>
+        <w:sz w:val="20"/>
+      </w:rPr>
+    </w:lvl>
+    <w:lvl w:ilvl="8" w:tentative="1">
+      <w:start w:val="1"/>
+      <w:numFmt w:val="bullet"/>
+      <w:lvlText w:val=""/>
+      <w:lvlJc w:val="left"/>
+      <w:pPr>
+        <w:tabs>
+          <w:tab w:val="num" w:pos="6480"/>
+        </w:tabs>
+        <w:ind w:left="6480" w:hanging="360"/>
+      </w:pPr>
+      <w:rPr>
+        <w:rFonts w:ascii="Wingdings" w:hAnsi="Wingdings" w:hint="default"/>
+        <w:sz w:val="20"/>
+      </w:rPr>
+    </w:lvl>
+  </w:abstractNum>
+  <w:abstractNum w:abstractNumId="2" w15:restartNumberingAfterBreak="0">
     <w:nsid w:val="113959A4"/>
     <w:multiLevelType w:val="multilevel"/>
     <w:tmpl w:val="850CC308"/>
@@ -2790,7 +4000,7 @@
       </w:rPr>
     </w:lvl>
   </w:abstractNum>
-  <w:abstractNum w:abstractNumId="2" w15:restartNumberingAfterBreak="0">
+  <w:abstractNum w:abstractNumId="3" w15:restartNumberingAfterBreak="0">
     <w:nsid w:val="2D083C72"/>
     <w:multiLevelType w:val="multilevel"/>
     <w:tmpl w:val="4ADAEF00"/>
@@ -2939,7 +4149,120 @@
       </w:rPr>
     </w:lvl>
   </w:abstractNum>
-  <w:abstractNum w:abstractNumId="3" w15:restartNumberingAfterBreak="0">
+  <w:abstractNum w:abstractNumId="4" w15:restartNumberingAfterBreak="0">
+    <w:nsid w:val="38BE17C3"/>
+    <w:multiLevelType w:val="multilevel"/>
+    <w:tmpl w:val="9312B01A"/>
+    <w:lvl w:ilvl="0">
+      <w:start w:val="1"/>
+      <w:numFmt w:val="decimal"/>
+      <w:lvlText w:val="%1."/>
+      <w:lvlJc w:val="left"/>
+      <w:pPr>
+        <w:tabs>
+          <w:tab w:val="num" w:pos="720"/>
+        </w:tabs>
+        <w:ind w:left="720" w:hanging="360"/>
+      </w:pPr>
+    </w:lvl>
+    <w:lvl w:ilvl="1" w:tentative="1">
+      <w:start w:val="1"/>
+      <w:numFmt w:val="decimal"/>
+      <w:lvlText w:val="%2."/>
+      <w:lvlJc w:val="left"/>
+      <w:pPr>
+        <w:tabs>
+          <w:tab w:val="num" w:pos="1440"/>
+        </w:tabs>
+        <w:ind w:left="1440" w:hanging="360"/>
+      </w:pPr>
+    </w:lvl>
+    <w:lvl w:ilvl="2" w:tentative="1">
+      <w:start w:val="1"/>
+      <w:numFmt w:val="decimal"/>
+      <w:lvlText w:val="%3."/>
+      <w:lvlJc w:val="left"/>
+      <w:pPr>
+        <w:tabs>
+          <w:tab w:val="num" w:pos="2160"/>
+        </w:tabs>
+        <w:ind w:left="2160" w:hanging="360"/>
+      </w:pPr>
+    </w:lvl>
+    <w:lvl w:ilvl="3" w:tentative="1">
+      <w:start w:val="1"/>
+      <w:numFmt w:val="decimal"/>
+      <w:lvlText w:val="%4."/>
+      <w:lvlJc w:val="left"/>
+      <w:pPr>
+        <w:tabs>
+          <w:tab w:val="num" w:pos="2880"/>
+        </w:tabs>
+        <w:ind w:left="2880" w:hanging="360"/>
+      </w:pPr>
+    </w:lvl>
+    <w:lvl w:ilvl="4" w:tentative="1">
+      <w:start w:val="1"/>
+      <w:numFmt w:val="decimal"/>
+      <w:lvlText w:val="%5."/>
+      <w:lvlJc w:val="left"/>
+      <w:pPr>
+        <w:tabs>
+          <w:tab w:val="num" w:pos="3600"/>
+        </w:tabs>
+        <w:ind w:left="3600" w:hanging="360"/>
+      </w:pPr>
+    </w:lvl>
+    <w:lvl w:ilvl="5" w:tentative="1">
+      <w:start w:val="1"/>
+      <w:numFmt w:val="decimal"/>
+      <w:lvlText w:val="%6."/>
+      <w:lvlJc w:val="left"/>
+      <w:pPr>
+        <w:tabs>
+          <w:tab w:val="num" w:pos="4320"/>
+        </w:tabs>
+        <w:ind w:left="4320" w:hanging="360"/>
+      </w:pPr>
+    </w:lvl>
+    <w:lvl w:ilvl="6" w:tentative="1">
+      <w:start w:val="1"/>
+      <w:numFmt w:val="decimal"/>
+      <w:lvlText w:val="%7."/>
+      <w:lvlJc w:val="left"/>
+      <w:pPr>
+        <w:tabs>
+          <w:tab w:val="num" w:pos="5040"/>
+        </w:tabs>
+        <w:ind w:left="5040" w:hanging="360"/>
+      </w:pPr>
+    </w:lvl>
+    <w:lvl w:ilvl="7" w:tentative="1">
+      <w:start w:val="1"/>
+      <w:numFmt w:val="decimal"/>
+      <w:lvlText w:val="%8."/>
+      <w:lvlJc w:val="left"/>
+      <w:pPr>
+        <w:tabs>
+          <w:tab w:val="num" w:pos="5760"/>
+        </w:tabs>
+        <w:ind w:left="5760" w:hanging="360"/>
+      </w:pPr>
+    </w:lvl>
+    <w:lvl w:ilvl="8" w:tentative="1">
+      <w:start w:val="1"/>
+      <w:numFmt w:val="decimal"/>
+      <w:lvlText w:val="%9."/>
+      <w:lvlJc w:val="left"/>
+      <w:pPr>
+        <w:tabs>
+          <w:tab w:val="num" w:pos="6480"/>
+        </w:tabs>
+        <w:ind w:left="6480" w:hanging="360"/>
+      </w:pPr>
+    </w:lvl>
+  </w:abstractNum>
+  <w:abstractNum w:abstractNumId="5" w15:restartNumberingAfterBreak="0">
     <w:nsid w:val="3F137A4D"/>
     <w:multiLevelType w:val="multilevel"/>
     <w:tmpl w:val="7326D258"/>
@@ -3088,7 +4411,7 @@
       </w:rPr>
     </w:lvl>
   </w:abstractNum>
-  <w:abstractNum w:abstractNumId="4" w15:restartNumberingAfterBreak="0">
+  <w:abstractNum w:abstractNumId="6" w15:restartNumberingAfterBreak="0">
     <w:nsid w:val="5804509C"/>
     <w:multiLevelType w:val="multilevel"/>
     <w:tmpl w:val="7C5A0912"/>
@@ -3237,7 +4560,7 @@
       </w:rPr>
     </w:lvl>
   </w:abstractNum>
-  <w:abstractNum w:abstractNumId="5" w15:restartNumberingAfterBreak="0">
+  <w:abstractNum w:abstractNumId="7" w15:restartNumberingAfterBreak="0">
     <w:nsid w:val="5AAB25B5"/>
     <w:multiLevelType w:val="multilevel"/>
     <w:tmpl w:val="7236F5CA"/>
@@ -3386,7 +4709,7 @@
       </w:rPr>
     </w:lvl>
   </w:abstractNum>
-  <w:abstractNum w:abstractNumId="6" w15:restartNumberingAfterBreak="0">
+  <w:abstractNum w:abstractNumId="8" w15:restartNumberingAfterBreak="0">
     <w:nsid w:val="5F3C5130"/>
     <w:multiLevelType w:val="multilevel"/>
     <w:tmpl w:val="DC9AA11C"/>
@@ -3535,7 +4858,156 @@
       </w:rPr>
     </w:lvl>
   </w:abstractNum>
-  <w:abstractNum w:abstractNumId="7" w15:restartNumberingAfterBreak="0">
+  <w:abstractNum w:abstractNumId="9" w15:restartNumberingAfterBreak="0">
+    <w:nsid w:val="6DB757D9"/>
+    <w:multiLevelType w:val="multilevel"/>
+    <w:tmpl w:val="EB68BC68"/>
+    <w:lvl w:ilvl="0">
+      <w:start w:val="1"/>
+      <w:numFmt w:val="bullet"/>
+      <w:lvlText w:val=""/>
+      <w:lvlJc w:val="left"/>
+      <w:pPr>
+        <w:tabs>
+          <w:tab w:val="num" w:pos="720"/>
+        </w:tabs>
+        <w:ind w:left="720" w:hanging="360"/>
+      </w:pPr>
+      <w:rPr>
+        <w:rFonts w:ascii="Symbol" w:hAnsi="Symbol" w:hint="default"/>
+        <w:sz w:val="20"/>
+      </w:rPr>
+    </w:lvl>
+    <w:lvl w:ilvl="1" w:tentative="1">
+      <w:start w:val="1"/>
+      <w:numFmt w:val="bullet"/>
+      <w:lvlText w:val="o"/>
+      <w:lvlJc w:val="left"/>
+      <w:pPr>
+        <w:tabs>
+          <w:tab w:val="num" w:pos="1440"/>
+        </w:tabs>
+        <w:ind w:left="1440" w:hanging="360"/>
+      </w:pPr>
+      <w:rPr>
+        <w:rFonts w:ascii="Courier New" w:hAnsi="Courier New" w:hint="default"/>
+        <w:sz w:val="20"/>
+      </w:rPr>
+    </w:lvl>
+    <w:lvl w:ilvl="2" w:tentative="1">
+      <w:start w:val="1"/>
+      <w:numFmt w:val="bullet"/>
+      <w:lvlText w:val=""/>
+      <w:lvlJc w:val="left"/>
+      <w:pPr>
+        <w:tabs>
+          <w:tab w:val="num" w:pos="2160"/>
+        </w:tabs>
+        <w:ind w:left="2160" w:hanging="360"/>
+      </w:pPr>
+      <w:rPr>
+        <w:rFonts w:ascii="Wingdings" w:hAnsi="Wingdings" w:hint="default"/>
+        <w:sz w:val="20"/>
+      </w:rPr>
+    </w:lvl>
+    <w:lvl w:ilvl="3" w:tentative="1">
+      <w:start w:val="1"/>
+      <w:numFmt w:val="bullet"/>
+      <w:lvlText w:val=""/>
+      <w:lvlJc w:val="left"/>
+      <w:pPr>
+        <w:tabs>
+          <w:tab w:val="num" w:pos="2880"/>
+        </w:tabs>
+        <w:ind w:left="2880" w:hanging="360"/>
+      </w:pPr>
+      <w:rPr>
+        <w:rFonts w:ascii="Wingdings" w:hAnsi="Wingdings" w:hint="default"/>
+        <w:sz w:val="20"/>
+      </w:rPr>
+    </w:lvl>
+    <w:lvl w:ilvl="4" w:tentative="1">
+      <w:start w:val="1"/>
+      <w:numFmt w:val="bullet"/>
+      <w:lvlText w:val=""/>
+      <w:lvlJc w:val="left"/>
+      <w:pPr>
+        <w:tabs>
+          <w:tab w:val="num" w:pos="3600"/>
+        </w:tabs>
+        <w:ind w:left="3600" w:hanging="360"/>
+      </w:pPr>
+      <w:rPr>
+        <w:rFonts w:ascii="Wingdings" w:hAnsi="Wingdings" w:hint="default"/>
+        <w:sz w:val="20"/>
+      </w:rPr>
+    </w:lvl>
+    <w:lvl w:ilvl="5" w:tentative="1">
+      <w:start w:val="1"/>
+      <w:numFmt w:val="bullet"/>
+      <w:lvlText w:val=""/>
+      <w:lvlJc w:val="left"/>
+      <w:pPr>
+        <w:tabs>
+          <w:tab w:val="num" w:pos="4320"/>
+        </w:tabs>
+        <w:ind w:left="4320" w:hanging="360"/>
+      </w:pPr>
+      <w:rPr>
+        <w:rFonts w:ascii="Wingdings" w:hAnsi="Wingdings" w:hint="default"/>
+        <w:sz w:val="20"/>
+      </w:rPr>
+    </w:lvl>
+    <w:lvl w:ilvl="6" w:tentative="1">
+      <w:start w:val="1"/>
+      <w:numFmt w:val="bullet"/>
+      <w:lvlText w:val=""/>
+      <w:lvlJc w:val="left"/>
+      <w:pPr>
+        <w:tabs>
+          <w:tab w:val="num" w:pos="5040"/>
+        </w:tabs>
+        <w:ind w:left="5040" w:hanging="360"/>
+      </w:pPr>
+      <w:rPr>
+        <w:rFonts w:ascii="Wingdings" w:hAnsi="Wingdings" w:hint="default"/>
+        <w:sz w:val="20"/>
+      </w:rPr>
+    </w:lvl>
+    <w:lvl w:ilvl="7" w:tentative="1">
+      <w:start w:val="1"/>
+      <w:numFmt w:val="bullet"/>
+      <w:lvlText w:val=""/>
+      <w:lvlJc w:val="left"/>
+      <w:pPr>
+        <w:tabs>
+          <w:tab w:val="num" w:pos="5760"/>
+        </w:tabs>
+        <w:ind w:left="5760" w:hanging="360"/>
+      </w:pPr>
+      <w:rPr>
+        <w:rFonts w:ascii="Wingdings" w:hAnsi="Wingdings" w:hint="default"/>
+        <w:sz w:val="20"/>
+      </w:rPr>
+    </w:lvl>
+    <w:lvl w:ilvl="8" w:tentative="1">
+      <w:start w:val="1"/>
+      <w:numFmt w:val="bullet"/>
+      <w:lvlText w:val=""/>
+      <w:lvlJc w:val="left"/>
+      <w:pPr>
+        <w:tabs>
+          <w:tab w:val="num" w:pos="6480"/>
+        </w:tabs>
+        <w:ind w:left="6480" w:hanging="360"/>
+      </w:pPr>
+      <w:rPr>
+        <w:rFonts w:ascii="Wingdings" w:hAnsi="Wingdings" w:hint="default"/>
+        <w:sz w:val="20"/>
+      </w:rPr>
+    </w:lvl>
+  </w:abstractNum>
+  <w:abstractNum w:abstractNumId="10" w15:restartNumberingAfterBreak="0">
     <w:nsid w:val="72B12E7D"/>
     <w:multiLevelType w:val="multilevel"/>
     <w:tmpl w:val="55BEC34C"/>
@@ -3685,28 +5157,37 @@
     </w:lvl>
   </w:abstractNum>
   <w:num w:numId="1" w16cid:durableId="1978945811">
-    <w:abstractNumId w:val="5"/>
+    <w:abstractNumId w:val="7"/>
   </w:num>
   <w:num w:numId="2" w16cid:durableId="1238049275">
     <w:abstractNumId w:val="0"/>
   </w:num>
   <w:num w:numId="3" w16cid:durableId="1085492691">
+    <w:abstractNumId w:val="2"/>
+  </w:num>
+  <w:num w:numId="4" w16cid:durableId="776372018">
+    <w:abstractNumId w:val="6"/>
+  </w:num>
+  <w:num w:numId="5" w16cid:durableId="739668218">
+    <w:abstractNumId w:val="8"/>
+  </w:num>
+  <w:num w:numId="6" w16cid:durableId="1484850568">
+    <w:abstractNumId w:val="10"/>
+  </w:num>
+  <w:num w:numId="7" w16cid:durableId="316498941">
+    <w:abstractNumId w:val="5"/>
+  </w:num>
+  <w:num w:numId="8" w16cid:durableId="699165677">
+    <w:abstractNumId w:val="3"/>
+  </w:num>
+  <w:num w:numId="9" w16cid:durableId="2016688739">
     <w:abstractNumId w:val="1"/>
   </w:num>
-  <w:num w:numId="4" w16cid:durableId="776372018">
+  <w:num w:numId="10" w16cid:durableId="1198927766">
+    <w:abstractNumId w:val="9"/>
+  </w:num>
+  <w:num w:numId="11" w16cid:durableId="694581721">
     <w:abstractNumId w:val="4"/>
-  </w:num>
-  <w:num w:numId="5" w16cid:durableId="739668218">
-    <w:abstractNumId w:val="6"/>
-  </w:num>
-  <w:num w:numId="6" w16cid:durableId="1484850568">
-    <w:abstractNumId w:val="7"/>
-  </w:num>
-  <w:num w:numId="7" w16cid:durableId="316498941">
-    <w:abstractNumId w:val="3"/>
-  </w:num>
-  <w:num w:numId="8" w16cid:durableId="699165677">
-    <w:abstractNumId w:val="2"/>
   </w:num>
 </w:numbering>
 </file>
@@ -4140,7 +5621,6 @@
     <w:next w:val="Normal"/>
     <w:link w:val="Heading2Char"/>
     <w:uiPriority w:val="9"/>
-    <w:semiHidden/>
     <w:unhideWhenUsed/>
     <w:qFormat/>
     <w:rsid w:val="005665FC"/>
@@ -4356,7 +5836,6 @@
     <w:basedOn w:val="DefaultParagraphFont"/>
     <w:link w:val="Heading2"/>
     <w:uiPriority w:val="9"/>
-    <w:semiHidden/>
     <w:rsid w:val="005665FC"/>
     <w:rPr>
       <w:rFonts w:asciiTheme="majorHAnsi" w:eastAsiaTheme="majorEastAsia" w:hAnsiTheme="majorHAnsi" w:cstheme="majorBidi"/>
@@ -4626,6 +6105,48 @@
       <w:smallCaps/>
       <w:color w:val="2F5496" w:themeColor="accent1" w:themeShade="BF"/>
       <w:spacing w:val="5"/>
+    </w:rPr>
+  </w:style>
+  <w:style w:type="character" w:styleId="Hyperlink">
+    <w:name w:val="Hyperlink"/>
+    <w:basedOn w:val="DefaultParagraphFont"/>
+    <w:uiPriority w:val="99"/>
+    <w:unhideWhenUsed/>
+    <w:rsid w:val="00F93DE6"/>
+    <w:rPr>
+      <w:color w:val="0563C1" w:themeColor="hyperlink"/>
+      <w:u w:val="single"/>
+    </w:rPr>
+  </w:style>
+  <w:style w:type="character" w:styleId="UnresolvedMention">
+    <w:name w:val="Unresolved Mention"/>
+    <w:basedOn w:val="DefaultParagraphFont"/>
+    <w:uiPriority w:val="99"/>
+    <w:semiHidden/>
+    <w:unhideWhenUsed/>
+    <w:rsid w:val="00F93DE6"/>
+    <w:rPr>
+      <w:color w:val="605E5C"/>
+      <w:shd w:val="clear" w:color="auto" w:fill="E1DFDD"/>
+    </w:rPr>
+  </w:style>
+  <w:style w:type="paragraph" w:styleId="NormalWeb">
+    <w:name w:val="Normal (Web)"/>
+    <w:basedOn w:val="Normal"/>
+    <w:uiPriority w:val="99"/>
+    <w:semiHidden/>
+    <w:unhideWhenUsed/>
+    <w:rsid w:val="00687D48"/>
+    <w:pPr>
+      <w:spacing w:before="100" w:beforeAutospacing="1" w:after="100" w:afterAutospacing="1" w:line="240" w:lineRule="auto"/>
+    </w:pPr>
+    <w:rPr>
+      <w:rFonts w:ascii="Times New Roman" w:eastAsia="Times New Roman" w:hAnsi="Times New Roman" w:cs="Times New Roman"/>
+      <w:kern w:val="0"/>
+      <w:sz w:val="24"/>
+      <w:szCs w:val="24"/>
+      <w:lang w:eastAsia="en-AE"/>
+      <w14:ligatures w14:val="none"/>
     </w:rPr>
   </w:style>
 </w:styles>

--- a/Chapter4/Chapter4.docx
+++ b/Chapter4/Chapter4.docx
@@ -372,13 +372,7 @@
         <w:t>class</w:t>
       </w:r>
       <w:r>
-        <w:t xml:space="preserve"> is a blueprint or template used to create objects. It defines the properties (fields) and </w:t>
-      </w:r>
-      <w:r>
-        <w:t>behaviours</w:t>
-      </w:r>
-      <w:r>
-        <w:t xml:space="preserve"> (methods) that objects created from the class will have.</w:t>
+        <w:t xml:space="preserve"> is a blueprint or template used to create objects. It defines the properties (fields) and behaviours (methods) that objects created from the class will have.</w:t>
       </w:r>
     </w:p>
     <w:p>
@@ -414,7 +408,7 @@
           <w:iCs/>
           <w:u w:val="single"/>
         </w:rPr>
-        <w:t xml:space="preserve">Nouns </w:t>
+        <w:t>Nouns (are) Classes</w:t>
       </w:r>
       <w:r>
         <w:rPr>
@@ -422,136 +416,24 @@
           <w:iCs/>
           <w:u w:val="single"/>
         </w:rPr>
-        <w:t>(are)</w:t>
-      </w:r>
-      <w:r>
+        <w:t xml:space="preserve"> like Student, Teacher or Book</w:t>
+      </w:r>
+    </w:p>
+    <w:p>
+      <w:pPr>
         <w:rPr>
           <w:i/>
           <w:iCs/>
           <w:u w:val="single"/>
         </w:rPr>
-        <w:t xml:space="preserve"> Classes</w:t>
-      </w:r>
+      </w:pPr>
       <w:r>
         <w:rPr>
           <w:i/>
           <w:iCs/>
           <w:u w:val="single"/>
         </w:rPr>
-        <w:t xml:space="preserve"> like </w:t>
-      </w:r>
-      <w:r>
-        <w:rPr>
-          <w:i/>
-          <w:iCs/>
-          <w:u w:val="single"/>
-        </w:rPr>
-        <w:t>Student</w:t>
-      </w:r>
-      <w:r>
-        <w:rPr>
-          <w:i/>
-          <w:iCs/>
-          <w:u w:val="single"/>
-        </w:rPr>
-        <w:t xml:space="preserve">, </w:t>
-      </w:r>
-      <w:r>
-        <w:rPr>
-          <w:i/>
-          <w:iCs/>
-          <w:u w:val="single"/>
-        </w:rPr>
-        <w:t>Teacher</w:t>
-      </w:r>
-      <w:r>
-        <w:rPr>
-          <w:i/>
-          <w:iCs/>
-          <w:u w:val="single"/>
-        </w:rPr>
-        <w:t xml:space="preserve"> or </w:t>
-      </w:r>
-      <w:r>
-        <w:rPr>
-          <w:i/>
-          <w:iCs/>
-          <w:u w:val="single"/>
-        </w:rPr>
-        <w:t>Book</w:t>
-      </w:r>
-    </w:p>
-    <w:p>
-      <w:pPr>
-        <w:rPr>
-          <w:i/>
-          <w:iCs/>
-          <w:u w:val="single"/>
-        </w:rPr>
-      </w:pPr>
-      <w:r>
-        <w:rPr>
-          <w:i/>
-          <w:iCs/>
-          <w:u w:val="single"/>
-        </w:rPr>
-        <w:t xml:space="preserve">Verbs </w:t>
-      </w:r>
-      <w:r>
-        <w:rPr>
-          <w:i/>
-          <w:iCs/>
-          <w:u w:val="single"/>
-        </w:rPr>
-        <w:t>(are)</w:t>
-      </w:r>
-      <w:r>
-        <w:rPr>
-          <w:i/>
-          <w:iCs/>
-          <w:u w:val="single"/>
-        </w:rPr>
-        <w:t xml:space="preserve"> Methods</w:t>
-      </w:r>
-      <w:r>
-        <w:rPr>
-          <w:i/>
-          <w:iCs/>
-          <w:u w:val="single"/>
-        </w:rPr>
-        <w:t xml:space="preserve"> like </w:t>
-      </w:r>
-      <w:r>
-        <w:rPr>
-          <w:i/>
-          <w:iCs/>
-          <w:u w:val="single"/>
-        </w:rPr>
-        <w:t>Add</w:t>
-      </w:r>
-      <w:r>
-        <w:rPr>
-          <w:i/>
-          <w:iCs/>
-          <w:u w:val="single"/>
-        </w:rPr>
-        <w:t xml:space="preserve">, </w:t>
-      </w:r>
-      <w:r>
-        <w:rPr>
-          <w:i/>
-          <w:iCs/>
-          <w:u w:val="single"/>
-        </w:rPr>
-        <w:t>Delete</w:t>
-      </w:r>
-      <w:r>
-        <w:rPr>
-          <w:i/>
-          <w:iCs/>
-          <w:u w:val="single"/>
-        </w:rPr>
-        <w:t xml:space="preserve"> </w:t>
+        <w:t xml:space="preserve">Verbs (are) Methods like Add, Delete </w:t>
       </w:r>
       <w:r>
         <w:rPr>
@@ -637,343 +519,282 @@
           <w:bCs/>
           <w:u w:val="single"/>
         </w:rPr>
-        <w:t>Dependency ("Uses-a")</w:t>
-      </w:r>
+        <w:t>Dependency ("Uses-a"):</w:t>
+      </w:r>
+      <w:r>
+        <w:t xml:space="preserve"> </w:t>
+      </w:r>
+      <w:r>
+        <w:t>One class depends on another if it uses its objects.</w:t>
+      </w:r>
+      <w:r>
+        <w:t xml:space="preserve"> For example, </w:t>
+      </w:r>
+      <w:r>
+        <w:t>The Order class uses the Payment class to complete transactions.</w:t>
+      </w:r>
+      <w:r>
+        <w:t xml:space="preserve"> It is </w:t>
+      </w:r>
+      <w:r>
+        <w:t>Temporary relationship</w:t>
+      </w:r>
+      <w:r>
+        <w:t xml:space="preserve">, </w:t>
+      </w:r>
+      <w:r>
+        <w:t>Loose coupling</w:t>
+      </w:r>
+      <w:r>
+        <w:t xml:space="preserve"> and </w:t>
+      </w:r>
+      <w:r>
+        <w:t>One class calls another</w:t>
+      </w:r>
+      <w:r>
+        <w:t>.</w:t>
+      </w:r>
+    </w:p>
+    <w:p/>
+    <w:p>
       <w:r>
         <w:rPr>
           <w:b/>
           <w:bCs/>
           <w:u w:val="single"/>
         </w:rPr>
+        <w:t>Aggregation ("Has-a"):</w:t>
+      </w:r>
+      <w:r>
+        <w:t xml:space="preserve"> </w:t>
+      </w:r>
+      <w:r>
+        <w:t>Aggregation means one object contains another object.</w:t>
+      </w:r>
+      <w:r>
+        <w:t xml:space="preserve"> For example, the </w:t>
+      </w:r>
+      <w:r>
+        <w:t>Department</w:t>
+      </w:r>
+      <w:r>
+        <w:t xml:space="preserve"> </w:t>
+      </w:r>
+      <w:r>
+        <w:t>contains</w:t>
+      </w:r>
+      <w:r>
+        <w:t xml:space="preserve"> </w:t>
+      </w:r>
+      <w:r>
+        <w:t>Employees</w:t>
+      </w:r>
+      <w:r>
+        <w:t xml:space="preserve"> </w:t>
+      </w:r>
+    </w:p>
+    <w:p/>
+    <w:p>
+      <w:r>
+        <w:rPr>
+          <w:b/>
+          <w:bCs/>
+          <w:u w:val="single"/>
+        </w:rPr>
+        <w:t>Inheritance ("Is-a"):</w:t>
+      </w:r>
+      <w:r>
+        <w:t xml:space="preserve">  </w:t>
+      </w:r>
+      <w:r>
+        <w:t>It is a mechanism that allows a new class (called the child class or subclass) to acquire the properties (fields) and behaviours (methods) of an existing class (called the parent class or superclass).</w:t>
+      </w:r>
+      <w:r>
+        <w:t xml:space="preserve"> For </w:t>
+      </w:r>
+      <w:r>
+        <w:t>example,</w:t>
+      </w:r>
+      <w:r>
+        <w:t xml:space="preserve"> </w:t>
+      </w:r>
+      <w:r>
+        <w:t>Dog inherits Animal's features and adds its own.</w:t>
+      </w:r>
+    </w:p>
+    <w:p/>
+    <w:p>
+      <w:pPr>
+        <w:rPr>
+          <w:b/>
+          <w:bCs/>
+          <w:u w:val="single"/>
+        </w:rPr>
+      </w:pPr>
+      <w:r>
+        <w:rPr>
+          <w:b/>
+          <w:bCs/>
+          <w:u w:val="single"/>
+        </w:rPr>
+        <w:t>Objects</w:t>
+      </w:r>
+    </w:p>
+    <w:p>
+      <w:r>
+        <w:t xml:space="preserve">An </w:t>
+      </w:r>
+      <w:r>
+        <w:rPr>
+          <w:b/>
+          <w:bCs/>
+        </w:rPr>
+        <w:t>object</w:t>
+      </w:r>
+      <w:r>
+        <w:t xml:space="preserve"> is an instance of a class.</w:t>
+      </w:r>
+      <w:r>
+        <w:t xml:space="preserve"> </w:t>
+      </w:r>
+      <w:r>
+        <w:t>It contains:</w:t>
+      </w:r>
+      <w:r>
+        <w:t xml:space="preserve"> </w:t>
+      </w:r>
+      <w:r>
+        <w:t>Data (state)</w:t>
+      </w:r>
+      <w:r>
+        <w:t xml:space="preserve">, </w:t>
+      </w:r>
+      <w:r>
+        <w:t>Methods (behaviour)</w:t>
+      </w:r>
+      <w:r>
+        <w:t xml:space="preserve"> and </w:t>
+      </w:r>
+      <w:r>
+        <w:t>Identity</w:t>
+      </w:r>
+    </w:p>
+    <w:p>
+      <w:r>
+        <w:t>Every object has three important characteristics</w:t>
+      </w:r>
+      <w:r>
         <w:t>:</w:t>
       </w:r>
+    </w:p>
+    <w:p>
+      <w:r>
+        <w:rPr>
+          <w:b/>
+          <w:bCs/>
+        </w:rPr>
+        <w:t>State:</w:t>
+      </w:r>
       <w:r>
         <w:t xml:space="preserve"> </w:t>
       </w:r>
       <w:r>
-        <w:t>One class depends on another if it uses its objects.</w:t>
-      </w:r>
-      <w:r>
-        <w:t xml:space="preserve"> For example, </w:t>
-      </w:r>
-      <w:r>
-        <w:t>The Order class uses the Payment class to complete transactions.</w:t>
-      </w:r>
-      <w:r>
-        <w:t xml:space="preserve"> It is </w:t>
-      </w:r>
-      <w:r>
-        <w:t>Temporary relationship</w:t>
+        <w:t xml:space="preserve">The </w:t>
+      </w:r>
+      <w:r>
+        <w:rPr>
+          <w:b/>
+          <w:bCs/>
+        </w:rPr>
+        <w:t>state</w:t>
+      </w:r>
+      <w:r>
+        <w:t xml:space="preserve"> of an object represents the current values of its attributes.</w:t>
+      </w:r>
+    </w:p>
+    <w:p>
+      <w:r>
+        <w:rPr>
+          <w:b/>
+          <w:bCs/>
+        </w:rPr>
+        <w:t>Behaviour:</w:t>
+      </w:r>
+      <w:r>
+        <w:t xml:space="preserve"> </w:t>
+      </w:r>
+      <w:r>
+        <w:t>Behaviour describes what an object can do</w:t>
+      </w:r>
+      <w:r>
+        <w:t xml:space="preserve"> and they are </w:t>
+      </w:r>
+      <w:r>
+        <w:t>represented by methods.</w:t>
+      </w:r>
+    </w:p>
+    <w:p>
+      <w:r>
+        <w:rPr>
+          <w:b/>
+          <w:bCs/>
+        </w:rPr>
+        <w:lastRenderedPageBreak/>
+        <w:t>Identity:</w:t>
+      </w:r>
+      <w:r>
+        <w:t xml:space="preserve"> </w:t>
+      </w:r>
+      <w:r>
+        <w:t>Identity makes one object different from another even if both have the same state.</w:t>
+      </w:r>
+      <w:r>
+        <w:t xml:space="preserve"> For </w:t>
+      </w:r>
+      <w:r>
+        <w:t>Example</w:t>
       </w:r>
       <w:r>
         <w:t xml:space="preserve">, </w:t>
       </w:r>
       <w:r>
-        <w:t>Loose coupling</w:t>
-      </w:r>
-      <w:r>
-        <w:t xml:space="preserve"> and </w:t>
-      </w:r>
-      <w:r>
-        <w:t>One class calls another</w:t>
-      </w:r>
-      <w:r>
-        <w:t>.</w:t>
-      </w:r>
-    </w:p>
-    <w:p/>
-    <w:p>
-      <w:r>
-        <w:rPr>
-          <w:b/>
-          <w:bCs/>
+        <w:t>two students may have</w:t>
+      </w:r>
+      <w:r>
+        <w:t xml:space="preserve"> </w:t>
+      </w:r>
+      <w:r>
+        <w:rPr>
           <w:u w:val="single"/>
         </w:rPr>
-        <w:t>Aggregation ("Has-a")</w:t>
-      </w:r>
-      <w:r>
-        <w:rPr>
-          <w:b/>
-          <w:bCs/>
+        <w:t>Same name</w:t>
+      </w:r>
+      <w:r>
+        <w:rPr>
           <w:u w:val="single"/>
         </w:rPr>
-        <w:t>:</w:t>
-      </w:r>
-      <w:r>
         <w:t xml:space="preserve"> </w:t>
       </w:r>
       <w:r>
-        <w:t>Aggregation means one object contains another object.</w:t>
-      </w:r>
-      <w:r>
-        <w:t xml:space="preserve"> For example, the </w:t>
-      </w:r>
-      <w:r>
-        <w:t>Department</w:t>
-      </w:r>
-      <w:r>
+        <w:t xml:space="preserve">and </w:t>
+      </w:r>
+      <w:r>
+        <w:rPr>
+          <w:u w:val="single"/>
+        </w:rPr>
+        <w:t>Same age</w:t>
+      </w:r>
+      <w:r>
+        <w:rPr>
+          <w:u w:val="single"/>
+        </w:rPr>
         <w:t xml:space="preserve"> </w:t>
       </w:r>
       <w:r>
-        <w:t>contains</w:t>
-      </w:r>
-      <w:r>
-        <w:t xml:space="preserve"> </w:t>
-      </w:r>
-      <w:r>
-        <w:t>Employees</w:t>
-      </w:r>
-      <w:r>
-        <w:t xml:space="preserve"> </w:t>
-      </w:r>
-    </w:p>
-    <w:p/>
-    <w:p>
-      <w:r>
-        <w:rPr>
-          <w:b/>
-          <w:bCs/>
+        <w:rPr>
           <w:u w:val="single"/>
         </w:rPr>
-        <w:t>Inheritance ("Is-a")</w:t>
-      </w:r>
-      <w:r>
-        <w:rPr>
-          <w:b/>
-          <w:bCs/>
-          <w:u w:val="single"/>
-        </w:rPr>
-        <w:t>:</w:t>
-      </w:r>
-      <w:r>
-        <w:t xml:space="preserve">  </w:t>
-      </w:r>
-      <w:r>
-        <w:t xml:space="preserve">It is a mechanism that allows a new class (called the child class or subclass) to acquire the properties (fields) and </w:t>
-      </w:r>
-      <w:r>
-        <w:t>behaviours</w:t>
-      </w:r>
-      <w:r>
-        <w:t xml:space="preserve"> (methods) of an existing class (called the parent class or superclass).</w:t>
-      </w:r>
-      <w:r>
-        <w:t xml:space="preserve"> For </w:t>
-      </w:r>
-      <w:r>
-        <w:t>example,</w:t>
-      </w:r>
-      <w:r>
-        <w:t xml:space="preserve"> </w:t>
-      </w:r>
-      <w:r>
-        <w:t>Dog inherits Animal's features and adds its own.</w:t>
-      </w:r>
-    </w:p>
-    <w:p/>
-    <w:p>
-      <w:pPr>
-        <w:rPr>
-          <w:b/>
-          <w:bCs/>
-          <w:u w:val="single"/>
-        </w:rPr>
-      </w:pPr>
-      <w:r>
-        <w:rPr>
-          <w:b/>
-          <w:bCs/>
-          <w:u w:val="single"/>
-        </w:rPr>
-        <w:t>Objects</w:t>
-      </w:r>
-    </w:p>
-    <w:p>
-      <w:r>
-        <w:t xml:space="preserve">An </w:t>
-      </w:r>
-      <w:r>
-        <w:rPr>
-          <w:b/>
-          <w:bCs/>
-        </w:rPr>
-        <w:t>object</w:t>
-      </w:r>
-      <w:r>
-        <w:t xml:space="preserve"> is an instance of a class.</w:t>
-      </w:r>
-      <w:r>
-        <w:t xml:space="preserve"> </w:t>
-      </w:r>
-      <w:r>
-        <w:t>It contains:</w:t>
-      </w:r>
-      <w:r>
-        <w:t xml:space="preserve"> </w:t>
-      </w:r>
-      <w:r>
-        <w:t>Data (state)</w:t>
-      </w:r>
-      <w:r>
-        <w:t xml:space="preserve">, </w:t>
-      </w:r>
-      <w:r>
-        <w:t>Methods (</w:t>
-      </w:r>
-      <w:r>
-        <w:t>behaviour</w:t>
-      </w:r>
-      <w:r>
-        <w:t>)</w:t>
-      </w:r>
-      <w:r>
-        <w:t xml:space="preserve"> and </w:t>
-      </w:r>
-      <w:r>
-        <w:t>Identity</w:t>
-      </w:r>
-    </w:p>
-    <w:p>
-      <w:r>
-        <w:t>Every object has three important characteristics</w:t>
-      </w:r>
-      <w:r>
-        <w:t>:</w:t>
-      </w:r>
-    </w:p>
-    <w:p>
-      <w:r>
-        <w:rPr>
-          <w:b/>
-          <w:bCs/>
-        </w:rPr>
-        <w:t>State:</w:t>
-      </w:r>
-      <w:r>
-        <w:t xml:space="preserve"> </w:t>
-      </w:r>
-      <w:r>
-        <w:t xml:space="preserve">The </w:t>
-      </w:r>
-      <w:r>
-        <w:rPr>
-          <w:b/>
-          <w:bCs/>
-        </w:rPr>
-        <w:t>state</w:t>
-      </w:r>
-      <w:r>
-        <w:t xml:space="preserve"> of an object represents the current values of its attributes.</w:t>
-      </w:r>
-    </w:p>
-    <w:p>
-      <w:r>
-        <w:rPr>
-          <w:b/>
-          <w:bCs/>
-        </w:rPr>
-        <w:t>Behaviour:</w:t>
-      </w:r>
-      <w:r>
-        <w:t xml:space="preserve"> </w:t>
-      </w:r>
-      <w:r>
-        <w:t>Behaviour</w:t>
-      </w:r>
-      <w:r>
-        <w:t xml:space="preserve"> describes what an object can do</w:t>
-      </w:r>
-      <w:r>
-        <w:t xml:space="preserve"> and they are </w:t>
-      </w:r>
-      <w:r>
-        <w:t>represented by methods.</w:t>
-      </w:r>
-    </w:p>
-    <w:p>
-      <w:r>
-        <w:rPr>
-          <w:b/>
-          <w:bCs/>
-        </w:rPr>
-        <w:lastRenderedPageBreak/>
-        <w:t>Identity</w:t>
-      </w:r>
-      <w:r>
-        <w:rPr>
-          <w:b/>
-          <w:bCs/>
-        </w:rPr>
-        <w:t>:</w:t>
-      </w:r>
-      <w:r>
-        <w:t xml:space="preserve"> </w:t>
-      </w:r>
-      <w:r>
-        <w:t>Identity makes one object different from another even if both have the same state.</w:t>
-      </w:r>
-      <w:r>
-        <w:t xml:space="preserve"> For </w:t>
-      </w:r>
-      <w:r>
-        <w:t>Example</w:t>
-      </w:r>
-      <w:r>
-        <w:t xml:space="preserve">, </w:t>
-      </w:r>
-      <w:r>
-        <w:t>two</w:t>
-      </w:r>
-      <w:r>
-        <w:t xml:space="preserve"> students may have</w:t>
-      </w:r>
-      <w:r>
-        <w:t xml:space="preserve"> </w:t>
-      </w:r>
-      <w:r>
-        <w:rPr>
-          <w:u w:val="single"/>
-        </w:rPr>
-        <w:t>Same name</w:t>
-      </w:r>
-      <w:r>
-        <w:rPr>
-          <w:u w:val="single"/>
-        </w:rPr>
-        <w:t xml:space="preserve"> </w:t>
-      </w:r>
-      <w:r>
-        <w:t xml:space="preserve">and </w:t>
-      </w:r>
-      <w:r>
-        <w:rPr>
-          <w:u w:val="single"/>
-        </w:rPr>
-        <w:t xml:space="preserve">Same </w:t>
-      </w:r>
-      <w:r>
-        <w:rPr>
-          <w:u w:val="single"/>
-        </w:rPr>
-        <w:t>age</w:t>
-      </w:r>
-      <w:r>
-        <w:rPr>
-          <w:u w:val="single"/>
-        </w:rPr>
-        <w:t xml:space="preserve"> </w:t>
-      </w:r>
-      <w:r>
-        <w:rPr>
-          <w:u w:val="single"/>
-        </w:rPr>
-        <w:t>but</w:t>
-      </w:r>
-      <w:r>
-        <w:rPr>
-          <w:u w:val="single"/>
-        </w:rPr>
-        <w:t xml:space="preserve"> </w:t>
+        <w:t xml:space="preserve">but </w:t>
       </w:r>
       <w:r>
         <w:t>they are still different students because each has a unique identity (such as a student ID).</w:t>
@@ -991,28 +812,7 @@
           <w:b/>
           <w:bCs/>
         </w:rPr>
-        <w:t>key concept in</w:t>
-      </w:r>
-      <w:r>
-        <w:rPr>
-          <w:b/>
-          <w:bCs/>
-        </w:rPr>
-        <w:t xml:space="preserve"> </w:t>
-      </w:r>
-      <w:r>
-        <w:rPr>
-          <w:b/>
-          <w:bCs/>
-        </w:rPr>
-        <w:t xml:space="preserve">working with </w:t>
-      </w:r>
-      <w:r>
-        <w:rPr>
-          <w:b/>
-          <w:bCs/>
-        </w:rPr>
-        <w:t>objects</w:t>
+        <w:t>key concept in working with objects</w:t>
       </w:r>
       <w:r>
         <w:rPr>
@@ -1084,14 +884,7 @@
           <w:b/>
           <w:bCs/>
         </w:rPr>
-        <w:t>Information Hiding</w:t>
-      </w:r>
-      <w:r>
-        <w:rPr>
-          <w:b/>
-          <w:bCs/>
-        </w:rPr>
-        <w:t>:</w:t>
+        <w:t>Information Hiding:</w:t>
       </w:r>
       <w:r>
         <w:t xml:space="preserve"> </w:t>
@@ -1153,14 +946,7 @@
           <w:b/>
           <w:bCs/>
         </w:rPr>
-        <w:t>Instance Fields</w:t>
-      </w:r>
-      <w:r>
-        <w:rPr>
-          <w:b/>
-          <w:bCs/>
-        </w:rPr>
-        <w:t>:</w:t>
+        <w:t>Instance Fields:</w:t>
       </w:r>
       <w:r>
         <w:t xml:space="preserve"> </w:t>
@@ -1232,23 +1018,10 @@
           <w:b/>
           <w:bCs/>
         </w:rPr>
-        <w:t>Methods</w:t>
-      </w:r>
-      <w:r>
-        <w:rPr>
-          <w:b/>
-          <w:bCs/>
-        </w:rPr>
-        <w:t xml:space="preserve">: </w:t>
-      </w:r>
-      <w:r>
-        <w:t xml:space="preserve">are functions inside a class that define the </w:t>
-      </w:r>
-      <w:r>
-        <w:t>behaviour</w:t>
-      </w:r>
-      <w:r>
-        <w:t xml:space="preserve"> of objects.</w:t>
+        <w:t xml:space="preserve">Methods: </w:t>
+      </w:r>
+      <w:r>
+        <w:t>are functions inside a class that define the behaviour of objects.</w:t>
       </w:r>
     </w:p>
     <w:p>
@@ -1330,14 +1103,7 @@
           <w:b/>
           <w:bCs/>
         </w:rPr>
-        <w:t xml:space="preserve">Student s1 = new </w:t>
-      </w:r>
-      <w:r>
-        <w:rPr>
-          <w:b/>
-          <w:bCs/>
-        </w:rPr>
-        <w:t>Student ();</w:t>
+        <w:t>Student s1 = new Student ();</w:t>
       </w:r>
       <w:r>
         <w:rPr>
@@ -1679,8 +1445,13 @@
           <w:numId w:val="6"/>
         </w:numPr>
       </w:pPr>
-      <w:r>
-        <w:t xml:space="preserve">register() </w:t>
+      <w:proofErr w:type="gramStart"/>
+      <w:r>
+        <w:t>register(</w:t>
+      </w:r>
+      <w:proofErr w:type="gramEnd"/>
+      <w:r>
+        <w:t xml:space="preserve">) </w:t>
       </w:r>
     </w:p>
     <w:p>
@@ -1691,12 +1462,17 @@
         </w:numPr>
       </w:pPr>
       <w:proofErr w:type="spellStart"/>
+      <w:proofErr w:type="gramStart"/>
       <w:r>
         <w:t>bookAppointment</w:t>
       </w:r>
       <w:proofErr w:type="spellEnd"/>
       <w:r>
-        <w:t xml:space="preserve">() </w:t>
+        <w:t>(</w:t>
+      </w:r>
+      <w:proofErr w:type="gramEnd"/>
+      <w:r>
+        <w:t xml:space="preserve">) </w:t>
       </w:r>
     </w:p>
     <w:p>
@@ -1707,12 +1483,17 @@
         </w:numPr>
       </w:pPr>
       <w:proofErr w:type="spellStart"/>
+      <w:proofErr w:type="gramStart"/>
       <w:r>
         <w:t>cancelAppointment</w:t>
       </w:r>
       <w:proofErr w:type="spellEnd"/>
       <w:r>
-        <w:t xml:space="preserve">() </w:t>
+        <w:t>(</w:t>
+      </w:r>
+      <w:proofErr w:type="gramEnd"/>
+      <w:r>
+        <w:t xml:space="preserve">) </w:t>
       </w:r>
     </w:p>
     <w:p>
@@ -1723,12 +1504,17 @@
         </w:numPr>
       </w:pPr>
       <w:proofErr w:type="spellStart"/>
+      <w:proofErr w:type="gramStart"/>
       <w:r>
         <w:t>viewDoctor</w:t>
       </w:r>
       <w:proofErr w:type="spellEnd"/>
       <w:r>
-        <w:t xml:space="preserve">() </w:t>
+        <w:t>(</w:t>
+      </w:r>
+      <w:proofErr w:type="gramEnd"/>
+      <w:r>
+        <w:t xml:space="preserve">) </w:t>
       </w:r>
     </w:p>
     <w:p>
@@ -1739,12 +1525,17 @@
         </w:numPr>
       </w:pPr>
       <w:proofErr w:type="spellStart"/>
+      <w:proofErr w:type="gramStart"/>
       <w:r>
         <w:t>viewPrescription</w:t>
       </w:r>
       <w:proofErr w:type="spellEnd"/>
       <w:r>
-        <w:t>()</w:t>
+        <w:t>(</w:t>
+      </w:r>
+      <w:proofErr w:type="gramEnd"/>
+      <w:r>
+        <w:t>)</w:t>
       </w:r>
     </w:p>
     <w:p>
@@ -2019,12 +1810,17 @@
         </w:numPr>
       </w:pPr>
       <w:proofErr w:type="spellStart"/>
+      <w:proofErr w:type="gramStart"/>
       <w:r>
         <w:t>viewPatient</w:t>
       </w:r>
       <w:proofErr w:type="spellEnd"/>
       <w:r>
-        <w:t xml:space="preserve">() </w:t>
+        <w:t>(</w:t>
+      </w:r>
+      <w:proofErr w:type="gramEnd"/>
+      <w:r>
+        <w:t xml:space="preserve">) </w:t>
       </w:r>
     </w:p>
     <w:p>
@@ -2035,12 +1831,17 @@
         </w:numPr>
       </w:pPr>
       <w:proofErr w:type="spellStart"/>
+      <w:proofErr w:type="gramStart"/>
       <w:r>
         <w:t>diagnosePatient</w:t>
       </w:r>
       <w:proofErr w:type="spellEnd"/>
       <w:r>
-        <w:t xml:space="preserve">() </w:t>
+        <w:t>(</w:t>
+      </w:r>
+      <w:proofErr w:type="gramEnd"/>
+      <w:r>
+        <w:t xml:space="preserve">) </w:t>
       </w:r>
     </w:p>
     <w:p>
@@ -2051,12 +1852,17 @@
         </w:numPr>
       </w:pPr>
       <w:proofErr w:type="spellStart"/>
+      <w:proofErr w:type="gramStart"/>
       <w:r>
         <w:t>prescribeMedicine</w:t>
       </w:r>
       <w:proofErr w:type="spellEnd"/>
       <w:r>
-        <w:t xml:space="preserve">() </w:t>
+        <w:t>(</w:t>
+      </w:r>
+      <w:proofErr w:type="gramEnd"/>
+      <w:r>
+        <w:t xml:space="preserve">) </w:t>
       </w:r>
     </w:p>
     <w:p>
@@ -2067,12 +1873,17 @@
         </w:numPr>
       </w:pPr>
       <w:proofErr w:type="spellStart"/>
+      <w:proofErr w:type="gramStart"/>
       <w:r>
         <w:t>updateAvailability</w:t>
       </w:r>
       <w:proofErr w:type="spellEnd"/>
       <w:r>
-        <w:t>()</w:t>
+        <w:t>(</w:t>
+      </w:r>
+      <w:proofErr w:type="gramEnd"/>
+      <w:r>
+        <w:t>)</w:t>
       </w:r>
     </w:p>
     <w:p>
@@ -2198,19 +2009,7 @@
     </w:p>
     <w:p>
       <w:r>
-        <w:t xml:space="preserve">A Patient consults a </w:t>
-      </w:r>
-      <w:r>
-        <w:t>doctor</w:t>
-      </w:r>
-      <w:r>
-        <w:t xml:space="preserve">, and a </w:t>
-      </w:r>
-      <w:r>
-        <w:t>doctor</w:t>
-      </w:r>
-      <w:r>
-        <w:t xml:space="preserve"> treats many Patients.</w:t>
+        <w:t>A Patient consults a doctor, and a doctor treats many Patients.</w:t>
       </w:r>
     </w:p>
     <w:p>
@@ -2291,23 +2090,41 @@
         <w:t>association relationship</w:t>
       </w:r>
       <w:r>
-        <w:t xml:space="preserve"> between the Patient and Doctor classes is represented by passing a Doctor object as a parameter to the </w:t>
+        <w:t xml:space="preserve"> between the Patient and Doctor classes is represented by passing a </w:t>
+      </w:r>
+      <w:proofErr w:type="gramStart"/>
+      <w:r>
+        <w:t>Doctor</w:t>
+      </w:r>
+      <w:proofErr w:type="gramEnd"/>
+      <w:r>
+        <w:t xml:space="preserve"> object as a parameter to the </w:t>
       </w:r>
       <w:proofErr w:type="spellStart"/>
+      <w:proofErr w:type="gramStart"/>
       <w:r>
         <w:t>consultDoctor</w:t>
       </w:r>
       <w:proofErr w:type="spellEnd"/>
       <w:r>
-        <w:t xml:space="preserve">() method and a Patient object as a parameter to the </w:t>
+        <w:t>(</w:t>
+      </w:r>
+      <w:proofErr w:type="gramEnd"/>
+      <w:r>
+        <w:t xml:space="preserve">) method and a Patient object as a parameter to the </w:t>
       </w:r>
       <w:proofErr w:type="spellStart"/>
+      <w:proofErr w:type="gramStart"/>
       <w:r>
         <w:t>diagnosePatient</w:t>
       </w:r>
       <w:proofErr w:type="spellEnd"/>
       <w:r>
-        <w:t>() method. This allows the two independent objects to communicate by calling each other's methods without either object owning the other. Their interaction is established through method calls and object references, which is a common way to represent an association relationship in object-oriented programming.</w:t>
+        <w:t>(</w:t>
+      </w:r>
+      <w:proofErr w:type="gramEnd"/>
+      <w:r>
+        <w:t>) method. This allows the two independent objects to communicate by calling each other's methods without either object owning the other. Their interaction is established through method calls and object references, which is a common way to represent an association relationship in object-oriented programming.</w:t>
       </w:r>
     </w:p>
     <w:p>
@@ -2471,60 +2288,111 @@
         <w:t>, specialization), static fields (if defined), constructors, and methods (</w:t>
       </w:r>
       <w:proofErr w:type="spellStart"/>
+      <w:proofErr w:type="gramStart"/>
       <w:r>
         <w:t>bookAppointment</w:t>
       </w:r>
       <w:proofErr w:type="spellEnd"/>
       <w:r>
-        <w:t xml:space="preserve">(), </w:t>
+        <w:t>(</w:t>
+      </w:r>
+      <w:proofErr w:type="gramEnd"/>
+      <w:r>
+        <w:t xml:space="preserve">), </w:t>
       </w:r>
       <w:proofErr w:type="spellStart"/>
+      <w:proofErr w:type="gramStart"/>
       <w:r>
         <w:t>consultDoctor</w:t>
       </w:r>
       <w:proofErr w:type="spellEnd"/>
       <w:r>
-        <w:t xml:space="preserve">(), </w:t>
+        <w:t>(</w:t>
+      </w:r>
+      <w:proofErr w:type="gramEnd"/>
+      <w:r>
+        <w:t xml:space="preserve">), </w:t>
       </w:r>
       <w:proofErr w:type="spellStart"/>
+      <w:proofErr w:type="gramStart"/>
       <w:r>
         <w:t>diagnosePatient</w:t>
       </w:r>
       <w:proofErr w:type="spellEnd"/>
       <w:r>
-        <w:t xml:space="preserve">()). During Verification, the JVM checks that the bytecode is valid and safe. In the Preparation phase, memory is allocated for static fields of the classes and they are initialized with default values (for example, an int static field becomes 0 and a reference field becomes null). During Resolution, the JVM converts symbolic references stored in the class file constant pool into direct references to the actual classes, fields, and methods. For example, the reference to Doctor inside Patient's </w:t>
+        <w:t>(</w:t>
+      </w:r>
+      <w:proofErr w:type="gramEnd"/>
+      <w:r>
+        <w:t xml:space="preserve">)). During Verification, the JVM checks that the bytecode is valid and safe. In the Preparation phase, memory is allocated for static fields of the classes and they are initialized with default values (for example, an int static field becomes 0 and a reference field becomes null). During Resolution, the JVM converts symbolic references stored in the class file constant pool into direct references to the actual classes, fields, and methods. For example, the reference to Doctor inside Patient's </w:t>
       </w:r>
       <w:proofErr w:type="spellStart"/>
+      <w:proofErr w:type="gramStart"/>
       <w:r>
         <w:t>consultDoctor</w:t>
       </w:r>
       <w:proofErr w:type="spellEnd"/>
       <w:r>
-        <w:t xml:space="preserve">(Doctor doctor) method is resolved so the JVM knows which Doctor class and </w:t>
+        <w:t>(</w:t>
+      </w:r>
+      <w:proofErr w:type="gramEnd"/>
+      <w:r>
+        <w:t xml:space="preserve">Doctor doctor) method is resolved so the JVM knows which Doctor class and </w:t>
       </w:r>
       <w:proofErr w:type="spellStart"/>
+      <w:proofErr w:type="gramStart"/>
       <w:r>
         <w:t>diagnosePatient</w:t>
       </w:r>
       <w:proofErr w:type="spellEnd"/>
       <w:r>
-        <w:t xml:space="preserve">() method should be called. During Initialization, static fields receive their assigned values and static initialization blocks are executed. When objects are created using new Patient() and new Doctor(), their instance fields are allocated separately in the Heap and store object-specific data, while the class methods are stored once in the Method Area and shared by all objects of that class. At runtime, the Patient object communicates with the Doctor object through object references, allowing methods such as </w:t>
+        <w:t>(</w:t>
+      </w:r>
+      <w:proofErr w:type="gramEnd"/>
+      <w:r>
+        <w:t xml:space="preserve">) method should be called. During Initialization, static fields receive their assigned values and static initialization blocks are executed. When objects are created using new </w:t>
+      </w:r>
+      <w:proofErr w:type="gramStart"/>
+      <w:r>
+        <w:t>Patient(</w:t>
+      </w:r>
+      <w:proofErr w:type="gramEnd"/>
+      <w:r>
+        <w:t xml:space="preserve">) and new </w:t>
+      </w:r>
+      <w:proofErr w:type="gramStart"/>
+      <w:r>
+        <w:t>Doctor(</w:t>
+      </w:r>
+      <w:proofErr w:type="gramEnd"/>
+      <w:r>
+        <w:t xml:space="preserve">), their instance fields are allocated separately in the Heap and store object-specific data, while the class methods are stored once in the Method Area and shared by all objects of that class. At runtime, the Patient object communicates with the Doctor object through object references, allowing methods such as </w:t>
       </w:r>
       <w:proofErr w:type="spellStart"/>
+      <w:proofErr w:type="gramStart"/>
       <w:r>
         <w:t>consultDoctor</w:t>
       </w:r>
       <w:proofErr w:type="spellEnd"/>
       <w:r>
-        <w:t xml:space="preserve">() and </w:t>
+        <w:t>(</w:t>
+      </w:r>
+      <w:proofErr w:type="gramEnd"/>
+      <w:r>
+        <w:t xml:space="preserve">) and </w:t>
       </w:r>
       <w:proofErr w:type="spellStart"/>
+      <w:proofErr w:type="gramStart"/>
       <w:r>
         <w:t>diagnosePatient</w:t>
       </w:r>
       <w:proofErr w:type="spellEnd"/>
       <w:r>
-        <w:t>() to interact.</w:t>
+        <w:t>(</w:t>
+      </w:r>
+      <w:proofErr w:type="gramEnd"/>
+      <w:r>
+        <w:t>) to interact.</w:t>
       </w:r>
     </w:p>
     <w:p>
@@ -2828,10 +2696,7 @@
         <w:t>State</w:t>
       </w:r>
       <w:r>
-        <w:t>:</w:t>
-      </w:r>
-      <w:r>
-        <w:t xml:space="preserve"> data stored inside the object. </w:t>
+        <w:t xml:space="preserve">: data stored inside the object. </w:t>
       </w:r>
     </w:p>
     <w:p>
@@ -2849,10 +2714,7 @@
         <w:t>Behaviour</w:t>
       </w:r>
       <w:r>
-        <w:t>:</w:t>
-      </w:r>
-      <w:r>
-        <w:t xml:space="preserve"> methods that operate on that data. </w:t>
+        <w:t xml:space="preserve">: methods that operate on that data. </w:t>
       </w:r>
     </w:p>
     <w:p>
@@ -2911,16 +2773,7 @@
           <w:lang w:eastAsia="en-AE"/>
           <w14:ligatures w14:val="none"/>
         </w:rPr>
-        <w:t xml:space="preserve">For example: Date object: </w:t>
-      </w:r>
-      <w:r>
-        <w:rPr>
-          <w:rFonts w:ascii="Times New Roman" w:eastAsia="Times New Roman" w:hAnsi="Times New Roman" w:cs="Times New Roman"/>
-          <w:kern w:val="0"/>
-          <w:lang w:eastAsia="en-AE"/>
-          <w14:ligatures w14:val="none"/>
-        </w:rPr>
-        <w:t>Java provides classes for working with dates</w:t>
+        <w:t>For example: Date object: Java provides classes for working with dates</w:t>
       </w:r>
     </w:p>
     <w:p>
@@ -3049,7 +2902,15 @@
       </w:r>
       <w:proofErr w:type="spellEnd"/>
       <w:r>
-        <w:t xml:space="preserve"> = new Date();, which creates the object in the heap and stores its reference inside </w:t>
+        <w:t xml:space="preserve"> = new </w:t>
+      </w:r>
+      <w:proofErr w:type="gramStart"/>
+      <w:r>
+        <w:t>Date();,</w:t>
+      </w:r>
+      <w:proofErr w:type="gramEnd"/>
+      <w:r>
+        <w:t xml:space="preserve"> which creates the object in the heap and stores its reference inside </w:t>
       </w:r>
       <w:proofErr w:type="spellStart"/>
       <w:r>
@@ -3151,7 +3012,23 @@
       </w:r>
       <w:proofErr w:type="spellEnd"/>
       <w:r>
-        <w:t xml:space="preserve"> is a predefined Java class used to represent calendar dates. It allows developers to create and manipulate dates without knowing how dates are stored internally. The class uses static factory methods such as now() and of() to create objects. </w:t>
+        <w:t xml:space="preserve"> is a predefined Java class used to represent calendar dates. It allows developers to create and manipulate dates without knowing how dates are stored internally. The class uses static factory methods such as </w:t>
+      </w:r>
+      <w:proofErr w:type="gramStart"/>
+      <w:r>
+        <w:t>now(</w:t>
+      </w:r>
+      <w:proofErr w:type="gramEnd"/>
+      <w:r>
+        <w:t xml:space="preserve">) and </w:t>
+      </w:r>
+      <w:proofErr w:type="gramStart"/>
+      <w:r>
+        <w:t>of(</w:t>
+      </w:r>
+      <w:proofErr w:type="gramEnd"/>
+      <w:r>
+        <w:t xml:space="preserve">) to create objects. </w:t>
       </w:r>
       <w:proofErr w:type="spellStart"/>
       <w:r>
@@ -3540,7 +3417,948 @@
         </w:drawing>
       </w:r>
     </w:p>
+    <w:p>
+      <w:pPr>
+        <w:rPr>
+          <w:b/>
+          <w:bCs/>
+        </w:rPr>
+      </w:pPr>
+      <w:r>
+        <w:rPr>
+          <w:b/>
+          <w:bCs/>
+        </w:rPr>
+        <w:lastRenderedPageBreak/>
+        <w:t>4.6 Object Construction</w:t>
+      </w:r>
+    </w:p>
+    <w:p>
+      <w:r>
+        <w:t xml:space="preserve">Creating an object is one of the most fundamental operations in Java. Every object begins its life through a </w:t>
+      </w:r>
+      <w:r>
+        <w:rPr>
+          <w:b/>
+          <w:bCs/>
+        </w:rPr>
+        <w:t>constructor</w:t>
+      </w:r>
+      <w:r>
+        <w:t>, making constructors responsible for establishing the initial state of an object.</w:t>
+      </w:r>
+    </w:p>
+    <w:p>
+      <w:r>
+        <w:t>Think of a constructor as the blueprint's "setup process." Before an object can perform any work, Java gives it a chance to initialize its data correctly.</w:t>
+      </w:r>
+    </w:p>
+    <w:p>
+      <w:r>
+        <w:t>This article explores everything you need to know about Java constructors, including constructor overloading, default constructors, field initialization, constructor chaining, initialization blocks, and best practices.</w:t>
+      </w:r>
+    </w:p>
+    <w:p>
+      <w:r>
+        <w:t>The concepts described here are consistent with the Java language specification and Oracle's Java tutorials.</w:t>
+      </w:r>
+    </w:p>
     <w:p/>
+    <w:p>
+      <w:pPr>
+        <w:rPr>
+          <w:b/>
+          <w:bCs/>
+        </w:rPr>
+      </w:pPr>
+      <w:r>
+        <w:rPr>
+          <w:b/>
+          <w:bCs/>
+        </w:rPr>
+        <w:t>What Is a Constructor?</w:t>
+      </w:r>
+    </w:p>
+    <w:p>
+      <w:r>
+        <w:t xml:space="preserve">A </w:t>
+      </w:r>
+      <w:r>
+        <w:rPr>
+          <w:b/>
+          <w:bCs/>
+        </w:rPr>
+        <w:t>constructor</w:t>
+      </w:r>
+      <w:r>
+        <w:t xml:space="preserve"> is a special member of a class that executes automatically whenever an object is created using the new keyword.</w:t>
+      </w:r>
+    </w:p>
+    <w:p>
+      <w:r>
+        <w:t>Unlike regular methods, constructors:</w:t>
+      </w:r>
+    </w:p>
+    <w:p>
+      <w:pPr>
+        <w:numPr>
+          <w:ilvl w:val="0"/>
+          <w:numId w:val="12"/>
+        </w:numPr>
+      </w:pPr>
+      <w:r>
+        <w:t xml:space="preserve">Have the same name as the class </w:t>
+      </w:r>
+    </w:p>
+    <w:p>
+      <w:pPr>
+        <w:numPr>
+          <w:ilvl w:val="0"/>
+          <w:numId w:val="12"/>
+        </w:numPr>
+      </w:pPr>
+      <w:r>
+        <w:t xml:space="preserve">Do not have a return type </w:t>
+      </w:r>
+    </w:p>
+    <w:p>
+      <w:pPr>
+        <w:numPr>
+          <w:ilvl w:val="0"/>
+          <w:numId w:val="12"/>
+        </w:numPr>
+      </w:pPr>
+      <w:r>
+        <w:t xml:space="preserve">Execute automatically during object creation </w:t>
+      </w:r>
+    </w:p>
+    <w:p>
+      <w:pPr>
+        <w:numPr>
+          <w:ilvl w:val="0"/>
+          <w:numId w:val="12"/>
+        </w:numPr>
+      </w:pPr>
+      <w:r>
+        <w:t>Initialize the object's fields</w:t>
+      </w:r>
+    </w:p>
+    <w:p>
+      <w:r>
+        <w:rPr>
+          <w:noProof/>
+        </w:rPr>
+        <w:drawing>
+          <wp:inline distT="0" distB="0" distL="0" distR="0" wp14:anchorId="17C22233" wp14:editId="605379EB">
+            <wp:extent cx="6661150" cy="1978025"/>
+            <wp:effectExtent l="0" t="0" r="6350" b="3175"/>
+            <wp:docPr id="91910429" name="Picture 1"/>
+            <wp:cNvGraphicFramePr>
+              <a:graphicFrameLocks xmlns:a="http://schemas.openxmlformats.org/drawingml/2006/main" noChangeAspect="1"/>
+            </wp:cNvGraphicFramePr>
+            <a:graphic xmlns:a="http://schemas.openxmlformats.org/drawingml/2006/main">
+              <a:graphicData uri="http://schemas.openxmlformats.org/drawingml/2006/picture">
+                <pic:pic xmlns:pic="http://schemas.openxmlformats.org/drawingml/2006/picture">
+                  <pic:nvPicPr>
+                    <pic:cNvPr id="91910429" name=""/>
+                    <pic:cNvPicPr/>
+                  </pic:nvPicPr>
+                  <pic:blipFill>
+                    <a:blip r:embed="rId22"/>
+                    <a:stretch>
+                      <a:fillRect/>
+                    </a:stretch>
+                  </pic:blipFill>
+                  <pic:spPr>
+                    <a:xfrm>
+                      <a:off x="0" y="0"/>
+                      <a:ext cx="6661150" cy="1978025"/>
+                    </a:xfrm>
+                    <a:prstGeom prst="rect">
+                      <a:avLst/>
+                    </a:prstGeom>
+                  </pic:spPr>
+                </pic:pic>
+              </a:graphicData>
+            </a:graphic>
+          </wp:inline>
+        </w:drawing>
+      </w:r>
+    </w:p>
+    <w:p>
+      <w:r>
+        <w:t>Then when we c</w:t>
+      </w:r>
+      <w:r>
+        <w:t>reat</w:t>
+      </w:r>
+      <w:r>
+        <w:t>e</w:t>
+      </w:r>
+      <w:r>
+        <w:t xml:space="preserve"> an object:</w:t>
+      </w:r>
+    </w:p>
+    <w:p>
+      <w:r>
+        <w:rPr>
+          <w:noProof/>
+        </w:rPr>
+        <w:drawing>
+          <wp:inline distT="0" distB="0" distL="0" distR="0" wp14:anchorId="570D6886" wp14:editId="03A3DA39">
+            <wp:extent cx="6661150" cy="593725"/>
+            <wp:effectExtent l="0" t="0" r="6350" b="0"/>
+            <wp:docPr id="1852661499" name="Picture 1"/>
+            <wp:cNvGraphicFramePr>
+              <a:graphicFrameLocks xmlns:a="http://schemas.openxmlformats.org/drawingml/2006/main" noChangeAspect="1"/>
+            </wp:cNvGraphicFramePr>
+            <a:graphic xmlns:a="http://schemas.openxmlformats.org/drawingml/2006/main">
+              <a:graphicData uri="http://schemas.openxmlformats.org/drawingml/2006/picture">
+                <pic:pic xmlns:pic="http://schemas.openxmlformats.org/drawingml/2006/picture">
+                  <pic:nvPicPr>
+                    <pic:cNvPr id="1852661499" name=""/>
+                    <pic:cNvPicPr/>
+                  </pic:nvPicPr>
+                  <pic:blipFill>
+                    <a:blip r:embed="rId23"/>
+                    <a:stretch>
+                      <a:fillRect/>
+                    </a:stretch>
+                  </pic:blipFill>
+                  <pic:spPr>
+                    <a:xfrm>
+                      <a:off x="0" y="0"/>
+                      <a:ext cx="6661150" cy="593725"/>
+                    </a:xfrm>
+                    <a:prstGeom prst="rect">
+                      <a:avLst/>
+                    </a:prstGeom>
+                  </pic:spPr>
+                </pic:pic>
+              </a:graphicData>
+            </a:graphic>
+          </wp:inline>
+        </w:drawing>
+      </w:r>
+    </w:p>
+    <w:p>
+      <w:r>
+        <w:t>When Java executes this statement, it:</w:t>
+      </w:r>
+    </w:p>
+    <w:p>
+      <w:pPr>
+        <w:numPr>
+          <w:ilvl w:val="0"/>
+          <w:numId w:val="13"/>
+        </w:numPr>
+      </w:pPr>
+      <w:r>
+        <w:t xml:space="preserve">Allocates memory. </w:t>
+      </w:r>
+    </w:p>
+    <w:p>
+      <w:pPr>
+        <w:numPr>
+          <w:ilvl w:val="0"/>
+          <w:numId w:val="13"/>
+        </w:numPr>
+      </w:pPr>
+      <w:r>
+        <w:t xml:space="preserve">Initializes fields. </w:t>
+      </w:r>
+    </w:p>
+    <w:p>
+      <w:pPr>
+        <w:numPr>
+          <w:ilvl w:val="0"/>
+          <w:numId w:val="13"/>
+        </w:numPr>
+      </w:pPr>
+      <w:r>
+        <w:t xml:space="preserve">Executes the constructor. </w:t>
+      </w:r>
+    </w:p>
+    <w:p>
+      <w:pPr>
+        <w:numPr>
+          <w:ilvl w:val="0"/>
+          <w:numId w:val="13"/>
+        </w:numPr>
+      </w:pPr>
+      <w:r>
+        <w:t>Returns the object reference.</w:t>
+      </w:r>
+    </w:p>
+    <w:p>
+      <w:r>
+        <w:t>Without constructors, objects could be created with incomplete or invalid data.</w:t>
+      </w:r>
+    </w:p>
+    <w:p/>
+    <w:p/>
+    <w:p>
+      <w:pPr>
+        <w:rPr>
+          <w:b/>
+          <w:bCs/>
+        </w:rPr>
+      </w:pPr>
+      <w:r>
+        <w:rPr>
+          <w:b/>
+          <w:bCs/>
+        </w:rPr>
+        <w:lastRenderedPageBreak/>
+        <w:t>Constructor Overloading</w:t>
+      </w:r>
+    </w:p>
+    <w:p>
+      <w:r>
+        <w:t>means creating multiple constructors inside the same class.</w:t>
+      </w:r>
+      <w:r>
+        <w:t xml:space="preserve"> </w:t>
+      </w:r>
+      <w:r>
+        <w:t>Each constructor must have a different parameter list.</w:t>
+      </w:r>
+    </w:p>
+    <w:p>
+      <w:r>
+        <w:rPr>
+          <w:noProof/>
+        </w:rPr>
+        <w:drawing>
+          <wp:inline distT="0" distB="0" distL="0" distR="0" wp14:anchorId="41C0FF14" wp14:editId="5862A149">
+            <wp:extent cx="6661150" cy="2885440"/>
+            <wp:effectExtent l="0" t="0" r="6350" b="0"/>
+            <wp:docPr id="1395640836" name="Picture 1"/>
+            <wp:cNvGraphicFramePr>
+              <a:graphicFrameLocks xmlns:a="http://schemas.openxmlformats.org/drawingml/2006/main" noChangeAspect="1"/>
+            </wp:cNvGraphicFramePr>
+            <a:graphic xmlns:a="http://schemas.openxmlformats.org/drawingml/2006/main">
+              <a:graphicData uri="http://schemas.openxmlformats.org/drawingml/2006/picture">
+                <pic:pic xmlns:pic="http://schemas.openxmlformats.org/drawingml/2006/picture">
+                  <pic:nvPicPr>
+                    <pic:cNvPr id="1395640836" name=""/>
+                    <pic:cNvPicPr/>
+                  </pic:nvPicPr>
+                  <pic:blipFill>
+                    <a:blip r:embed="rId24"/>
+                    <a:stretch>
+                      <a:fillRect/>
+                    </a:stretch>
+                  </pic:blipFill>
+                  <pic:spPr>
+                    <a:xfrm>
+                      <a:off x="0" y="0"/>
+                      <a:ext cx="6661150" cy="2885440"/>
+                    </a:xfrm>
+                    <a:prstGeom prst="rect">
+                      <a:avLst/>
+                    </a:prstGeom>
+                  </pic:spPr>
+                </pic:pic>
+              </a:graphicData>
+            </a:graphic>
+          </wp:inline>
+        </w:drawing>
+      </w:r>
+    </w:p>
+    <w:p>
+      <w:r>
+        <w:t>Now Java provides three different ways to create a student.</w:t>
+      </w:r>
+      <w:r>
+        <w:t xml:space="preserve"> </w:t>
+      </w:r>
+    </w:p>
+    <w:p>
+      <w:r>
+        <w:t>Each constructor serves a different purpose.</w:t>
+      </w:r>
+    </w:p>
+    <w:p>
+      <w:r>
+        <w:t xml:space="preserve">Java matches constructors based on the </w:t>
+      </w:r>
+      <w:r>
+        <w:rPr>
+          <w:b/>
+          <w:bCs/>
+        </w:rPr>
+        <w:t>parameter list</w:t>
+      </w:r>
+      <w:r>
+        <w:t>.</w:t>
+      </w:r>
+    </w:p>
+    <w:p/>
+    <w:p>
+      <w:pPr>
+        <w:rPr>
+          <w:b/>
+          <w:bCs/>
+        </w:rPr>
+      </w:pPr>
+      <w:r>
+        <w:rPr>
+          <w:b/>
+          <w:bCs/>
+        </w:rPr>
+        <w:t>Method Signature</w:t>
+      </w:r>
+    </w:p>
+    <w:p>
+      <w:r>
+        <w:t xml:space="preserve">Java identifies overloaded methods using their </w:t>
+      </w:r>
+      <w:r>
+        <w:rPr>
+          <w:b/>
+          <w:bCs/>
+        </w:rPr>
+        <w:t>signature</w:t>
+      </w:r>
+      <w:r>
+        <w:t>.</w:t>
+      </w:r>
+    </w:p>
+    <w:p>
+      <w:r>
+        <w:t>A signature consists of</w:t>
+      </w:r>
+    </w:p>
+    <w:p>
+      <w:pPr>
+        <w:numPr>
+          <w:ilvl w:val="0"/>
+          <w:numId w:val="14"/>
+        </w:numPr>
+      </w:pPr>
+      <w:r>
+        <w:t xml:space="preserve">Method name </w:t>
+      </w:r>
+    </w:p>
+    <w:p>
+      <w:pPr>
+        <w:numPr>
+          <w:ilvl w:val="0"/>
+          <w:numId w:val="14"/>
+        </w:numPr>
+      </w:pPr>
+      <w:r>
+        <w:t>Parameter types</w:t>
+      </w:r>
+    </w:p>
+    <w:p>
+      <w:pPr>
+        <w:rPr>
+          <w:b/>
+          <w:bCs/>
+        </w:rPr>
+      </w:pPr>
+      <w:r>
+        <w:rPr>
+          <w:b/>
+          <w:bCs/>
+        </w:rPr>
+        <w:t>Default Field Initialization</w:t>
+      </w:r>
+    </w:p>
+    <w:p>
+      <w:r>
+        <w:t>is the automatic process where Java assigns default values to an object's instance variables when no initial value is provided by the programmer.</w:t>
+      </w:r>
+    </w:p>
+    <w:p>
+      <w:r>
+        <w:t>When an object is created using the new keyword, Java first creates memory for the object and automatically assigns default values to its fields</w:t>
+      </w:r>
+    </w:p>
+    <w:p>
+      <w:r>
+        <w:t>Creating an object:</w:t>
+      </w:r>
+    </w:p>
+    <w:p>
+      <w:r>
+        <w:rPr>
+          <w:noProof/>
+        </w:rPr>
+        <w:drawing>
+          <wp:inline distT="0" distB="0" distL="0" distR="0" wp14:anchorId="0E37416C" wp14:editId="71A36D53">
+            <wp:extent cx="6661150" cy="623570"/>
+            <wp:effectExtent l="0" t="0" r="6350" b="5080"/>
+            <wp:docPr id="753448633" name="Picture 1"/>
+            <wp:cNvGraphicFramePr>
+              <a:graphicFrameLocks xmlns:a="http://schemas.openxmlformats.org/drawingml/2006/main" noChangeAspect="1"/>
+            </wp:cNvGraphicFramePr>
+            <a:graphic xmlns:a="http://schemas.openxmlformats.org/drawingml/2006/main">
+              <a:graphicData uri="http://schemas.openxmlformats.org/drawingml/2006/picture">
+                <pic:pic xmlns:pic="http://schemas.openxmlformats.org/drawingml/2006/picture">
+                  <pic:nvPicPr>
+                    <pic:cNvPr id="753448633" name=""/>
+                    <pic:cNvPicPr/>
+                  </pic:nvPicPr>
+                  <pic:blipFill>
+                    <a:blip r:embed="rId25"/>
+                    <a:stretch>
+                      <a:fillRect/>
+                    </a:stretch>
+                  </pic:blipFill>
+                  <pic:spPr>
+                    <a:xfrm>
+                      <a:off x="0" y="0"/>
+                      <a:ext cx="6661150" cy="623570"/>
+                    </a:xfrm>
+                    <a:prstGeom prst="rect">
+                      <a:avLst/>
+                    </a:prstGeom>
+                  </pic:spPr>
+                </pic:pic>
+              </a:graphicData>
+            </a:graphic>
+          </wp:inline>
+        </w:drawing>
+      </w:r>
+    </w:p>
+    <w:p>
+      <w:r>
+        <w:t>Java automatically assigns:</w:t>
+      </w:r>
+      <w:r>
+        <w:t xml:space="preserve"> </w:t>
+      </w:r>
+      <w:r>
+        <w:t>name = null salary = 0.0 active = false</w:t>
+      </w:r>
+    </w:p>
+    <w:p>
+      <w:r>
+        <w:t xml:space="preserve">Default initialization applies to </w:t>
+      </w:r>
+      <w:r>
+        <w:rPr>
+          <w:b/>
+          <w:bCs/>
+        </w:rPr>
+        <w:t>instance fields and static fields</w:t>
+      </w:r>
+      <w:r>
+        <w:t xml:space="preserve">, but it does </w:t>
+      </w:r>
+      <w:r>
+        <w:rPr>
+          <w:b/>
+          <w:bCs/>
+        </w:rPr>
+        <w:t>not</w:t>
+      </w:r>
+      <w:r>
+        <w:t xml:space="preserve"> apply to local variables inside methods.</w:t>
+      </w:r>
+    </w:p>
+    <w:p/>
+    <w:p>
+      <w:pPr>
+        <w:rPr>
+          <w:b/>
+          <w:bCs/>
+        </w:rPr>
+      </w:pPr>
+      <w:r>
+        <w:rPr>
+          <w:b/>
+          <w:bCs/>
+        </w:rPr>
+        <w:t>No-Argument Constructor</w:t>
+      </w:r>
+    </w:p>
+    <w:p/>
+    <w:p>
+      <w:r>
+        <w:t xml:space="preserve">A </w:t>
+      </w:r>
+      <w:r>
+        <w:rPr>
+          <w:b/>
+          <w:bCs/>
+        </w:rPr>
+        <w:t>no-argument constructor</w:t>
+      </w:r>
+      <w:r>
+        <w:t xml:space="preserve"> is a constructor that does not receive any parameters.</w:t>
+      </w:r>
+    </w:p>
+    <w:p>
+      <w:r>
+        <w:t>It allows objects to be created without providing initial values.</w:t>
+      </w:r>
+    </w:p>
+    <w:p>
+      <w:pPr>
+        <w:rPr>
+          <w:b/>
+          <w:bCs/>
+        </w:rPr>
+      </w:pPr>
+      <w:r>
+        <w:rPr>
+          <w:b/>
+          <w:bCs/>
+        </w:rPr>
+        <w:t>Why Use a No-Argument Constructor?</w:t>
+      </w:r>
+    </w:p>
+    <w:p>
+      <w:r>
+        <w:t>It is useful when:</w:t>
+      </w:r>
+    </w:p>
+    <w:p>
+      <w:pPr>
+        <w:numPr>
+          <w:ilvl w:val="0"/>
+          <w:numId w:val="15"/>
+        </w:numPr>
+      </w:pPr>
+      <w:r>
+        <w:t xml:space="preserve">Objects can start with default values. </w:t>
+      </w:r>
+    </w:p>
+    <w:p>
+      <w:pPr>
+        <w:numPr>
+          <w:ilvl w:val="0"/>
+          <w:numId w:val="15"/>
+        </w:numPr>
+      </w:pPr>
+      <w:r>
+        <w:t xml:space="preserve">You want flexible object creation. </w:t>
+      </w:r>
+    </w:p>
+    <w:p>
+      <w:pPr>
+        <w:numPr>
+          <w:ilvl w:val="0"/>
+          <w:numId w:val="15"/>
+        </w:numPr>
+      </w:pPr>
+      <w:r>
+        <w:t>Frameworks require an empty constructor.</w:t>
+      </w:r>
+    </w:p>
+    <w:p>
+      <w:pPr>
+        <w:ind w:left="720"/>
+      </w:pPr>
+    </w:p>
+    <w:p>
+      <w:pPr>
+        <w:rPr>
+          <w:b/>
+          <w:bCs/>
+        </w:rPr>
+      </w:pPr>
+      <w:r>
+        <w:rPr>
+          <w:b/>
+          <w:bCs/>
+        </w:rPr>
+        <w:t>Compiler-Generated Default Constructor</w:t>
+      </w:r>
+    </w:p>
+    <w:p>
+      <w:r>
+        <w:t>If a class does not contain any constructor, Java automatically creates a hidden no-argument constructor.</w:t>
+      </w:r>
+    </w:p>
+    <w:p/>
+    <w:p>
+      <w:pPr>
+        <w:rPr>
+          <w:b/>
+          <w:bCs/>
+        </w:rPr>
+      </w:pPr>
+      <w:r>
+        <w:rPr>
+          <w:b/>
+          <w:bCs/>
+        </w:rPr>
+        <w:t>Important Rule</w:t>
+      </w:r>
+    </w:p>
+    <w:p>
+      <w:r>
+        <w:t xml:space="preserve">The compiler only creates this constructor when you provide </w:t>
+      </w:r>
+      <w:r>
+        <w:rPr>
+          <w:b/>
+          <w:bCs/>
+        </w:rPr>
+        <w:t>no constructors at all</w:t>
+      </w:r>
+      <w:r>
+        <w:t>.</w:t>
+      </w:r>
+    </w:p>
+    <w:p/>
+    <w:p>
+      <w:pPr>
+        <w:rPr>
+          <w:b/>
+          <w:bCs/>
+        </w:rPr>
+      </w:pPr>
+      <w:r>
+        <w:rPr>
+          <w:b/>
+          <w:bCs/>
+        </w:rPr>
+        <w:t>Initializing Fields with Methods</w:t>
+      </w:r>
+    </w:p>
+    <w:p>
+      <w:r>
+        <w:t>A field can also receive its initial value from a method call.</w:t>
+      </w:r>
+    </w:p>
+    <w:p>
+      <w:r>
+        <w:rPr>
+          <w:noProof/>
+        </w:rPr>
+        <w:drawing>
+          <wp:inline distT="0" distB="0" distL="0" distR="0" wp14:anchorId="3931B4CB" wp14:editId="783807E0">
+            <wp:extent cx="6661150" cy="1788795"/>
+            <wp:effectExtent l="0" t="0" r="6350" b="1905"/>
+            <wp:docPr id="1863405073" name="Picture 1"/>
+            <wp:cNvGraphicFramePr>
+              <a:graphicFrameLocks xmlns:a="http://schemas.openxmlformats.org/drawingml/2006/main" noChangeAspect="1"/>
+            </wp:cNvGraphicFramePr>
+            <a:graphic xmlns:a="http://schemas.openxmlformats.org/drawingml/2006/main">
+              <a:graphicData uri="http://schemas.openxmlformats.org/drawingml/2006/picture">
+                <pic:pic xmlns:pic="http://schemas.openxmlformats.org/drawingml/2006/picture">
+                  <pic:nvPicPr>
+                    <pic:cNvPr id="1863405073" name=""/>
+                    <pic:cNvPicPr/>
+                  </pic:nvPicPr>
+                  <pic:blipFill>
+                    <a:blip r:embed="rId26"/>
+                    <a:stretch>
+                      <a:fillRect/>
+                    </a:stretch>
+                  </pic:blipFill>
+                  <pic:spPr>
+                    <a:xfrm>
+                      <a:off x="0" y="0"/>
+                      <a:ext cx="6661150" cy="1788795"/>
+                    </a:xfrm>
+                    <a:prstGeom prst="rect">
+                      <a:avLst/>
+                    </a:prstGeom>
+                  </pic:spPr>
+                </pic:pic>
+              </a:graphicData>
+            </a:graphic>
+          </wp:inline>
+        </w:drawing>
+      </w:r>
+    </w:p>
+    <w:p>
+      <w:pPr>
+        <w:rPr>
+          <w:b/>
+          <w:bCs/>
+        </w:rPr>
+      </w:pPr>
+      <w:r>
+        <w:rPr>
+          <w:b/>
+          <w:bCs/>
+        </w:rPr>
+        <w:t>Why Use This?</w:t>
+      </w:r>
+    </w:p>
+    <w:p>
+      <w:r>
+        <w:t>Useful when initialization requires logic.</w:t>
+      </w:r>
+    </w:p>
+    <w:p>
+      <w:r>
+        <w:t>Examples:</w:t>
+      </w:r>
+    </w:p>
+    <w:p>
+      <w:pPr>
+        <w:numPr>
+          <w:ilvl w:val="0"/>
+          <w:numId w:val="16"/>
+        </w:numPr>
+      </w:pPr>
+      <w:r>
+        <w:t xml:space="preserve">Generating unique IDs </w:t>
+      </w:r>
+    </w:p>
+    <w:p>
+      <w:pPr>
+        <w:numPr>
+          <w:ilvl w:val="0"/>
+          <w:numId w:val="16"/>
+        </w:numPr>
+      </w:pPr>
+      <w:r>
+        <w:t xml:space="preserve">Creating timestamps </w:t>
+      </w:r>
+    </w:p>
+    <w:p>
+      <w:pPr>
+        <w:numPr>
+          <w:ilvl w:val="0"/>
+          <w:numId w:val="16"/>
+        </w:numPr>
+      </w:pPr>
+      <w:r>
+        <w:t xml:space="preserve">Loading configuration values </w:t>
+      </w:r>
+    </w:p>
+    <w:p>
+      <w:pPr>
+        <w:numPr>
+          <w:ilvl w:val="0"/>
+          <w:numId w:val="16"/>
+        </w:numPr>
+      </w:pPr>
+      <w:r>
+        <w:t>Calculating default values</w:t>
+      </w:r>
+    </w:p>
+    <w:p>
+      <w:pPr>
+        <w:rPr>
+          <w:b/>
+          <w:bCs/>
+        </w:rPr>
+      </w:pPr>
+      <w:proofErr w:type="gramStart"/>
+      <w:r>
+        <w:rPr>
+          <w:b/>
+          <w:bCs/>
+        </w:rPr>
+        <w:t>The this</w:t>
+      </w:r>
+      <w:proofErr w:type="gramEnd"/>
+      <w:r>
+        <w:rPr>
+          <w:b/>
+          <w:bCs/>
+        </w:rPr>
+        <w:t xml:space="preserve"> Keyword</w:t>
+      </w:r>
+    </w:p>
+    <w:p>
+      <w:r>
+        <w:t>The keyword this refers to the current object.</w:t>
+      </w:r>
+    </w:p>
+    <w:p>
+      <w:r>
+        <w:t>It allows an object to access its own fields and methods.</w:t>
+      </w:r>
+    </w:p>
+    <w:p/>
+    <w:p>
+      <w:pPr>
+        <w:rPr>
+          <w:b/>
+          <w:bCs/>
+        </w:rPr>
+      </w:pPr>
+      <w:r>
+        <w:rPr>
+          <w:b/>
+          <w:bCs/>
+        </w:rPr>
+        <w:lastRenderedPageBreak/>
+        <w:t>Constructor Chaining</w:t>
+      </w:r>
+    </w:p>
+    <w:p>
+      <w:r>
+        <w:t>is the process where one constructor calls another constructor in the same class using</w:t>
+      </w:r>
+    </w:p>
+    <w:p>
+      <w:r>
+        <w:rPr>
+          <w:noProof/>
+        </w:rPr>
+        <w:drawing>
+          <wp:inline distT="0" distB="0" distL="0" distR="0" wp14:anchorId="65AEDE73" wp14:editId="2D563EAF">
+            <wp:extent cx="6661150" cy="3005455"/>
+            <wp:effectExtent l="0" t="0" r="6350" b="4445"/>
+            <wp:docPr id="2014554678" name="Picture 1"/>
+            <wp:cNvGraphicFramePr>
+              <a:graphicFrameLocks xmlns:a="http://schemas.openxmlformats.org/drawingml/2006/main" noChangeAspect="1"/>
+            </wp:cNvGraphicFramePr>
+            <a:graphic xmlns:a="http://schemas.openxmlformats.org/drawingml/2006/main">
+              <a:graphicData uri="http://schemas.openxmlformats.org/drawingml/2006/picture">
+                <pic:pic xmlns:pic="http://schemas.openxmlformats.org/drawingml/2006/picture">
+                  <pic:nvPicPr>
+                    <pic:cNvPr id="2014554678" name=""/>
+                    <pic:cNvPicPr/>
+                  </pic:nvPicPr>
+                  <pic:blipFill>
+                    <a:blip r:embed="rId27"/>
+                    <a:stretch>
+                      <a:fillRect/>
+                    </a:stretch>
+                  </pic:blipFill>
+                  <pic:spPr>
+                    <a:xfrm>
+                      <a:off x="0" y="0"/>
+                      <a:ext cx="6661150" cy="3005455"/>
+                    </a:xfrm>
+                    <a:prstGeom prst="rect">
+                      <a:avLst/>
+                    </a:prstGeom>
+                  </pic:spPr>
+                </pic:pic>
+              </a:graphicData>
+            </a:graphic>
+          </wp:inline>
+        </w:drawing>
+      </w:r>
+    </w:p>
+    <w:p>
+      <w:pPr>
+        <w:rPr>
+          <w:b/>
+          <w:bCs/>
+        </w:rPr>
+      </w:pPr>
+      <w:r>
+        <w:t>Constructor chaining prevents duplicate code</w:t>
+      </w:r>
+      <w:r>
+        <w:rPr>
+          <w:b/>
+          <w:bCs/>
+        </w:rPr>
+        <w:t>.</w:t>
+      </w:r>
+    </w:p>
+    <w:p>
+      <w:r>
+        <w:t>this(...) must always be the first statement inside a constructor.</w:t>
+      </w:r>
+    </w:p>
     <w:sectPr>
       <w:pgSz w:w="11906" w:h="16838"/>
       <w:pgMar w:top="567" w:right="707" w:bottom="709" w:left="709" w:header="708" w:footer="708" w:gutter="0"/>
@@ -3852,6 +4670,119 @@
     </w:lvl>
   </w:abstractNum>
   <w:abstractNum w:abstractNumId="2" w15:restartNumberingAfterBreak="0">
+    <w:nsid w:val="0E047077"/>
+    <w:multiLevelType w:val="multilevel"/>
+    <w:tmpl w:val="9BD4B0B4"/>
+    <w:lvl w:ilvl="0">
+      <w:start w:val="1"/>
+      <w:numFmt w:val="decimal"/>
+      <w:lvlText w:val="%1."/>
+      <w:lvlJc w:val="left"/>
+      <w:pPr>
+        <w:tabs>
+          <w:tab w:val="num" w:pos="720"/>
+        </w:tabs>
+        <w:ind w:left="720" w:hanging="360"/>
+      </w:pPr>
+    </w:lvl>
+    <w:lvl w:ilvl="1" w:tentative="1">
+      <w:start w:val="1"/>
+      <w:numFmt w:val="decimal"/>
+      <w:lvlText w:val="%2."/>
+      <w:lvlJc w:val="left"/>
+      <w:pPr>
+        <w:tabs>
+          <w:tab w:val="num" w:pos="1440"/>
+        </w:tabs>
+        <w:ind w:left="1440" w:hanging="360"/>
+      </w:pPr>
+    </w:lvl>
+    <w:lvl w:ilvl="2" w:tentative="1">
+      <w:start w:val="1"/>
+      <w:numFmt w:val="decimal"/>
+      <w:lvlText w:val="%3."/>
+      <w:lvlJc w:val="left"/>
+      <w:pPr>
+        <w:tabs>
+          <w:tab w:val="num" w:pos="2160"/>
+        </w:tabs>
+        <w:ind w:left="2160" w:hanging="360"/>
+      </w:pPr>
+    </w:lvl>
+    <w:lvl w:ilvl="3" w:tentative="1">
+      <w:start w:val="1"/>
+      <w:numFmt w:val="decimal"/>
+      <w:lvlText w:val="%4."/>
+      <w:lvlJc w:val="left"/>
+      <w:pPr>
+        <w:tabs>
+          <w:tab w:val="num" w:pos="2880"/>
+        </w:tabs>
+        <w:ind w:left="2880" w:hanging="360"/>
+      </w:pPr>
+    </w:lvl>
+    <w:lvl w:ilvl="4" w:tentative="1">
+      <w:start w:val="1"/>
+      <w:numFmt w:val="decimal"/>
+      <w:lvlText w:val="%5."/>
+      <w:lvlJc w:val="left"/>
+      <w:pPr>
+        <w:tabs>
+          <w:tab w:val="num" w:pos="3600"/>
+        </w:tabs>
+        <w:ind w:left="3600" w:hanging="360"/>
+      </w:pPr>
+    </w:lvl>
+    <w:lvl w:ilvl="5" w:tentative="1">
+      <w:start w:val="1"/>
+      <w:numFmt w:val="decimal"/>
+      <w:lvlText w:val="%6."/>
+      <w:lvlJc w:val="left"/>
+      <w:pPr>
+        <w:tabs>
+          <w:tab w:val="num" w:pos="4320"/>
+        </w:tabs>
+        <w:ind w:left="4320" w:hanging="360"/>
+      </w:pPr>
+    </w:lvl>
+    <w:lvl w:ilvl="6" w:tentative="1">
+      <w:start w:val="1"/>
+      <w:numFmt w:val="decimal"/>
+      <w:lvlText w:val="%7."/>
+      <w:lvlJc w:val="left"/>
+      <w:pPr>
+        <w:tabs>
+          <w:tab w:val="num" w:pos="5040"/>
+        </w:tabs>
+        <w:ind w:left="5040" w:hanging="360"/>
+      </w:pPr>
+    </w:lvl>
+    <w:lvl w:ilvl="7" w:tentative="1">
+      <w:start w:val="1"/>
+      <w:numFmt w:val="decimal"/>
+      <w:lvlText w:val="%8."/>
+      <w:lvlJc w:val="left"/>
+      <w:pPr>
+        <w:tabs>
+          <w:tab w:val="num" w:pos="5760"/>
+        </w:tabs>
+        <w:ind w:left="5760" w:hanging="360"/>
+      </w:pPr>
+    </w:lvl>
+    <w:lvl w:ilvl="8" w:tentative="1">
+      <w:start w:val="1"/>
+      <w:numFmt w:val="decimal"/>
+      <w:lvlText w:val="%9."/>
+      <w:lvlJc w:val="left"/>
+      <w:pPr>
+        <w:tabs>
+          <w:tab w:val="num" w:pos="6480"/>
+        </w:tabs>
+        <w:ind w:left="6480" w:hanging="360"/>
+      </w:pPr>
+    </w:lvl>
+  </w:abstractNum>
+  <w:abstractNum w:abstractNumId="3" w15:restartNumberingAfterBreak="0">
     <w:nsid w:val="113959A4"/>
     <w:multiLevelType w:val="multilevel"/>
     <w:tmpl w:val="850CC308"/>
@@ -4000,7 +4931,156 @@
       </w:rPr>
     </w:lvl>
   </w:abstractNum>
-  <w:abstractNum w:abstractNumId="3" w15:restartNumberingAfterBreak="0">
+  <w:abstractNum w:abstractNumId="4" w15:restartNumberingAfterBreak="0">
+    <w:nsid w:val="260950E5"/>
+    <w:multiLevelType w:val="multilevel"/>
+    <w:tmpl w:val="53F0A9FA"/>
+    <w:lvl w:ilvl="0">
+      <w:start w:val="1"/>
+      <w:numFmt w:val="bullet"/>
+      <w:lvlText w:val=""/>
+      <w:lvlJc w:val="left"/>
+      <w:pPr>
+        <w:tabs>
+          <w:tab w:val="num" w:pos="720"/>
+        </w:tabs>
+        <w:ind w:left="720" w:hanging="360"/>
+      </w:pPr>
+      <w:rPr>
+        <w:rFonts w:ascii="Symbol" w:hAnsi="Symbol" w:hint="default"/>
+        <w:sz w:val="20"/>
+      </w:rPr>
+    </w:lvl>
+    <w:lvl w:ilvl="1" w:tentative="1">
+      <w:start w:val="1"/>
+      <w:numFmt w:val="bullet"/>
+      <w:lvlText w:val="o"/>
+      <w:lvlJc w:val="left"/>
+      <w:pPr>
+        <w:tabs>
+          <w:tab w:val="num" w:pos="1440"/>
+        </w:tabs>
+        <w:ind w:left="1440" w:hanging="360"/>
+      </w:pPr>
+      <w:rPr>
+        <w:rFonts w:ascii="Courier New" w:hAnsi="Courier New" w:hint="default"/>
+        <w:sz w:val="20"/>
+      </w:rPr>
+    </w:lvl>
+    <w:lvl w:ilvl="2" w:tentative="1">
+      <w:start w:val="1"/>
+      <w:numFmt w:val="bullet"/>
+      <w:lvlText w:val=""/>
+      <w:lvlJc w:val="left"/>
+      <w:pPr>
+        <w:tabs>
+          <w:tab w:val="num" w:pos="2160"/>
+        </w:tabs>
+        <w:ind w:left="2160" w:hanging="360"/>
+      </w:pPr>
+      <w:rPr>
+        <w:rFonts w:ascii="Wingdings" w:hAnsi="Wingdings" w:hint="default"/>
+        <w:sz w:val="20"/>
+      </w:rPr>
+    </w:lvl>
+    <w:lvl w:ilvl="3" w:tentative="1">
+      <w:start w:val="1"/>
+      <w:numFmt w:val="bullet"/>
+      <w:lvlText w:val=""/>
+      <w:lvlJc w:val="left"/>
+      <w:pPr>
+        <w:tabs>
+          <w:tab w:val="num" w:pos="2880"/>
+        </w:tabs>
+        <w:ind w:left="2880" w:hanging="360"/>
+      </w:pPr>
+      <w:rPr>
+        <w:rFonts w:ascii="Wingdings" w:hAnsi="Wingdings" w:hint="default"/>
+        <w:sz w:val="20"/>
+      </w:rPr>
+    </w:lvl>
+    <w:lvl w:ilvl="4" w:tentative="1">
+      <w:start w:val="1"/>
+      <w:numFmt w:val="bullet"/>
+      <w:lvlText w:val=""/>
+      <w:lvlJc w:val="left"/>
+      <w:pPr>
+        <w:tabs>
+          <w:tab w:val="num" w:pos="3600"/>
+        </w:tabs>
+        <w:ind w:left="3600" w:hanging="360"/>
+      </w:pPr>
+      <w:rPr>
+        <w:rFonts w:ascii="Wingdings" w:hAnsi="Wingdings" w:hint="default"/>
+        <w:sz w:val="20"/>
+      </w:rPr>
+    </w:lvl>
+    <w:lvl w:ilvl="5" w:tentative="1">
+      <w:start w:val="1"/>
+      <w:numFmt w:val="bullet"/>
+      <w:lvlText w:val=""/>
+      <w:lvlJc w:val="left"/>
+      <w:pPr>
+        <w:tabs>
+          <w:tab w:val="num" w:pos="4320"/>
+        </w:tabs>
+        <w:ind w:left="4320" w:hanging="360"/>
+      </w:pPr>
+      <w:rPr>
+        <w:rFonts w:ascii="Wingdings" w:hAnsi="Wingdings" w:hint="default"/>
+        <w:sz w:val="20"/>
+      </w:rPr>
+    </w:lvl>
+    <w:lvl w:ilvl="6" w:tentative="1">
+      <w:start w:val="1"/>
+      <w:numFmt w:val="bullet"/>
+      <w:lvlText w:val=""/>
+      <w:lvlJc w:val="left"/>
+      <w:pPr>
+        <w:tabs>
+          <w:tab w:val="num" w:pos="5040"/>
+        </w:tabs>
+        <w:ind w:left="5040" w:hanging="360"/>
+      </w:pPr>
+      <w:rPr>
+        <w:rFonts w:ascii="Wingdings" w:hAnsi="Wingdings" w:hint="default"/>
+        <w:sz w:val="20"/>
+      </w:rPr>
+    </w:lvl>
+    <w:lvl w:ilvl="7" w:tentative="1">
+      <w:start w:val="1"/>
+      <w:numFmt w:val="bullet"/>
+      <w:lvlText w:val=""/>
+      <w:lvlJc w:val="left"/>
+      <w:pPr>
+        <w:tabs>
+          <w:tab w:val="num" w:pos="5760"/>
+        </w:tabs>
+        <w:ind w:left="5760" w:hanging="360"/>
+      </w:pPr>
+      <w:rPr>
+        <w:rFonts w:ascii="Wingdings" w:hAnsi="Wingdings" w:hint="default"/>
+        <w:sz w:val="20"/>
+      </w:rPr>
+    </w:lvl>
+    <w:lvl w:ilvl="8" w:tentative="1">
+      <w:start w:val="1"/>
+      <w:numFmt w:val="bullet"/>
+      <w:lvlText w:val=""/>
+      <w:lvlJc w:val="left"/>
+      <w:pPr>
+        <w:tabs>
+          <w:tab w:val="num" w:pos="6480"/>
+        </w:tabs>
+        <w:ind w:left="6480" w:hanging="360"/>
+      </w:pPr>
+      <w:rPr>
+        <w:rFonts w:ascii="Wingdings" w:hAnsi="Wingdings" w:hint="default"/>
+        <w:sz w:val="20"/>
+      </w:rPr>
+    </w:lvl>
+  </w:abstractNum>
+  <w:abstractNum w:abstractNumId="5" w15:restartNumberingAfterBreak="0">
     <w:nsid w:val="2D083C72"/>
     <w:multiLevelType w:val="multilevel"/>
     <w:tmpl w:val="4ADAEF00"/>
@@ -4149,7 +5229,7 @@
       </w:rPr>
     </w:lvl>
   </w:abstractNum>
-  <w:abstractNum w:abstractNumId="4" w15:restartNumberingAfterBreak="0">
+  <w:abstractNum w:abstractNumId="6" w15:restartNumberingAfterBreak="0">
     <w:nsid w:val="38BE17C3"/>
     <w:multiLevelType w:val="multilevel"/>
     <w:tmpl w:val="9312B01A"/>
@@ -4262,7 +5342,7 @@
       </w:pPr>
     </w:lvl>
   </w:abstractNum>
-  <w:abstractNum w:abstractNumId="5" w15:restartNumberingAfterBreak="0">
+  <w:abstractNum w:abstractNumId="7" w15:restartNumberingAfterBreak="0">
     <w:nsid w:val="3F137A4D"/>
     <w:multiLevelType w:val="multilevel"/>
     <w:tmpl w:val="7326D258"/>
@@ -4411,7 +5491,7 @@
       </w:rPr>
     </w:lvl>
   </w:abstractNum>
-  <w:abstractNum w:abstractNumId="6" w15:restartNumberingAfterBreak="0">
+  <w:abstractNum w:abstractNumId="8" w15:restartNumberingAfterBreak="0">
     <w:nsid w:val="5804509C"/>
     <w:multiLevelType w:val="multilevel"/>
     <w:tmpl w:val="7C5A0912"/>
@@ -4560,7 +5640,7 @@
       </w:rPr>
     </w:lvl>
   </w:abstractNum>
-  <w:abstractNum w:abstractNumId="7" w15:restartNumberingAfterBreak="0">
+  <w:abstractNum w:abstractNumId="9" w15:restartNumberingAfterBreak="0">
     <w:nsid w:val="5AAB25B5"/>
     <w:multiLevelType w:val="multilevel"/>
     <w:tmpl w:val="7236F5CA"/>
@@ -4709,7 +5789,305 @@
       </w:rPr>
     </w:lvl>
   </w:abstractNum>
-  <w:abstractNum w:abstractNumId="8" w15:restartNumberingAfterBreak="0">
+  <w:abstractNum w:abstractNumId="10" w15:restartNumberingAfterBreak="0">
+    <w:nsid w:val="5AB65165"/>
+    <w:multiLevelType w:val="multilevel"/>
+    <w:tmpl w:val="B622C924"/>
+    <w:lvl w:ilvl="0">
+      <w:start w:val="1"/>
+      <w:numFmt w:val="bullet"/>
+      <w:lvlText w:val=""/>
+      <w:lvlJc w:val="left"/>
+      <w:pPr>
+        <w:tabs>
+          <w:tab w:val="num" w:pos="720"/>
+        </w:tabs>
+        <w:ind w:left="720" w:hanging="360"/>
+      </w:pPr>
+      <w:rPr>
+        <w:rFonts w:ascii="Symbol" w:hAnsi="Symbol" w:hint="default"/>
+        <w:sz w:val="20"/>
+      </w:rPr>
+    </w:lvl>
+    <w:lvl w:ilvl="1" w:tentative="1">
+      <w:start w:val="1"/>
+      <w:numFmt w:val="bullet"/>
+      <w:lvlText w:val="o"/>
+      <w:lvlJc w:val="left"/>
+      <w:pPr>
+        <w:tabs>
+          <w:tab w:val="num" w:pos="1440"/>
+        </w:tabs>
+        <w:ind w:left="1440" w:hanging="360"/>
+      </w:pPr>
+      <w:rPr>
+        <w:rFonts w:ascii="Courier New" w:hAnsi="Courier New" w:hint="default"/>
+        <w:sz w:val="20"/>
+      </w:rPr>
+    </w:lvl>
+    <w:lvl w:ilvl="2" w:tentative="1">
+      <w:start w:val="1"/>
+      <w:numFmt w:val="bullet"/>
+      <w:lvlText w:val=""/>
+      <w:lvlJc w:val="left"/>
+      <w:pPr>
+        <w:tabs>
+          <w:tab w:val="num" w:pos="2160"/>
+        </w:tabs>
+        <w:ind w:left="2160" w:hanging="360"/>
+      </w:pPr>
+      <w:rPr>
+        <w:rFonts w:ascii="Wingdings" w:hAnsi="Wingdings" w:hint="default"/>
+        <w:sz w:val="20"/>
+      </w:rPr>
+    </w:lvl>
+    <w:lvl w:ilvl="3" w:tentative="1">
+      <w:start w:val="1"/>
+      <w:numFmt w:val="bullet"/>
+      <w:lvlText w:val=""/>
+      <w:lvlJc w:val="left"/>
+      <w:pPr>
+        <w:tabs>
+          <w:tab w:val="num" w:pos="2880"/>
+        </w:tabs>
+        <w:ind w:left="2880" w:hanging="360"/>
+      </w:pPr>
+      <w:rPr>
+        <w:rFonts w:ascii="Wingdings" w:hAnsi="Wingdings" w:hint="default"/>
+        <w:sz w:val="20"/>
+      </w:rPr>
+    </w:lvl>
+    <w:lvl w:ilvl="4" w:tentative="1">
+      <w:start w:val="1"/>
+      <w:numFmt w:val="bullet"/>
+      <w:lvlText w:val=""/>
+      <w:lvlJc w:val="left"/>
+      <w:pPr>
+        <w:tabs>
+          <w:tab w:val="num" w:pos="3600"/>
+        </w:tabs>
+        <w:ind w:left="3600" w:hanging="360"/>
+      </w:pPr>
+      <w:rPr>
+        <w:rFonts w:ascii="Wingdings" w:hAnsi="Wingdings" w:hint="default"/>
+        <w:sz w:val="20"/>
+      </w:rPr>
+    </w:lvl>
+    <w:lvl w:ilvl="5" w:tentative="1">
+      <w:start w:val="1"/>
+      <w:numFmt w:val="bullet"/>
+      <w:lvlText w:val=""/>
+      <w:lvlJc w:val="left"/>
+      <w:pPr>
+        <w:tabs>
+          <w:tab w:val="num" w:pos="4320"/>
+        </w:tabs>
+        <w:ind w:left="4320" w:hanging="360"/>
+      </w:pPr>
+      <w:rPr>
+        <w:rFonts w:ascii="Wingdings" w:hAnsi="Wingdings" w:hint="default"/>
+        <w:sz w:val="20"/>
+      </w:rPr>
+    </w:lvl>
+    <w:lvl w:ilvl="6" w:tentative="1">
+      <w:start w:val="1"/>
+      <w:numFmt w:val="bullet"/>
+      <w:lvlText w:val=""/>
+      <w:lvlJc w:val="left"/>
+      <w:pPr>
+        <w:tabs>
+          <w:tab w:val="num" w:pos="5040"/>
+        </w:tabs>
+        <w:ind w:left="5040" w:hanging="360"/>
+      </w:pPr>
+      <w:rPr>
+        <w:rFonts w:ascii="Wingdings" w:hAnsi="Wingdings" w:hint="default"/>
+        <w:sz w:val="20"/>
+      </w:rPr>
+    </w:lvl>
+    <w:lvl w:ilvl="7" w:tentative="1">
+      <w:start w:val="1"/>
+      <w:numFmt w:val="bullet"/>
+      <w:lvlText w:val=""/>
+      <w:lvlJc w:val="left"/>
+      <w:pPr>
+        <w:tabs>
+          <w:tab w:val="num" w:pos="5760"/>
+        </w:tabs>
+        <w:ind w:left="5760" w:hanging="360"/>
+      </w:pPr>
+      <w:rPr>
+        <w:rFonts w:ascii="Wingdings" w:hAnsi="Wingdings" w:hint="default"/>
+        <w:sz w:val="20"/>
+      </w:rPr>
+    </w:lvl>
+    <w:lvl w:ilvl="8" w:tentative="1">
+      <w:start w:val="1"/>
+      <w:numFmt w:val="bullet"/>
+      <w:lvlText w:val=""/>
+      <w:lvlJc w:val="left"/>
+      <w:pPr>
+        <w:tabs>
+          <w:tab w:val="num" w:pos="6480"/>
+        </w:tabs>
+        <w:ind w:left="6480" w:hanging="360"/>
+      </w:pPr>
+      <w:rPr>
+        <w:rFonts w:ascii="Wingdings" w:hAnsi="Wingdings" w:hint="default"/>
+        <w:sz w:val="20"/>
+      </w:rPr>
+    </w:lvl>
+  </w:abstractNum>
+  <w:abstractNum w:abstractNumId="11" w15:restartNumberingAfterBreak="0">
+    <w:nsid w:val="5F3538FB"/>
+    <w:multiLevelType w:val="multilevel"/>
+    <w:tmpl w:val="57F242BA"/>
+    <w:lvl w:ilvl="0">
+      <w:start w:val="1"/>
+      <w:numFmt w:val="bullet"/>
+      <w:lvlText w:val=""/>
+      <w:lvlJc w:val="left"/>
+      <w:pPr>
+        <w:tabs>
+          <w:tab w:val="num" w:pos="720"/>
+        </w:tabs>
+        <w:ind w:left="720" w:hanging="360"/>
+      </w:pPr>
+      <w:rPr>
+        <w:rFonts w:ascii="Symbol" w:hAnsi="Symbol" w:hint="default"/>
+        <w:sz w:val="20"/>
+      </w:rPr>
+    </w:lvl>
+    <w:lvl w:ilvl="1" w:tentative="1">
+      <w:start w:val="1"/>
+      <w:numFmt w:val="bullet"/>
+      <w:lvlText w:val="o"/>
+      <w:lvlJc w:val="left"/>
+      <w:pPr>
+        <w:tabs>
+          <w:tab w:val="num" w:pos="1440"/>
+        </w:tabs>
+        <w:ind w:left="1440" w:hanging="360"/>
+      </w:pPr>
+      <w:rPr>
+        <w:rFonts w:ascii="Courier New" w:hAnsi="Courier New" w:hint="default"/>
+        <w:sz w:val="20"/>
+      </w:rPr>
+    </w:lvl>
+    <w:lvl w:ilvl="2" w:tentative="1">
+      <w:start w:val="1"/>
+      <w:numFmt w:val="bullet"/>
+      <w:lvlText w:val=""/>
+      <w:lvlJc w:val="left"/>
+      <w:pPr>
+        <w:tabs>
+          <w:tab w:val="num" w:pos="2160"/>
+        </w:tabs>
+        <w:ind w:left="2160" w:hanging="360"/>
+      </w:pPr>
+      <w:rPr>
+        <w:rFonts w:ascii="Wingdings" w:hAnsi="Wingdings" w:hint="default"/>
+        <w:sz w:val="20"/>
+      </w:rPr>
+    </w:lvl>
+    <w:lvl w:ilvl="3" w:tentative="1">
+      <w:start w:val="1"/>
+      <w:numFmt w:val="bullet"/>
+      <w:lvlText w:val=""/>
+      <w:lvlJc w:val="left"/>
+      <w:pPr>
+        <w:tabs>
+          <w:tab w:val="num" w:pos="2880"/>
+        </w:tabs>
+        <w:ind w:left="2880" w:hanging="360"/>
+      </w:pPr>
+      <w:rPr>
+        <w:rFonts w:ascii="Wingdings" w:hAnsi="Wingdings" w:hint="default"/>
+        <w:sz w:val="20"/>
+      </w:rPr>
+    </w:lvl>
+    <w:lvl w:ilvl="4" w:tentative="1">
+      <w:start w:val="1"/>
+      <w:numFmt w:val="bullet"/>
+      <w:lvlText w:val=""/>
+      <w:lvlJc w:val="left"/>
+      <w:pPr>
+        <w:tabs>
+          <w:tab w:val="num" w:pos="3600"/>
+        </w:tabs>
+        <w:ind w:left="3600" w:hanging="360"/>
+      </w:pPr>
+      <w:rPr>
+        <w:rFonts w:ascii="Wingdings" w:hAnsi="Wingdings" w:hint="default"/>
+        <w:sz w:val="20"/>
+      </w:rPr>
+    </w:lvl>
+    <w:lvl w:ilvl="5" w:tentative="1">
+      <w:start w:val="1"/>
+      <w:numFmt w:val="bullet"/>
+      <w:lvlText w:val=""/>
+      <w:lvlJc w:val="left"/>
+      <w:pPr>
+        <w:tabs>
+          <w:tab w:val="num" w:pos="4320"/>
+        </w:tabs>
+        <w:ind w:left="4320" w:hanging="360"/>
+      </w:pPr>
+      <w:rPr>
+        <w:rFonts w:ascii="Wingdings" w:hAnsi="Wingdings" w:hint="default"/>
+        <w:sz w:val="20"/>
+      </w:rPr>
+    </w:lvl>
+    <w:lvl w:ilvl="6" w:tentative="1">
+      <w:start w:val="1"/>
+      <w:numFmt w:val="bullet"/>
+      <w:lvlText w:val=""/>
+      <w:lvlJc w:val="left"/>
+      <w:pPr>
+        <w:tabs>
+          <w:tab w:val="num" w:pos="5040"/>
+        </w:tabs>
+        <w:ind w:left="5040" w:hanging="360"/>
+      </w:pPr>
+      <w:rPr>
+        <w:rFonts w:ascii="Wingdings" w:hAnsi="Wingdings" w:hint="default"/>
+        <w:sz w:val="20"/>
+      </w:rPr>
+    </w:lvl>
+    <w:lvl w:ilvl="7" w:tentative="1">
+      <w:start w:val="1"/>
+      <w:numFmt w:val="bullet"/>
+      <w:lvlText w:val=""/>
+      <w:lvlJc w:val="left"/>
+      <w:pPr>
+        <w:tabs>
+          <w:tab w:val="num" w:pos="5760"/>
+        </w:tabs>
+        <w:ind w:left="5760" w:hanging="360"/>
+      </w:pPr>
+      <w:rPr>
+        <w:rFonts w:ascii="Wingdings" w:hAnsi="Wingdings" w:hint="default"/>
+        <w:sz w:val="20"/>
+      </w:rPr>
+    </w:lvl>
+    <w:lvl w:ilvl="8" w:tentative="1">
+      <w:start w:val="1"/>
+      <w:numFmt w:val="bullet"/>
+      <w:lvlText w:val=""/>
+      <w:lvlJc w:val="left"/>
+      <w:pPr>
+        <w:tabs>
+          <w:tab w:val="num" w:pos="6480"/>
+        </w:tabs>
+        <w:ind w:left="6480" w:hanging="360"/>
+      </w:pPr>
+      <w:rPr>
+        <w:rFonts w:ascii="Wingdings" w:hAnsi="Wingdings" w:hint="default"/>
+        <w:sz w:val="20"/>
+      </w:rPr>
+    </w:lvl>
+  </w:abstractNum>
+  <w:abstractNum w:abstractNumId="12" w15:restartNumberingAfterBreak="0">
     <w:nsid w:val="5F3C5130"/>
     <w:multiLevelType w:val="multilevel"/>
     <w:tmpl w:val="DC9AA11C"/>
@@ -4858,7 +6236,156 @@
       </w:rPr>
     </w:lvl>
   </w:abstractNum>
-  <w:abstractNum w:abstractNumId="9" w15:restartNumberingAfterBreak="0">
+  <w:abstractNum w:abstractNumId="13" w15:restartNumberingAfterBreak="0">
+    <w:nsid w:val="5FA516A7"/>
+    <w:multiLevelType w:val="multilevel"/>
+    <w:tmpl w:val="63D2FA0A"/>
+    <w:lvl w:ilvl="0">
+      <w:start w:val="1"/>
+      <w:numFmt w:val="bullet"/>
+      <w:lvlText w:val=""/>
+      <w:lvlJc w:val="left"/>
+      <w:pPr>
+        <w:tabs>
+          <w:tab w:val="num" w:pos="720"/>
+        </w:tabs>
+        <w:ind w:left="720" w:hanging="360"/>
+      </w:pPr>
+      <w:rPr>
+        <w:rFonts w:ascii="Symbol" w:hAnsi="Symbol" w:hint="default"/>
+        <w:sz w:val="20"/>
+      </w:rPr>
+    </w:lvl>
+    <w:lvl w:ilvl="1" w:tentative="1">
+      <w:start w:val="1"/>
+      <w:numFmt w:val="bullet"/>
+      <w:lvlText w:val="o"/>
+      <w:lvlJc w:val="left"/>
+      <w:pPr>
+        <w:tabs>
+          <w:tab w:val="num" w:pos="1440"/>
+        </w:tabs>
+        <w:ind w:left="1440" w:hanging="360"/>
+      </w:pPr>
+      <w:rPr>
+        <w:rFonts w:ascii="Courier New" w:hAnsi="Courier New" w:hint="default"/>
+        <w:sz w:val="20"/>
+      </w:rPr>
+    </w:lvl>
+    <w:lvl w:ilvl="2" w:tentative="1">
+      <w:start w:val="1"/>
+      <w:numFmt w:val="bullet"/>
+      <w:lvlText w:val=""/>
+      <w:lvlJc w:val="left"/>
+      <w:pPr>
+        <w:tabs>
+          <w:tab w:val="num" w:pos="2160"/>
+        </w:tabs>
+        <w:ind w:left="2160" w:hanging="360"/>
+      </w:pPr>
+      <w:rPr>
+        <w:rFonts w:ascii="Wingdings" w:hAnsi="Wingdings" w:hint="default"/>
+        <w:sz w:val="20"/>
+      </w:rPr>
+    </w:lvl>
+    <w:lvl w:ilvl="3" w:tentative="1">
+      <w:start w:val="1"/>
+      <w:numFmt w:val="bullet"/>
+      <w:lvlText w:val=""/>
+      <w:lvlJc w:val="left"/>
+      <w:pPr>
+        <w:tabs>
+          <w:tab w:val="num" w:pos="2880"/>
+        </w:tabs>
+        <w:ind w:left="2880" w:hanging="360"/>
+      </w:pPr>
+      <w:rPr>
+        <w:rFonts w:ascii="Wingdings" w:hAnsi="Wingdings" w:hint="default"/>
+        <w:sz w:val="20"/>
+      </w:rPr>
+    </w:lvl>
+    <w:lvl w:ilvl="4" w:tentative="1">
+      <w:start w:val="1"/>
+      <w:numFmt w:val="bullet"/>
+      <w:lvlText w:val=""/>
+      <w:lvlJc w:val="left"/>
+      <w:pPr>
+        <w:tabs>
+          <w:tab w:val="num" w:pos="3600"/>
+        </w:tabs>
+        <w:ind w:left="3600" w:hanging="360"/>
+      </w:pPr>
+      <w:rPr>
+        <w:rFonts w:ascii="Wingdings" w:hAnsi="Wingdings" w:hint="default"/>
+        <w:sz w:val="20"/>
+      </w:rPr>
+    </w:lvl>
+    <w:lvl w:ilvl="5" w:tentative="1">
+      <w:start w:val="1"/>
+      <w:numFmt w:val="bullet"/>
+      <w:lvlText w:val=""/>
+      <w:lvlJc w:val="left"/>
+      <w:pPr>
+        <w:tabs>
+          <w:tab w:val="num" w:pos="4320"/>
+        </w:tabs>
+        <w:ind w:left="4320" w:hanging="360"/>
+      </w:pPr>
+      <w:rPr>
+        <w:rFonts w:ascii="Wingdings" w:hAnsi="Wingdings" w:hint="default"/>
+        <w:sz w:val="20"/>
+      </w:rPr>
+    </w:lvl>
+    <w:lvl w:ilvl="6" w:tentative="1">
+      <w:start w:val="1"/>
+      <w:numFmt w:val="bullet"/>
+      <w:lvlText w:val=""/>
+      <w:lvlJc w:val="left"/>
+      <w:pPr>
+        <w:tabs>
+          <w:tab w:val="num" w:pos="5040"/>
+        </w:tabs>
+        <w:ind w:left="5040" w:hanging="360"/>
+      </w:pPr>
+      <w:rPr>
+        <w:rFonts w:ascii="Wingdings" w:hAnsi="Wingdings" w:hint="default"/>
+        <w:sz w:val="20"/>
+      </w:rPr>
+    </w:lvl>
+    <w:lvl w:ilvl="7" w:tentative="1">
+      <w:start w:val="1"/>
+      <w:numFmt w:val="bullet"/>
+      <w:lvlText w:val=""/>
+      <w:lvlJc w:val="left"/>
+      <w:pPr>
+        <w:tabs>
+          <w:tab w:val="num" w:pos="5760"/>
+        </w:tabs>
+        <w:ind w:left="5760" w:hanging="360"/>
+      </w:pPr>
+      <w:rPr>
+        <w:rFonts w:ascii="Wingdings" w:hAnsi="Wingdings" w:hint="default"/>
+        <w:sz w:val="20"/>
+      </w:rPr>
+    </w:lvl>
+    <w:lvl w:ilvl="8" w:tentative="1">
+      <w:start w:val="1"/>
+      <w:numFmt w:val="bullet"/>
+      <w:lvlText w:val=""/>
+      <w:lvlJc w:val="left"/>
+      <w:pPr>
+        <w:tabs>
+          <w:tab w:val="num" w:pos="6480"/>
+        </w:tabs>
+        <w:ind w:left="6480" w:hanging="360"/>
+      </w:pPr>
+      <w:rPr>
+        <w:rFonts w:ascii="Wingdings" w:hAnsi="Wingdings" w:hint="default"/>
+        <w:sz w:val="20"/>
+      </w:rPr>
+    </w:lvl>
+  </w:abstractNum>
+  <w:abstractNum w:abstractNumId="14" w15:restartNumberingAfterBreak="0">
     <w:nsid w:val="6DB757D9"/>
     <w:multiLevelType w:val="multilevel"/>
     <w:tmpl w:val="EB68BC68"/>
@@ -5007,7 +6534,7 @@
       </w:rPr>
     </w:lvl>
   </w:abstractNum>
-  <w:abstractNum w:abstractNumId="10" w15:restartNumberingAfterBreak="0">
+  <w:abstractNum w:abstractNumId="15" w15:restartNumberingAfterBreak="0">
     <w:nsid w:val="72B12E7D"/>
     <w:multiLevelType w:val="multilevel"/>
     <w:tmpl w:val="55BEC34C"/>
@@ -5157,36 +6684,51 @@
     </w:lvl>
   </w:abstractNum>
   <w:num w:numId="1" w16cid:durableId="1978945811">
-    <w:abstractNumId w:val="7"/>
+    <w:abstractNumId w:val="9"/>
   </w:num>
   <w:num w:numId="2" w16cid:durableId="1238049275">
     <w:abstractNumId w:val="0"/>
   </w:num>
   <w:num w:numId="3" w16cid:durableId="1085492691">
-    <w:abstractNumId w:val="2"/>
+    <w:abstractNumId w:val="3"/>
   </w:num>
   <w:num w:numId="4" w16cid:durableId="776372018">
-    <w:abstractNumId w:val="6"/>
+    <w:abstractNumId w:val="8"/>
   </w:num>
   <w:num w:numId="5" w16cid:durableId="739668218">
-    <w:abstractNumId w:val="8"/>
+    <w:abstractNumId w:val="12"/>
   </w:num>
   <w:num w:numId="6" w16cid:durableId="1484850568">
-    <w:abstractNumId w:val="10"/>
+    <w:abstractNumId w:val="15"/>
   </w:num>
   <w:num w:numId="7" w16cid:durableId="316498941">
-    <w:abstractNumId w:val="5"/>
+    <w:abstractNumId w:val="7"/>
   </w:num>
   <w:num w:numId="8" w16cid:durableId="699165677">
-    <w:abstractNumId w:val="3"/>
+    <w:abstractNumId w:val="5"/>
   </w:num>
   <w:num w:numId="9" w16cid:durableId="2016688739">
     <w:abstractNumId w:val="1"/>
   </w:num>
   <w:num w:numId="10" w16cid:durableId="1198927766">
-    <w:abstractNumId w:val="9"/>
+    <w:abstractNumId w:val="14"/>
   </w:num>
   <w:num w:numId="11" w16cid:durableId="694581721">
+    <w:abstractNumId w:val="6"/>
+  </w:num>
+  <w:num w:numId="12" w16cid:durableId="2022395361">
+    <w:abstractNumId w:val="13"/>
+  </w:num>
+  <w:num w:numId="13" w16cid:durableId="813371540">
+    <w:abstractNumId w:val="2"/>
+  </w:num>
+  <w:num w:numId="14" w16cid:durableId="2141418436">
+    <w:abstractNumId w:val="10"/>
+  </w:num>
+  <w:num w:numId="15" w16cid:durableId="319238780">
+    <w:abstractNumId w:val="11"/>
+  </w:num>
+  <w:num w:numId="16" w16cid:durableId="831874346">
     <w:abstractNumId w:val="4"/>
   </w:num>
 </w:numbering>
@@ -5592,7 +7134,7 @@
   <w:style w:type="paragraph" w:default="1" w:styleId="Normal">
     <w:name w:val="Normal"/>
     <w:qFormat/>
-    <w:rsid w:val="00BC1381"/>
+    <w:rsid w:val="009630B2"/>
   </w:style>
   <w:style w:type="paragraph" w:styleId="Heading1">
     <w:name w:val="heading 1"/>

--- a/Chapter4/Chapter4.docx
+++ b/Chapter4/Chapter4.docx
@@ -4359,6 +4359,172 @@
         <w:t>this(...) must always be the first statement inside a constructor.</w:t>
       </w:r>
     </w:p>
+    <w:p/>
+    <w:p>
+      <w:pPr>
+        <w:rPr>
+          <w:b/>
+          <w:bCs/>
+        </w:rPr>
+      </w:pPr>
+      <w:r>
+        <w:rPr>
+          <w:b/>
+          <w:bCs/>
+        </w:rPr>
+        <w:t>Initialization Blocks</w:t>
+      </w:r>
+    </w:p>
+    <w:p>
+      <w:r>
+        <w:t>is a block of code inside a class that runs whenever an object is created.</w:t>
+      </w:r>
+    </w:p>
+    <w:p>
+      <w:r>
+        <w:rPr>
+          <w:noProof/>
+        </w:rPr>
+        <w:drawing>
+          <wp:inline distT="0" distB="0" distL="0" distR="0" wp14:anchorId="36FC2234" wp14:editId="551A5015">
+            <wp:extent cx="6661150" cy="2767330"/>
+            <wp:effectExtent l="0" t="0" r="6350" b="0"/>
+            <wp:docPr id="1907352454" name="Picture 1"/>
+            <wp:cNvGraphicFramePr>
+              <a:graphicFrameLocks xmlns:a="http://schemas.openxmlformats.org/drawingml/2006/main" noChangeAspect="1"/>
+            </wp:cNvGraphicFramePr>
+            <a:graphic xmlns:a="http://schemas.openxmlformats.org/drawingml/2006/main">
+              <a:graphicData uri="http://schemas.openxmlformats.org/drawingml/2006/picture">
+                <pic:pic xmlns:pic="http://schemas.openxmlformats.org/drawingml/2006/picture">
+                  <pic:nvPicPr>
+                    <pic:cNvPr id="1907352454" name=""/>
+                    <pic:cNvPicPr/>
+                  </pic:nvPicPr>
+                  <pic:blipFill>
+                    <a:blip r:embed="rId28"/>
+                    <a:stretch>
+                      <a:fillRect/>
+                    </a:stretch>
+                  </pic:blipFill>
+                  <pic:spPr>
+                    <a:xfrm>
+                      <a:off x="0" y="0"/>
+                      <a:ext cx="6661150" cy="2767330"/>
+                    </a:xfrm>
+                    <a:prstGeom prst="rect">
+                      <a:avLst/>
+                    </a:prstGeom>
+                  </pic:spPr>
+                </pic:pic>
+              </a:graphicData>
+            </a:graphic>
+          </wp:inline>
+        </w:drawing>
+      </w:r>
+    </w:p>
+    <w:p>
+      <w:r>
+        <w:t>Initialization blocks are useful when multiple constructors share the same setup code.</w:t>
+      </w:r>
+    </w:p>
+    <w:p>
+      <w:pPr>
+        <w:rPr>
+          <w:b/>
+          <w:bCs/>
+        </w:rPr>
+      </w:pPr>
+      <w:r>
+        <w:rPr>
+          <w:b/>
+          <w:bCs/>
+        </w:rPr>
+        <w:t>Best Practice</w:t>
+      </w:r>
+    </w:p>
+    <w:p>
+      <w:r>
+        <w:t>Although valid, initialization blocks are less common. Many developers prefer constructors because the initialization logic is easier to find and understand.</w:t>
+      </w:r>
+    </w:p>
+    <w:p>
+      <w:r>
+        <w:t>Java supports instance initializer blocks as part of object initialization.</w:t>
+      </w:r>
+    </w:p>
+    <w:p/>
+    <w:p/>
+    <w:p>
+      <w:pPr>
+        <w:rPr>
+          <w:b/>
+          <w:bCs/>
+        </w:rPr>
+      </w:pPr>
+      <w:r>
+        <w:rPr>
+          <w:b/>
+          <w:bCs/>
+        </w:rPr>
+        <w:lastRenderedPageBreak/>
+        <w:t>Static Initialization Block</w:t>
+      </w:r>
+    </w:p>
+    <w:p>
+      <w:r>
+        <w:t>initializes static fields when the class is loaded.</w:t>
+      </w:r>
+    </w:p>
+    <w:p>
+      <w:pPr>
+        <w:rPr>
+          <w:b/>
+          <w:bCs/>
+        </w:rPr>
+      </w:pPr>
+      <w:r>
+        <w:rPr>
+          <w:b/>
+          <w:bCs/>
+        </w:rPr>
+        <w:t>Important Characteristics</w:t>
+      </w:r>
+    </w:p>
+    <w:p>
+      <w:pPr>
+        <w:numPr>
+          <w:ilvl w:val="0"/>
+          <w:numId w:val="17"/>
+        </w:numPr>
+      </w:pPr>
+      <w:r>
+        <w:t xml:space="preserve">Runs only once. </w:t>
+      </w:r>
+    </w:p>
+    <w:p>
+      <w:pPr>
+        <w:numPr>
+          <w:ilvl w:val="0"/>
+          <w:numId w:val="17"/>
+        </w:numPr>
+      </w:pPr>
+      <w:r>
+        <w:t xml:space="preserve">Runs when the class is loaded. </w:t>
+      </w:r>
+    </w:p>
+    <w:p>
+      <w:pPr>
+        <w:numPr>
+          <w:ilvl w:val="0"/>
+          <w:numId w:val="17"/>
+        </w:numPr>
+      </w:pPr>
+      <w:r>
+        <w:t>Initializes class-level data.</w:t>
+      </w:r>
+    </w:p>
+    <w:p/>
+    <w:p/>
     <w:sectPr>
       <w:pgSz w:w="11906" w:h="16838"/>
       <w:pgMar w:top="567" w:right="707" w:bottom="709" w:left="709" w:header="708" w:footer="708" w:gutter="0"/>
@@ -4670,6 +4836,155 @@
     </w:lvl>
   </w:abstractNum>
   <w:abstractNum w:abstractNumId="2" w15:restartNumberingAfterBreak="0">
+    <w:nsid w:val="0CCE7A55"/>
+    <w:multiLevelType w:val="multilevel"/>
+    <w:tmpl w:val="AC86FD02"/>
+    <w:lvl w:ilvl="0">
+      <w:start w:val="1"/>
+      <w:numFmt w:val="bullet"/>
+      <w:lvlText w:val=""/>
+      <w:lvlJc w:val="left"/>
+      <w:pPr>
+        <w:tabs>
+          <w:tab w:val="num" w:pos="720"/>
+        </w:tabs>
+        <w:ind w:left="720" w:hanging="360"/>
+      </w:pPr>
+      <w:rPr>
+        <w:rFonts w:ascii="Symbol" w:hAnsi="Symbol" w:hint="default"/>
+        <w:sz w:val="20"/>
+      </w:rPr>
+    </w:lvl>
+    <w:lvl w:ilvl="1" w:tentative="1">
+      <w:start w:val="1"/>
+      <w:numFmt w:val="bullet"/>
+      <w:lvlText w:val="o"/>
+      <w:lvlJc w:val="left"/>
+      <w:pPr>
+        <w:tabs>
+          <w:tab w:val="num" w:pos="1440"/>
+        </w:tabs>
+        <w:ind w:left="1440" w:hanging="360"/>
+      </w:pPr>
+      <w:rPr>
+        <w:rFonts w:ascii="Courier New" w:hAnsi="Courier New" w:hint="default"/>
+        <w:sz w:val="20"/>
+      </w:rPr>
+    </w:lvl>
+    <w:lvl w:ilvl="2" w:tentative="1">
+      <w:start w:val="1"/>
+      <w:numFmt w:val="bullet"/>
+      <w:lvlText w:val=""/>
+      <w:lvlJc w:val="left"/>
+      <w:pPr>
+        <w:tabs>
+          <w:tab w:val="num" w:pos="2160"/>
+        </w:tabs>
+        <w:ind w:left="2160" w:hanging="360"/>
+      </w:pPr>
+      <w:rPr>
+        <w:rFonts w:ascii="Wingdings" w:hAnsi="Wingdings" w:hint="default"/>
+        <w:sz w:val="20"/>
+      </w:rPr>
+    </w:lvl>
+    <w:lvl w:ilvl="3" w:tentative="1">
+      <w:start w:val="1"/>
+      <w:numFmt w:val="bullet"/>
+      <w:lvlText w:val=""/>
+      <w:lvlJc w:val="left"/>
+      <w:pPr>
+        <w:tabs>
+          <w:tab w:val="num" w:pos="2880"/>
+        </w:tabs>
+        <w:ind w:left="2880" w:hanging="360"/>
+      </w:pPr>
+      <w:rPr>
+        <w:rFonts w:ascii="Wingdings" w:hAnsi="Wingdings" w:hint="default"/>
+        <w:sz w:val="20"/>
+      </w:rPr>
+    </w:lvl>
+    <w:lvl w:ilvl="4" w:tentative="1">
+      <w:start w:val="1"/>
+      <w:numFmt w:val="bullet"/>
+      <w:lvlText w:val=""/>
+      <w:lvlJc w:val="left"/>
+      <w:pPr>
+        <w:tabs>
+          <w:tab w:val="num" w:pos="3600"/>
+        </w:tabs>
+        <w:ind w:left="3600" w:hanging="360"/>
+      </w:pPr>
+      <w:rPr>
+        <w:rFonts w:ascii="Wingdings" w:hAnsi="Wingdings" w:hint="default"/>
+        <w:sz w:val="20"/>
+      </w:rPr>
+    </w:lvl>
+    <w:lvl w:ilvl="5" w:tentative="1">
+      <w:start w:val="1"/>
+      <w:numFmt w:val="bullet"/>
+      <w:lvlText w:val=""/>
+      <w:lvlJc w:val="left"/>
+      <w:pPr>
+        <w:tabs>
+          <w:tab w:val="num" w:pos="4320"/>
+        </w:tabs>
+        <w:ind w:left="4320" w:hanging="360"/>
+      </w:pPr>
+      <w:rPr>
+        <w:rFonts w:ascii="Wingdings" w:hAnsi="Wingdings" w:hint="default"/>
+        <w:sz w:val="20"/>
+      </w:rPr>
+    </w:lvl>
+    <w:lvl w:ilvl="6" w:tentative="1">
+      <w:start w:val="1"/>
+      <w:numFmt w:val="bullet"/>
+      <w:lvlText w:val=""/>
+      <w:lvlJc w:val="left"/>
+      <w:pPr>
+        <w:tabs>
+          <w:tab w:val="num" w:pos="5040"/>
+        </w:tabs>
+        <w:ind w:left="5040" w:hanging="360"/>
+      </w:pPr>
+      <w:rPr>
+        <w:rFonts w:ascii="Wingdings" w:hAnsi="Wingdings" w:hint="default"/>
+        <w:sz w:val="20"/>
+      </w:rPr>
+    </w:lvl>
+    <w:lvl w:ilvl="7" w:tentative="1">
+      <w:start w:val="1"/>
+      <w:numFmt w:val="bullet"/>
+      <w:lvlText w:val=""/>
+      <w:lvlJc w:val="left"/>
+      <w:pPr>
+        <w:tabs>
+          <w:tab w:val="num" w:pos="5760"/>
+        </w:tabs>
+        <w:ind w:left="5760" w:hanging="360"/>
+      </w:pPr>
+      <w:rPr>
+        <w:rFonts w:ascii="Wingdings" w:hAnsi="Wingdings" w:hint="default"/>
+        <w:sz w:val="20"/>
+      </w:rPr>
+    </w:lvl>
+    <w:lvl w:ilvl="8" w:tentative="1">
+      <w:start w:val="1"/>
+      <w:numFmt w:val="bullet"/>
+      <w:lvlText w:val=""/>
+      <w:lvlJc w:val="left"/>
+      <w:pPr>
+        <w:tabs>
+          <w:tab w:val="num" w:pos="6480"/>
+        </w:tabs>
+        <w:ind w:left="6480" w:hanging="360"/>
+      </w:pPr>
+      <w:rPr>
+        <w:rFonts w:ascii="Wingdings" w:hAnsi="Wingdings" w:hint="default"/>
+        <w:sz w:val="20"/>
+      </w:rPr>
+    </w:lvl>
+  </w:abstractNum>
+  <w:abstractNum w:abstractNumId="3" w15:restartNumberingAfterBreak="0">
     <w:nsid w:val="0E047077"/>
     <w:multiLevelType w:val="multilevel"/>
     <w:tmpl w:val="9BD4B0B4"/>
@@ -4782,7 +5097,7 @@
       </w:pPr>
     </w:lvl>
   </w:abstractNum>
-  <w:abstractNum w:abstractNumId="3" w15:restartNumberingAfterBreak="0">
+  <w:abstractNum w:abstractNumId="4" w15:restartNumberingAfterBreak="0">
     <w:nsid w:val="113959A4"/>
     <w:multiLevelType w:val="multilevel"/>
     <w:tmpl w:val="850CC308"/>
@@ -4931,7 +5246,7 @@
       </w:rPr>
     </w:lvl>
   </w:abstractNum>
-  <w:abstractNum w:abstractNumId="4" w15:restartNumberingAfterBreak="0">
+  <w:abstractNum w:abstractNumId="5" w15:restartNumberingAfterBreak="0">
     <w:nsid w:val="260950E5"/>
     <w:multiLevelType w:val="multilevel"/>
     <w:tmpl w:val="53F0A9FA"/>
@@ -5080,7 +5395,7 @@
       </w:rPr>
     </w:lvl>
   </w:abstractNum>
-  <w:abstractNum w:abstractNumId="5" w15:restartNumberingAfterBreak="0">
+  <w:abstractNum w:abstractNumId="6" w15:restartNumberingAfterBreak="0">
     <w:nsid w:val="2D083C72"/>
     <w:multiLevelType w:val="multilevel"/>
     <w:tmpl w:val="4ADAEF00"/>
@@ -5229,7 +5544,7 @@
       </w:rPr>
     </w:lvl>
   </w:abstractNum>
-  <w:abstractNum w:abstractNumId="6" w15:restartNumberingAfterBreak="0">
+  <w:abstractNum w:abstractNumId="7" w15:restartNumberingAfterBreak="0">
     <w:nsid w:val="38BE17C3"/>
     <w:multiLevelType w:val="multilevel"/>
     <w:tmpl w:val="9312B01A"/>
@@ -5342,7 +5657,7 @@
       </w:pPr>
     </w:lvl>
   </w:abstractNum>
-  <w:abstractNum w:abstractNumId="7" w15:restartNumberingAfterBreak="0">
+  <w:abstractNum w:abstractNumId="8" w15:restartNumberingAfterBreak="0">
     <w:nsid w:val="3F137A4D"/>
     <w:multiLevelType w:val="multilevel"/>
     <w:tmpl w:val="7326D258"/>
@@ -5491,7 +5806,7 @@
       </w:rPr>
     </w:lvl>
   </w:abstractNum>
-  <w:abstractNum w:abstractNumId="8" w15:restartNumberingAfterBreak="0">
+  <w:abstractNum w:abstractNumId="9" w15:restartNumberingAfterBreak="0">
     <w:nsid w:val="5804509C"/>
     <w:multiLevelType w:val="multilevel"/>
     <w:tmpl w:val="7C5A0912"/>
@@ -5640,7 +5955,7 @@
       </w:rPr>
     </w:lvl>
   </w:abstractNum>
-  <w:abstractNum w:abstractNumId="9" w15:restartNumberingAfterBreak="0">
+  <w:abstractNum w:abstractNumId="10" w15:restartNumberingAfterBreak="0">
     <w:nsid w:val="5AAB25B5"/>
     <w:multiLevelType w:val="multilevel"/>
     <w:tmpl w:val="7236F5CA"/>
@@ -5789,7 +6104,7 @@
       </w:rPr>
     </w:lvl>
   </w:abstractNum>
-  <w:abstractNum w:abstractNumId="10" w15:restartNumberingAfterBreak="0">
+  <w:abstractNum w:abstractNumId="11" w15:restartNumberingAfterBreak="0">
     <w:nsid w:val="5AB65165"/>
     <w:multiLevelType w:val="multilevel"/>
     <w:tmpl w:val="B622C924"/>
@@ -5938,7 +6253,7 @@
       </w:rPr>
     </w:lvl>
   </w:abstractNum>
-  <w:abstractNum w:abstractNumId="11" w15:restartNumberingAfterBreak="0">
+  <w:abstractNum w:abstractNumId="12" w15:restartNumberingAfterBreak="0">
     <w:nsid w:val="5F3538FB"/>
     <w:multiLevelType w:val="multilevel"/>
     <w:tmpl w:val="57F242BA"/>
@@ -6087,7 +6402,7 @@
       </w:rPr>
     </w:lvl>
   </w:abstractNum>
-  <w:abstractNum w:abstractNumId="12" w15:restartNumberingAfterBreak="0">
+  <w:abstractNum w:abstractNumId="13" w15:restartNumberingAfterBreak="0">
     <w:nsid w:val="5F3C5130"/>
     <w:multiLevelType w:val="multilevel"/>
     <w:tmpl w:val="DC9AA11C"/>
@@ -6236,7 +6551,7 @@
       </w:rPr>
     </w:lvl>
   </w:abstractNum>
-  <w:abstractNum w:abstractNumId="13" w15:restartNumberingAfterBreak="0">
+  <w:abstractNum w:abstractNumId="14" w15:restartNumberingAfterBreak="0">
     <w:nsid w:val="5FA516A7"/>
     <w:multiLevelType w:val="multilevel"/>
     <w:tmpl w:val="63D2FA0A"/>
@@ -6385,7 +6700,7 @@
       </w:rPr>
     </w:lvl>
   </w:abstractNum>
-  <w:abstractNum w:abstractNumId="14" w15:restartNumberingAfterBreak="0">
+  <w:abstractNum w:abstractNumId="15" w15:restartNumberingAfterBreak="0">
     <w:nsid w:val="6DB757D9"/>
     <w:multiLevelType w:val="multilevel"/>
     <w:tmpl w:val="EB68BC68"/>
@@ -6534,7 +6849,7 @@
       </w:rPr>
     </w:lvl>
   </w:abstractNum>
-  <w:abstractNum w:abstractNumId="15" w15:restartNumberingAfterBreak="0">
+  <w:abstractNum w:abstractNumId="16" w15:restartNumberingAfterBreak="0">
     <w:nsid w:val="72B12E7D"/>
     <w:multiLevelType w:val="multilevel"/>
     <w:tmpl w:val="55BEC34C"/>
@@ -6684,52 +6999,55 @@
     </w:lvl>
   </w:abstractNum>
   <w:num w:numId="1" w16cid:durableId="1978945811">
-    <w:abstractNumId w:val="9"/>
+    <w:abstractNumId w:val="10"/>
   </w:num>
   <w:num w:numId="2" w16cid:durableId="1238049275">
     <w:abstractNumId w:val="0"/>
   </w:num>
   <w:num w:numId="3" w16cid:durableId="1085492691">
-    <w:abstractNumId w:val="3"/>
+    <w:abstractNumId w:val="4"/>
   </w:num>
   <w:num w:numId="4" w16cid:durableId="776372018">
+    <w:abstractNumId w:val="9"/>
+  </w:num>
+  <w:num w:numId="5" w16cid:durableId="739668218">
+    <w:abstractNumId w:val="13"/>
+  </w:num>
+  <w:num w:numId="6" w16cid:durableId="1484850568">
+    <w:abstractNumId w:val="16"/>
+  </w:num>
+  <w:num w:numId="7" w16cid:durableId="316498941">
     <w:abstractNumId w:val="8"/>
   </w:num>
-  <w:num w:numId="5" w16cid:durableId="739668218">
-    <w:abstractNumId w:val="12"/>
-  </w:num>
-  <w:num w:numId="6" w16cid:durableId="1484850568">
-    <w:abstractNumId w:val="15"/>
-  </w:num>
-  <w:num w:numId="7" w16cid:durableId="316498941">
-    <w:abstractNumId w:val="7"/>
-  </w:num>
   <w:num w:numId="8" w16cid:durableId="699165677">
-    <w:abstractNumId w:val="5"/>
+    <w:abstractNumId w:val="6"/>
   </w:num>
   <w:num w:numId="9" w16cid:durableId="2016688739">
     <w:abstractNumId w:val="1"/>
   </w:num>
   <w:num w:numId="10" w16cid:durableId="1198927766">
+    <w:abstractNumId w:val="15"/>
+  </w:num>
+  <w:num w:numId="11" w16cid:durableId="694581721">
+    <w:abstractNumId w:val="7"/>
+  </w:num>
+  <w:num w:numId="12" w16cid:durableId="2022395361">
     <w:abstractNumId w:val="14"/>
   </w:num>
-  <w:num w:numId="11" w16cid:durableId="694581721">
-    <w:abstractNumId w:val="6"/>
-  </w:num>
-  <w:num w:numId="12" w16cid:durableId="2022395361">
-    <w:abstractNumId w:val="13"/>
-  </w:num>
   <w:num w:numId="13" w16cid:durableId="813371540">
-    <w:abstractNumId w:val="2"/>
+    <w:abstractNumId w:val="3"/>
   </w:num>
   <w:num w:numId="14" w16cid:durableId="2141418436">
-    <w:abstractNumId w:val="10"/>
+    <w:abstractNumId w:val="11"/>
   </w:num>
   <w:num w:numId="15" w16cid:durableId="319238780">
-    <w:abstractNumId w:val="11"/>
+    <w:abstractNumId w:val="12"/>
   </w:num>
   <w:num w:numId="16" w16cid:durableId="831874346">
-    <w:abstractNumId w:val="4"/>
+    <w:abstractNumId w:val="5"/>
+  </w:num>
+  <w:num w:numId="17" w16cid:durableId="2077241956">
+    <w:abstractNumId w:val="2"/>
   </w:num>
 </w:numbering>
 </file>
